--- a/lecNote/03_javaScript/0811.ch11_이벤트.docx
+++ b/lecNote/03_javaScript/0811.ch11_이벤트.docx
@@ -1,6 +1,6 @@
 
 <file path=word/document.xml><?xml version="1.0" encoding="utf-8"?>
-<w:document xmlns:wpc="http://schemas.microsoft.com/office/word/2010/wordprocessingCanvas" xmlns:cx="http://schemas.microsoft.com/office/drawing/2014/chartex" xmlns:mc="http://schemas.openxmlformats.org/markup-compatibility/2006" xmlns:o="urn:schemas-microsoft-com:office:office" xmlns:r="http://schemas.openxmlformats.org/officeDocument/2006/relationships" xmlns:m="http://schemas.openxmlformats.org/officeDocument/2006/math" xmlns:v="urn:schemas-microsoft-com:vml" xmlns:wp14="http://schemas.microsoft.com/office/word/2010/wordprocessingDrawing" xmlns:wp="http://schemas.openxmlformats.org/drawingml/2006/wordprocessingDrawing" xmlns:w10="urn:schemas-microsoft-com:office:word" xmlns:w="http://schemas.openxmlformats.org/wordprocessingml/2006/main" xmlns:w14="http://schemas.microsoft.com/office/word/2010/wordml" xmlns:w15="http://schemas.microsoft.com/office/word/2012/wordml" xmlns:w16se="http://schemas.microsoft.com/office/word/2015/wordml/symex" xmlns:wpg="http://schemas.microsoft.com/office/word/2010/wordprocessingGroup" xmlns:wpi="http://schemas.microsoft.com/office/word/2010/wordprocessingInk" xmlns:wne="http://schemas.microsoft.com/office/word/2006/wordml" xmlns:wps="http://schemas.microsoft.com/office/word/2010/wordprocessingShape" mc:Ignorable="w14 w15 w16se wp14">
+<w:document xmlns:wpc="http://schemas.microsoft.com/office/word/2010/wordprocessingCanvas" xmlns:cx="http://schemas.microsoft.com/office/drawing/2014/chartex" xmlns:cx1="http://schemas.microsoft.com/office/drawing/2015/9/8/chartex" xmlns:cx2="http://schemas.microsoft.com/office/drawing/2015/10/21/chartex" xmlns:cx3="http://schemas.microsoft.com/office/drawing/2016/5/9/chartex" xmlns:cx4="http://schemas.microsoft.com/office/drawing/2016/5/10/chartex" xmlns:cx5="http://schemas.microsoft.com/office/drawing/2016/5/11/chartex" xmlns:cx6="http://schemas.microsoft.com/office/drawing/2016/5/12/chartex" xmlns:cx7="http://schemas.microsoft.com/office/drawing/2016/5/13/chartex" xmlns:cx8="http://schemas.microsoft.com/office/drawing/2016/5/14/chartex" xmlns:mc="http://schemas.openxmlformats.org/markup-compatibility/2006" xmlns:aink="http://schemas.microsoft.com/office/drawing/2016/ink" xmlns:am3d="http://schemas.microsoft.com/office/drawing/2017/model3d" xmlns:o="urn:schemas-microsoft-com:office:office" xmlns:r="http://schemas.openxmlformats.org/officeDocument/2006/relationships" xmlns:m="http://schemas.openxmlformats.org/officeDocument/2006/math" xmlns:v="urn:schemas-microsoft-com:vml" xmlns:wp14="http://schemas.microsoft.com/office/word/2010/wordprocessingDrawing" xmlns:wp="http://schemas.openxmlformats.org/drawingml/2006/wordprocessingDrawing" xmlns:w10="urn:schemas-microsoft-com:office:word" xmlns:w="http://schemas.openxmlformats.org/wordprocessingml/2006/main" xmlns:w14="http://schemas.microsoft.com/office/word/2010/wordml" xmlns:w15="http://schemas.microsoft.com/office/word/2012/wordml" xmlns:w16cid="http://schemas.microsoft.com/office/word/2016/wordml/cid" xmlns:w16se="http://schemas.microsoft.com/office/word/2015/wordml/symex" xmlns:wpg="http://schemas.microsoft.com/office/word/2010/wordprocessingGroup" xmlns:wpi="http://schemas.microsoft.com/office/word/2010/wordprocessingInk" xmlns:wne="http://schemas.microsoft.com/office/word/2006/wordml" xmlns:wps="http://schemas.microsoft.com/office/word/2010/wordprocessingShape" mc:Ignorable="w14 w15 w16se w16cid wp14">
   <w:body>
     <w:p>
       <w:pPr>
@@ -91,43 +91,7 @@
           <w:sz w:val="19"/>
           <w:szCs w:val="19"/>
         </w:rPr>
-        <w:t xml:space="preserve">사전적 </w:t>
-      </w:r>
-      <w:proofErr w:type="gramStart"/>
-      <w:r>
-        <w:rPr>
-          <w:rFonts w:hint="eastAsia"/>
-          <w:sz w:val="19"/>
-          <w:szCs w:val="19"/>
-        </w:rPr>
-        <w:t>정의 :</w:t>
-      </w:r>
-      <w:proofErr w:type="gramEnd"/>
-      <w:r>
-        <w:rPr>
-          <w:rFonts w:hint="eastAsia"/>
-          <w:sz w:val="19"/>
-          <w:szCs w:val="19"/>
-        </w:rPr>
-        <w:t xml:space="preserve"> 자바 스크립트에서 DOM을 통해 동적인 </w:t>
-      </w:r>
-      <w:proofErr w:type="spellStart"/>
-      <w:r>
-        <w:rPr>
-          <w:rFonts w:hint="eastAsia"/>
-          <w:sz w:val="19"/>
-          <w:szCs w:val="19"/>
-        </w:rPr>
-        <w:t>화면처리를</w:t>
-      </w:r>
-      <w:proofErr w:type="spellEnd"/>
-      <w:r>
-        <w:rPr>
-          <w:rFonts w:hint="eastAsia"/>
-          <w:sz w:val="19"/>
-          <w:szCs w:val="19"/>
-        </w:rPr>
-        <w:t xml:space="preserve"> 위해 처리하는 내용</w:t>
+        <w:t>사전적 정의 : 자바 스크립트에서 DOM을 통해 동적인 화면처리를 위해 처리하는 내용</w:t>
       </w:r>
     </w:p>
     <w:p>
@@ -168,143 +132,7 @@
           <w:sz w:val="19"/>
           <w:szCs w:val="19"/>
         </w:rPr>
-        <w:t xml:space="preserve">(ex) </w:t>
-      </w:r>
-      <w:proofErr w:type="spellStart"/>
-      <w:r>
-        <w:rPr>
-          <w:rFonts w:hint="eastAsia"/>
-          <w:sz w:val="19"/>
-          <w:szCs w:val="19"/>
-        </w:rPr>
-        <w:t>onclick</w:t>
-      </w:r>
-      <w:proofErr w:type="spellEnd"/>
-      <w:r>
-        <w:rPr>
-          <w:rFonts w:hint="eastAsia"/>
-          <w:sz w:val="19"/>
-          <w:szCs w:val="19"/>
-        </w:rPr>
-        <w:t xml:space="preserve">, </w:t>
-      </w:r>
-      <w:proofErr w:type="spellStart"/>
-      <w:r>
-        <w:rPr>
-          <w:rFonts w:hint="eastAsia"/>
-          <w:sz w:val="19"/>
-          <w:szCs w:val="19"/>
-        </w:rPr>
-        <w:t>onmouseover</w:t>
-      </w:r>
-      <w:proofErr w:type="spellEnd"/>
-      <w:r>
-        <w:rPr>
-          <w:rFonts w:hint="eastAsia"/>
-          <w:sz w:val="19"/>
-          <w:szCs w:val="19"/>
-        </w:rPr>
-        <w:t xml:space="preserve">, </w:t>
-      </w:r>
-      <w:proofErr w:type="spellStart"/>
-      <w:r>
-        <w:rPr>
-          <w:rFonts w:hint="eastAsia"/>
-          <w:sz w:val="19"/>
-          <w:szCs w:val="19"/>
-        </w:rPr>
-        <w:t>onmouseout</w:t>
-      </w:r>
-      <w:proofErr w:type="spellEnd"/>
-      <w:r>
-        <w:rPr>
-          <w:rFonts w:hint="eastAsia"/>
-          <w:sz w:val="19"/>
-          <w:szCs w:val="19"/>
-        </w:rPr>
-        <w:t xml:space="preserve">, </w:t>
-      </w:r>
-      <w:proofErr w:type="spellStart"/>
-      <w:r>
-        <w:rPr>
-          <w:rFonts w:hint="eastAsia"/>
-          <w:sz w:val="19"/>
-          <w:szCs w:val="19"/>
-        </w:rPr>
-        <w:t>onkeyup</w:t>
-      </w:r>
-      <w:proofErr w:type="spellEnd"/>
-      <w:r>
-        <w:rPr>
-          <w:rFonts w:hint="eastAsia"/>
-          <w:sz w:val="19"/>
-          <w:szCs w:val="19"/>
-        </w:rPr>
-        <w:t xml:space="preserve">(키보드의 </w:t>
-      </w:r>
-      <w:proofErr w:type="spellStart"/>
-      <w:r>
-        <w:rPr>
-          <w:rFonts w:hint="eastAsia"/>
-          <w:sz w:val="19"/>
-          <w:szCs w:val="19"/>
-        </w:rPr>
-        <w:t>특정키를</w:t>
-      </w:r>
-      <w:proofErr w:type="spellEnd"/>
-      <w:r>
-        <w:rPr>
-          <w:rFonts w:hint="eastAsia"/>
-          <w:sz w:val="19"/>
-          <w:szCs w:val="19"/>
-        </w:rPr>
-        <w:t xml:space="preserve"> 눌렀다가 올라올 때, </w:t>
-      </w:r>
-      <w:proofErr w:type="spellStart"/>
-      <w:r>
-        <w:rPr>
-          <w:rFonts w:hint="eastAsia"/>
-          <w:sz w:val="19"/>
-          <w:szCs w:val="19"/>
-        </w:rPr>
-        <w:t>event.keyCode</w:t>
-      </w:r>
-      <w:proofErr w:type="spellEnd"/>
-      <w:r>
-        <w:rPr>
-          <w:rFonts w:hint="eastAsia"/>
-          <w:sz w:val="19"/>
-          <w:szCs w:val="19"/>
-        </w:rPr>
-        <w:t xml:space="preserve"> 해당키의 고유 </w:t>
-      </w:r>
-      <w:proofErr w:type="spellStart"/>
-      <w:r>
-        <w:rPr>
-          <w:rFonts w:hint="eastAsia"/>
-          <w:sz w:val="19"/>
-          <w:szCs w:val="19"/>
-        </w:rPr>
-        <w:t>코드값</w:t>
-      </w:r>
-      <w:proofErr w:type="spellEnd"/>
-      <w:proofErr w:type="gramStart"/>
-      <w:r>
-        <w:rPr>
-          <w:rFonts w:hint="eastAsia"/>
-          <w:sz w:val="19"/>
-          <w:szCs w:val="19"/>
-        </w:rPr>
-        <w:t>..</w:t>
-      </w:r>
-      <w:proofErr w:type="gramEnd"/>
-      <w:r>
-        <w:rPr>
-          <w:rFonts w:hint="eastAsia"/>
-          <w:sz w:val="19"/>
-          <w:szCs w:val="19"/>
-        </w:rPr>
-        <w:t>)</w:t>
+        <w:t>(ex) onclick, onmouseover, onmouseout, onkeyup(키보드의 특정키를 눌렀다가 올라올 때, event.keyCode 해당키의 고유 코드값..)</w:t>
       </w:r>
     </w:p>
     <w:p>
@@ -342,43 +170,7 @@
           <w:sz w:val="19"/>
           <w:szCs w:val="19"/>
         </w:rPr>
-        <w:t xml:space="preserve">indow 객체의 </w:t>
-      </w:r>
-      <w:proofErr w:type="spellStart"/>
-      <w:r>
-        <w:rPr>
-          <w:rFonts w:hint="eastAsia"/>
-          <w:sz w:val="19"/>
-          <w:szCs w:val="19"/>
-        </w:rPr>
-        <w:t>onload</w:t>
-      </w:r>
-      <w:proofErr w:type="spellEnd"/>
-      <w:r>
-        <w:rPr>
-          <w:rFonts w:hint="eastAsia"/>
-          <w:sz w:val="19"/>
-          <w:szCs w:val="19"/>
-        </w:rPr>
-        <w:t xml:space="preserve"> 속성에 함수 </w:t>
-      </w:r>
-      <w:proofErr w:type="spellStart"/>
-      <w:r>
-        <w:rPr>
-          <w:rFonts w:hint="eastAsia"/>
-          <w:sz w:val="19"/>
-          <w:szCs w:val="19"/>
-        </w:rPr>
-        <w:t>자료형을</w:t>
-      </w:r>
-      <w:proofErr w:type="spellEnd"/>
-      <w:r>
-        <w:rPr>
-          <w:rFonts w:hint="eastAsia"/>
-          <w:sz w:val="19"/>
-          <w:szCs w:val="19"/>
-        </w:rPr>
-        <w:t xml:space="preserve"> 할당하는 것</w:t>
+        <w:t>indow 객체의 onload 속성에 함수 자료형을 할당하는 것</w:t>
       </w:r>
     </w:p>
     <w:p>
@@ -728,33 +520,7 @@
           <w:szCs w:val="19"/>
           <w:highlight w:val="white"/>
         </w:rPr>
-        <w:t xml:space="preserve">        </w:t>
-      </w:r>
-      <w:proofErr w:type="spellStart"/>
-      <w:proofErr w:type="gramStart"/>
-      <w:r>
-        <w:rPr>
-          <w:rFonts w:ascii="돋움체" w:hAnsi="돋움체" w:cs="돋움체"/>
-          <w:color w:val="000000"/>
-          <w:kern w:val="0"/>
-          <w:sz w:val="19"/>
-          <w:szCs w:val="19"/>
-          <w:highlight w:val="white"/>
-        </w:rPr>
-        <w:t>window.onload</w:t>
-      </w:r>
-      <w:proofErr w:type="spellEnd"/>
-      <w:proofErr w:type="gramEnd"/>
-      <w:r>
-        <w:rPr>
-          <w:rFonts w:ascii="돋움체" w:hAnsi="돋움체" w:cs="돋움체"/>
-          <w:color w:val="000000"/>
-          <w:kern w:val="0"/>
-          <w:sz w:val="19"/>
-          <w:szCs w:val="19"/>
-          <w:highlight w:val="white"/>
-        </w:rPr>
-        <w:t xml:space="preserve"> = </w:t>
+        <w:t xml:space="preserve">        window.onload = </w:t>
       </w:r>
       <w:r>
         <w:rPr>
@@ -806,7 +572,6 @@
         </w:rPr>
         <w:t xml:space="preserve">            </w:t>
       </w:r>
-      <w:proofErr w:type="spellStart"/>
       <w:r>
         <w:rPr>
           <w:rFonts w:ascii="돋움체" w:hAnsi="돋움체" w:cs="돋움체"/>
@@ -818,43 +583,16 @@
         </w:rPr>
         <w:t>var</w:t>
       </w:r>
-      <w:proofErr w:type="spellEnd"/>
-      <w:r>
-        <w:rPr>
-          <w:rFonts w:ascii="돋움체" w:hAnsi="돋움체" w:cs="돋움체"/>
-          <w:color w:val="000000"/>
-          <w:kern w:val="0"/>
-          <w:sz w:val="19"/>
-          <w:szCs w:val="19"/>
-          <w:highlight w:val="white"/>
-        </w:rPr>
-        <w:t xml:space="preserve"> header = </w:t>
-      </w:r>
-      <w:proofErr w:type="spellStart"/>
-      <w:proofErr w:type="gramStart"/>
-      <w:r>
-        <w:rPr>
-          <w:rFonts w:ascii="돋움체" w:hAnsi="돋움체" w:cs="돋움체"/>
-          <w:color w:val="000000"/>
-          <w:kern w:val="0"/>
-          <w:sz w:val="19"/>
-          <w:szCs w:val="19"/>
-          <w:highlight w:val="white"/>
-        </w:rPr>
-        <w:t>document.getElementById</w:t>
-      </w:r>
-      <w:proofErr w:type="spellEnd"/>
-      <w:proofErr w:type="gramEnd"/>
-      <w:r>
-        <w:rPr>
-          <w:rFonts w:ascii="돋움체" w:hAnsi="돋움체" w:cs="돋움체"/>
-          <w:color w:val="000000"/>
-          <w:kern w:val="0"/>
-          <w:sz w:val="19"/>
-          <w:szCs w:val="19"/>
-          <w:highlight w:val="white"/>
-        </w:rPr>
-        <w:t>(</w:t>
+      <w:r>
+        <w:rPr>
+          <w:rFonts w:ascii="돋움체" w:hAnsi="돋움체" w:cs="돋움체"/>
+          <w:color w:val="000000"/>
+          <w:kern w:val="0"/>
+          <w:sz w:val="19"/>
+          <w:szCs w:val="19"/>
+          <w:highlight w:val="white"/>
+        </w:rPr>
+        <w:t xml:space="preserve"> header = document.getElementById(</w:t>
       </w:r>
       <w:r>
         <w:rPr>
@@ -926,44 +664,7 @@
           <w:szCs w:val="19"/>
           <w:highlight w:val="white"/>
         </w:rPr>
-        <w:t xml:space="preserve"> </w:t>
-      </w:r>
-      <w:proofErr w:type="spellStart"/>
-      <w:proofErr w:type="gramStart"/>
-      <w:r>
-        <w:rPr>
-          <w:rFonts w:ascii="돋움체" w:hAnsi="돋움체" w:cs="돋움체"/>
-          <w:color w:val="000000"/>
-          <w:kern w:val="0"/>
-          <w:sz w:val="19"/>
-          <w:szCs w:val="19"/>
-          <w:highlight w:val="white"/>
-        </w:rPr>
-        <w:t>whenClick</w:t>
-      </w:r>
-      <w:proofErr w:type="spellEnd"/>
-      <w:r>
-        <w:rPr>
-          <w:rFonts w:ascii="돋움체" w:hAnsi="돋움체" w:cs="돋움체"/>
-          <w:color w:val="000000"/>
-          <w:kern w:val="0"/>
-          <w:sz w:val="19"/>
-          <w:szCs w:val="19"/>
-          <w:highlight w:val="white"/>
-        </w:rPr>
-        <w:t>(</w:t>
-      </w:r>
-      <w:proofErr w:type="gramEnd"/>
-      <w:r>
-        <w:rPr>
-          <w:rFonts w:ascii="돋움체" w:hAnsi="돋움체" w:cs="돋움체"/>
-          <w:color w:val="000000"/>
-          <w:kern w:val="0"/>
-          <w:sz w:val="19"/>
-          <w:szCs w:val="19"/>
-          <w:highlight w:val="white"/>
-        </w:rPr>
-        <w:t>) { alert(</w:t>
+        <w:t xml:space="preserve"> whenClick() { alert(</w:t>
       </w:r>
       <w:r>
         <w:rPr>
@@ -1013,57 +714,7 @@
           <w:szCs w:val="19"/>
           <w:highlight w:val="white"/>
         </w:rPr>
-        <w:t xml:space="preserve">            </w:t>
-      </w:r>
-      <w:proofErr w:type="spellStart"/>
-      <w:proofErr w:type="gramStart"/>
-      <w:r>
-        <w:rPr>
-          <w:rFonts w:ascii="돋움체" w:hAnsi="돋움체" w:cs="돋움체"/>
-          <w:color w:val="000000"/>
-          <w:kern w:val="0"/>
-          <w:sz w:val="19"/>
-          <w:szCs w:val="19"/>
-          <w:highlight w:val="white"/>
-        </w:rPr>
-        <w:t>header.onclick</w:t>
-      </w:r>
-      <w:proofErr w:type="spellEnd"/>
-      <w:proofErr w:type="gramEnd"/>
-      <w:r>
-        <w:rPr>
-          <w:rFonts w:ascii="돋움체" w:hAnsi="돋움체" w:cs="돋움체"/>
-          <w:color w:val="000000"/>
-          <w:kern w:val="0"/>
-          <w:sz w:val="19"/>
-          <w:szCs w:val="19"/>
-          <w:highlight w:val="white"/>
-        </w:rPr>
-        <w:t xml:space="preserve"> = </w:t>
-      </w:r>
-      <w:proofErr w:type="spellStart"/>
-      <w:r>
-        <w:rPr>
-          <w:rFonts w:ascii="돋움체" w:hAnsi="돋움체" w:cs="돋움체"/>
-          <w:color w:val="000000"/>
-          <w:kern w:val="0"/>
-          <w:sz w:val="19"/>
-          <w:szCs w:val="19"/>
-          <w:highlight w:val="white"/>
-        </w:rPr>
-        <w:t>whenClick</w:t>
-      </w:r>
-      <w:proofErr w:type="spellEnd"/>
-      <w:r>
-        <w:rPr>
-          <w:rFonts w:ascii="돋움체" w:hAnsi="돋움체" w:cs="돋움체"/>
-          <w:color w:val="000000"/>
-          <w:kern w:val="0"/>
-          <w:sz w:val="19"/>
-          <w:szCs w:val="19"/>
-          <w:highlight w:val="white"/>
-        </w:rPr>
-        <w:t>;</w:t>
+        <w:t xml:space="preserve">            header.onclick = whenClick;</w:t>
       </w:r>
     </w:p>
     <w:p>
@@ -1463,61 +1114,7 @@
           <w:sz w:val="19"/>
           <w:szCs w:val="19"/>
         </w:rPr>
-        <w:t xml:space="preserve"> 이벤트 이름은 click, 이벤트 속성은 </w:t>
-      </w:r>
-      <w:proofErr w:type="spellStart"/>
-      <w:r>
-        <w:rPr>
-          <w:rFonts w:hint="eastAsia"/>
-          <w:sz w:val="19"/>
-          <w:szCs w:val="19"/>
-        </w:rPr>
-        <w:t>onclick</w:t>
-      </w:r>
-      <w:proofErr w:type="spellEnd"/>
-      <w:r>
-        <w:rPr>
-          <w:rFonts w:hint="eastAsia"/>
-          <w:sz w:val="19"/>
-          <w:szCs w:val="19"/>
-        </w:rPr>
-        <w:t xml:space="preserve">, </w:t>
-      </w:r>
-      <w:proofErr w:type="spellStart"/>
-      <w:r>
-        <w:rPr>
-          <w:rFonts w:hint="eastAsia"/>
-          <w:sz w:val="19"/>
-          <w:szCs w:val="19"/>
-        </w:rPr>
-        <w:t>이벤트리스너는</w:t>
-      </w:r>
-      <w:proofErr w:type="spellEnd"/>
-      <w:r>
-        <w:rPr>
-          <w:rFonts w:hint="eastAsia"/>
-          <w:sz w:val="19"/>
-          <w:szCs w:val="19"/>
-        </w:rPr>
-        <w:t xml:space="preserve"> </w:t>
-      </w:r>
-      <w:proofErr w:type="spellStart"/>
-      <w:r>
-        <w:rPr>
-          <w:rFonts w:hint="eastAsia"/>
-          <w:sz w:val="19"/>
-          <w:szCs w:val="19"/>
-        </w:rPr>
-        <w:t>whenClick</w:t>
-      </w:r>
-      <w:proofErr w:type="spellEnd"/>
-      <w:r>
-        <w:rPr>
-          <w:rFonts w:hint="eastAsia"/>
-          <w:sz w:val="19"/>
-          <w:szCs w:val="19"/>
-        </w:rPr>
-        <w:t>()함수</w:t>
+        <w:t xml:space="preserve"> 이벤트 이름은 click, 이벤트 속성은 onclick, 이벤트리스너는 whenClick()함수</w:t>
       </w:r>
     </w:p>
     <w:p>
@@ -1629,7 +1226,6 @@
         </w:rPr>
         <w:t xml:space="preserve"> </w:t>
       </w:r>
-      <w:proofErr w:type="spellStart"/>
       <w:r>
         <w:rPr>
           <w:rFonts w:ascii="Consolas" w:eastAsia="굴림" w:hAnsi="Consolas" w:cs="굴림"/>
@@ -1640,7 +1236,6 @@
         </w:rPr>
         <w:t>lang</w:t>
       </w:r>
-      <w:proofErr w:type="spellEnd"/>
       <w:r>
         <w:rPr>
           <w:rFonts w:ascii="Consolas" w:eastAsia="굴림" w:hAnsi="Consolas" w:cs="굴림"/>
@@ -1659,29 +1254,7 @@
           <w:sz w:val="18"/>
           <w:szCs w:val="18"/>
         </w:rPr>
-        <w:t>"</w:t>
-      </w:r>
-      <w:proofErr w:type="spellStart"/>
-      <w:r>
-        <w:rPr>
-          <w:rFonts w:ascii="Consolas" w:eastAsia="굴림" w:hAnsi="Consolas" w:cs="굴림"/>
-          <w:color w:val="0000FF"/>
-          <w:kern w:val="0"/>
-          <w:sz w:val="18"/>
-          <w:szCs w:val="18"/>
-        </w:rPr>
-        <w:t>ko</w:t>
-      </w:r>
-      <w:proofErr w:type="spellEnd"/>
-      <w:r>
-        <w:rPr>
-          <w:rFonts w:ascii="Consolas" w:eastAsia="굴림" w:hAnsi="Consolas" w:cs="굴림"/>
-          <w:color w:val="0000FF"/>
-          <w:kern w:val="0"/>
-          <w:sz w:val="18"/>
-          <w:szCs w:val="18"/>
-        </w:rPr>
-        <w:t>"</w:t>
+        <w:t>"ko"</w:t>
       </w:r>
       <w:r>
         <w:rPr>
@@ -2046,7 +1619,6 @@
         </w:rPr>
         <w:t xml:space="preserve">    </w:t>
       </w:r>
-      <w:proofErr w:type="spellStart"/>
       <w:r>
         <w:rPr>
           <w:rFonts w:ascii="Consolas" w:eastAsia="굴림" w:hAnsi="Consolas" w:cs="굴림"/>
@@ -2057,7 +1629,6 @@
         </w:rPr>
         <w:t>const</w:t>
       </w:r>
-      <w:proofErr w:type="spellEnd"/>
       <w:r>
         <w:rPr>
           <w:rFonts w:ascii="Consolas" w:eastAsia="굴림" w:hAnsi="Consolas" w:cs="굴림"/>
@@ -2068,7 +1639,6 @@
         </w:rPr>
         <w:t xml:space="preserve"> </w:t>
       </w:r>
-      <w:proofErr w:type="spellStart"/>
       <w:r>
         <w:rPr>
           <w:rFonts w:ascii="Consolas" w:eastAsia="굴림" w:hAnsi="Consolas" w:cs="굴림"/>
@@ -2079,48 +1649,25 @@
         </w:rPr>
         <w:t>whenClick</w:t>
       </w:r>
-      <w:proofErr w:type="spellEnd"/>
-      <w:r>
-        <w:rPr>
-          <w:rFonts w:ascii="Consolas" w:eastAsia="굴림" w:hAnsi="Consolas" w:cs="굴림"/>
-          <w:color w:val="000000"/>
-          <w:kern w:val="0"/>
-          <w:sz w:val="18"/>
-          <w:szCs w:val="18"/>
-        </w:rPr>
-        <w:t xml:space="preserve"> = </w:t>
-      </w:r>
-      <w:proofErr w:type="gramStart"/>
-      <w:r>
-        <w:rPr>
-          <w:rFonts w:ascii="Consolas" w:eastAsia="굴림" w:hAnsi="Consolas" w:cs="굴림"/>
-          <w:color w:val="000000"/>
-          <w:kern w:val="0"/>
-          <w:sz w:val="18"/>
-          <w:szCs w:val="18"/>
-        </w:rPr>
-        <w:t>()</w:t>
-      </w:r>
-      <w:r>
-        <w:rPr>
-          <w:rFonts w:ascii="Consolas" w:eastAsia="굴림" w:hAnsi="Consolas" w:cs="굴림"/>
-          <w:color w:val="0000FF"/>
-          <w:kern w:val="0"/>
-          <w:sz w:val="18"/>
-          <w:szCs w:val="18"/>
-        </w:rPr>
-        <w:t>=</w:t>
-      </w:r>
-      <w:proofErr w:type="gramEnd"/>
-      <w:r>
-        <w:rPr>
-          <w:rFonts w:ascii="Consolas" w:eastAsia="굴림" w:hAnsi="Consolas" w:cs="굴림"/>
-          <w:color w:val="0000FF"/>
-          <w:kern w:val="0"/>
-          <w:sz w:val="18"/>
-          <w:szCs w:val="18"/>
-        </w:rPr>
-        <w:t>&gt;</w:t>
+      <w:r>
+        <w:rPr>
+          <w:rFonts w:ascii="Consolas" w:eastAsia="굴림" w:hAnsi="Consolas" w:cs="굴림"/>
+          <w:color w:val="000000"/>
+          <w:kern w:val="0"/>
+          <w:sz w:val="18"/>
+          <w:szCs w:val="18"/>
+        </w:rPr>
+        <w:t xml:space="preserve"> = ()</w:t>
+      </w:r>
+      <w:r>
+        <w:rPr>
+          <w:rFonts w:ascii="Consolas" w:eastAsia="굴림" w:hAnsi="Consolas" w:cs="굴림"/>
+          <w:color w:val="0000FF"/>
+          <w:kern w:val="0"/>
+          <w:sz w:val="18"/>
+          <w:szCs w:val="18"/>
+        </w:rPr>
+        <w:t>=&gt;</w:t>
       </w:r>
       <w:r>
         <w:rPr>
@@ -2250,7 +1797,6 @@
         </w:rPr>
         <w:t xml:space="preserve">      </w:t>
       </w:r>
-      <w:proofErr w:type="spellStart"/>
       <w:r>
         <w:rPr>
           <w:rFonts w:ascii="Consolas" w:eastAsia="굴림" w:hAnsi="Consolas" w:cs="굴림"/>
@@ -2261,7 +1807,6 @@
         </w:rPr>
         <w:t>var</w:t>
       </w:r>
-      <w:proofErr w:type="spellEnd"/>
       <w:r>
         <w:rPr>
           <w:rFonts w:ascii="Consolas" w:eastAsia="굴림" w:hAnsi="Consolas" w:cs="굴림"/>
@@ -2292,8 +1837,6 @@
         </w:rPr>
         <w:t xml:space="preserve"> = </w:t>
       </w:r>
-      <w:proofErr w:type="spellStart"/>
-      <w:proofErr w:type="gramStart"/>
       <w:r>
         <w:rPr>
           <w:rFonts w:ascii="Consolas" w:eastAsia="굴림" w:hAnsi="Consolas" w:cs="굴림"/>
@@ -2324,8 +1867,6 @@
         </w:rPr>
         <w:t>querySelector</w:t>
       </w:r>
-      <w:proofErr w:type="spellEnd"/>
-      <w:proofErr w:type="gramEnd"/>
       <w:r>
         <w:rPr>
           <w:rFonts w:ascii="Consolas" w:eastAsia="굴림" w:hAnsi="Consolas" w:cs="굴림"/>
@@ -2502,9 +2043,18 @@
           <w:sz w:val="18"/>
           <w:szCs w:val="18"/>
         </w:rPr>
-        <w:t>h</w:t>
-      </w:r>
-      <w:proofErr w:type="gramStart"/>
+        <w:t>h1</w:t>
+      </w:r>
+      <w:r>
+        <w:rPr>
+          <w:rFonts w:ascii="Consolas" w:eastAsia="굴림" w:hAnsi="Consolas" w:cs="굴림"/>
+          <w:color w:val="000000"/>
+          <w:kern w:val="0"/>
+          <w:sz w:val="18"/>
+          <w:szCs w:val="18"/>
+        </w:rPr>
+        <w:t>.</w:t>
+      </w:r>
       <w:r>
         <w:rPr>
           <w:rFonts w:ascii="Consolas" w:eastAsia="굴림" w:hAnsi="Consolas" w:cs="굴림"/>
@@ -2513,29 +2063,8 @@
           <w:sz w:val="18"/>
           <w:szCs w:val="18"/>
         </w:rPr>
-        <w:t>1</w:t>
-      </w:r>
-      <w:r>
-        <w:rPr>
-          <w:rFonts w:ascii="Consolas" w:eastAsia="굴림" w:hAnsi="Consolas" w:cs="굴림"/>
-          <w:color w:val="000000"/>
-          <w:kern w:val="0"/>
-          <w:sz w:val="18"/>
-          <w:szCs w:val="18"/>
-        </w:rPr>
-        <w:t>.</w:t>
-      </w:r>
-      <w:r>
-        <w:rPr>
-          <w:rFonts w:ascii="Consolas" w:eastAsia="굴림" w:hAnsi="Consolas" w:cs="굴림"/>
-          <w:color w:val="001080"/>
-          <w:kern w:val="0"/>
-          <w:sz w:val="18"/>
-          <w:szCs w:val="18"/>
-        </w:rPr>
         <w:t>style</w:t>
       </w:r>
-      <w:proofErr w:type="gramEnd"/>
       <w:r>
         <w:rPr>
           <w:rFonts w:ascii="Consolas" w:eastAsia="굴림" w:hAnsi="Consolas" w:cs="굴림"/>
@@ -2761,7 +2290,6 @@
         </w:rPr>
         <w:t xml:space="preserve"> </w:t>
       </w:r>
-      <w:proofErr w:type="spellStart"/>
       <w:r>
         <w:rPr>
           <w:rFonts w:ascii="Consolas" w:eastAsia="굴림" w:hAnsi="Consolas" w:cs="굴림"/>
@@ -2772,7 +2300,6 @@
         </w:rPr>
         <w:t>onclick</w:t>
       </w:r>
-      <w:proofErr w:type="spellEnd"/>
       <w:r>
         <w:rPr>
           <w:rFonts w:ascii="Consolas" w:eastAsia="굴림" w:hAnsi="Consolas" w:cs="굴림"/>
@@ -2793,7 +2320,6 @@
         </w:rPr>
         <w:t>"</w:t>
       </w:r>
-      <w:proofErr w:type="spellStart"/>
       <w:r>
         <w:rPr>
           <w:rFonts w:ascii="Consolas" w:eastAsia="굴림" w:hAnsi="Consolas" w:cs="굴림"/>
@@ -2804,7 +2330,6 @@
         </w:rPr>
         <w:t>whenClick</w:t>
       </w:r>
-      <w:proofErr w:type="spellEnd"/>
       <w:r>
         <w:rPr>
           <w:rFonts w:ascii="Consolas" w:eastAsia="굴림" w:hAnsi="Consolas" w:cs="굴림"/>
@@ -2997,7 +2522,6 @@
         </w:rPr>
         <w:t xml:space="preserve"> </w:t>
       </w:r>
-      <w:proofErr w:type="spellStart"/>
       <w:r>
         <w:rPr>
           <w:rFonts w:ascii="Consolas" w:eastAsia="굴림" w:hAnsi="Consolas" w:cs="굴림"/>
@@ -3008,7 +2532,6 @@
         </w:rPr>
         <w:t>lang</w:t>
       </w:r>
-      <w:proofErr w:type="spellEnd"/>
       <w:r>
         <w:rPr>
           <w:rFonts w:ascii="Consolas" w:eastAsia="굴림" w:hAnsi="Consolas" w:cs="굴림"/>
@@ -3027,29 +2550,7 @@
           <w:sz w:val="18"/>
           <w:szCs w:val="18"/>
         </w:rPr>
-        <w:t>"</w:t>
-      </w:r>
-      <w:proofErr w:type="spellStart"/>
-      <w:r>
-        <w:rPr>
-          <w:rFonts w:ascii="Consolas" w:eastAsia="굴림" w:hAnsi="Consolas" w:cs="굴림"/>
-          <w:color w:val="0000FF"/>
-          <w:kern w:val="0"/>
-          <w:sz w:val="18"/>
-          <w:szCs w:val="18"/>
-        </w:rPr>
-        <w:t>ko</w:t>
-      </w:r>
-      <w:proofErr w:type="spellEnd"/>
-      <w:r>
-        <w:rPr>
-          <w:rFonts w:ascii="Consolas" w:eastAsia="굴림" w:hAnsi="Consolas" w:cs="굴림"/>
-          <w:color w:val="0000FF"/>
-          <w:kern w:val="0"/>
-          <w:sz w:val="18"/>
-          <w:szCs w:val="18"/>
-        </w:rPr>
-        <w:t>"</w:t>
+        <w:t>"ko"</w:t>
       </w:r>
       <w:r>
         <w:rPr>
@@ -3248,8 +2749,6 @@
         </w:rPr>
         <w:t xml:space="preserve">    </w:t>
       </w:r>
-      <w:proofErr w:type="spellStart"/>
-      <w:proofErr w:type="gramStart"/>
       <w:r>
         <w:rPr>
           <w:rFonts w:ascii="Consolas" w:eastAsia="굴림" w:hAnsi="Consolas" w:cs="굴림"/>
@@ -3280,8 +2779,6 @@
         </w:rPr>
         <w:t>onload</w:t>
       </w:r>
-      <w:proofErr w:type="spellEnd"/>
-      <w:proofErr w:type="gramEnd"/>
       <w:r>
         <w:rPr>
           <w:rFonts w:ascii="Consolas" w:eastAsia="굴림" w:hAnsi="Consolas" w:cs="굴림"/>
@@ -3341,7 +2838,6 @@
         </w:rPr>
         <w:t xml:space="preserve">      </w:t>
       </w:r>
-      <w:proofErr w:type="spellStart"/>
       <w:r>
         <w:rPr>
           <w:rFonts w:ascii="Consolas" w:eastAsia="굴림" w:hAnsi="Consolas" w:cs="굴림"/>
@@ -3352,7 +2848,6 @@
         </w:rPr>
         <w:t>var</w:t>
       </w:r>
-      <w:proofErr w:type="spellEnd"/>
       <w:r>
         <w:rPr>
           <w:rFonts w:ascii="Consolas" w:eastAsia="굴림" w:hAnsi="Consolas" w:cs="굴림"/>
@@ -3383,8 +2878,6 @@
         </w:rPr>
         <w:t xml:space="preserve"> = </w:t>
       </w:r>
-      <w:proofErr w:type="spellStart"/>
-      <w:proofErr w:type="gramStart"/>
       <w:r>
         <w:rPr>
           <w:rFonts w:ascii="Consolas" w:eastAsia="굴림" w:hAnsi="Consolas" w:cs="굴림"/>
@@ -3415,8 +2908,6 @@
         </w:rPr>
         <w:t>getElementById</w:t>
       </w:r>
-      <w:proofErr w:type="spellEnd"/>
-      <w:proofErr w:type="gramEnd"/>
       <w:r>
         <w:rPr>
           <w:rFonts w:ascii="Consolas" w:eastAsia="굴림" w:hAnsi="Consolas" w:cs="굴림"/>
@@ -3476,7 +2967,6 @@
         </w:rPr>
         <w:t xml:space="preserve">      </w:t>
       </w:r>
-      <w:proofErr w:type="spellStart"/>
       <w:r>
         <w:rPr>
           <w:rFonts w:ascii="Consolas" w:eastAsia="굴림" w:hAnsi="Consolas" w:cs="굴림"/>
@@ -3487,7 +2977,6 @@
         </w:rPr>
         <w:t>var</w:t>
       </w:r>
-      <w:proofErr w:type="spellEnd"/>
       <w:r>
         <w:rPr>
           <w:rFonts w:ascii="Consolas" w:eastAsia="굴림" w:hAnsi="Consolas" w:cs="굴림"/>
@@ -3518,8 +3007,6 @@
         </w:rPr>
         <w:t xml:space="preserve">      = </w:t>
       </w:r>
-      <w:proofErr w:type="spellStart"/>
-      <w:proofErr w:type="gramStart"/>
       <w:r>
         <w:rPr>
           <w:rFonts w:ascii="Consolas" w:eastAsia="굴림" w:hAnsi="Consolas" w:cs="굴림"/>
@@ -3550,8 +3037,6 @@
         </w:rPr>
         <w:t>getElementsByTagName</w:t>
       </w:r>
-      <w:proofErr w:type="spellEnd"/>
-      <w:proofErr w:type="gramEnd"/>
       <w:r>
         <w:rPr>
           <w:rFonts w:ascii="Consolas" w:eastAsia="굴림" w:hAnsi="Consolas" w:cs="굴림"/>
@@ -3631,7 +3116,6 @@
         </w:rPr>
         <w:t xml:space="preserve">      </w:t>
       </w:r>
-      <w:proofErr w:type="spellStart"/>
       <w:r>
         <w:rPr>
           <w:rFonts w:ascii="Consolas" w:eastAsia="굴림" w:hAnsi="Consolas" w:cs="굴림"/>
@@ -3642,7 +3126,6 @@
         </w:rPr>
         <w:t>var</w:t>
       </w:r>
-      <w:proofErr w:type="spellEnd"/>
       <w:r>
         <w:rPr>
           <w:rFonts w:ascii="Consolas" w:eastAsia="굴림" w:hAnsi="Consolas" w:cs="굴림"/>
@@ -3653,7 +3136,6 @@
         </w:rPr>
         <w:t xml:space="preserve"> </w:t>
       </w:r>
-      <w:proofErr w:type="spellStart"/>
       <w:r>
         <w:rPr>
           <w:rFonts w:ascii="Consolas" w:eastAsia="굴림" w:hAnsi="Consolas" w:cs="굴림"/>
@@ -3664,7 +3146,6 @@
         </w:rPr>
         <w:t>cnt</w:t>
       </w:r>
-      <w:proofErr w:type="spellEnd"/>
       <w:r>
         <w:rPr>
           <w:rFonts w:ascii="Consolas" w:eastAsia="굴림" w:hAnsi="Consolas" w:cs="굴림"/>
@@ -3724,7 +3205,6 @@
         </w:rPr>
         <w:t xml:space="preserve">      </w:t>
       </w:r>
-      <w:proofErr w:type="gramStart"/>
       <w:r>
         <w:rPr>
           <w:rFonts w:ascii="Consolas" w:eastAsia="굴림" w:hAnsi="Consolas" w:cs="굴림"/>
@@ -3745,8 +3225,6 @@
         </w:rPr>
         <w:t>(</w:t>
       </w:r>
-      <w:proofErr w:type="spellStart"/>
-      <w:proofErr w:type="gramEnd"/>
       <w:r>
         <w:rPr>
           <w:rFonts w:ascii="Consolas" w:eastAsia="굴림" w:hAnsi="Consolas" w:cs="굴림"/>
@@ -3757,7 +3235,6 @@
         </w:rPr>
         <w:t>var</w:t>
       </w:r>
-      <w:proofErr w:type="spellEnd"/>
       <w:r>
         <w:rPr>
           <w:rFonts w:ascii="Consolas" w:eastAsia="굴림" w:hAnsi="Consolas" w:cs="굴림"/>
@@ -3857,7 +3334,6 @@
         </w:rPr>
         <w:t>        ++</w:t>
       </w:r>
-      <w:proofErr w:type="spellStart"/>
       <w:r>
         <w:rPr>
           <w:rFonts w:ascii="Consolas" w:eastAsia="굴림" w:hAnsi="Consolas" w:cs="굴림"/>
@@ -3868,7 +3344,6 @@
         </w:rPr>
         <w:t>cnt</w:t>
       </w:r>
-      <w:proofErr w:type="spellEnd"/>
       <w:r>
         <w:rPr>
           <w:rFonts w:ascii="Consolas" w:eastAsia="굴림" w:hAnsi="Consolas" w:cs="굴림"/>
@@ -3956,51 +3431,17 @@
           <w:sz w:val="18"/>
           <w:szCs w:val="18"/>
         </w:rPr>
-        <w:t>'</w:t>
-      </w:r>
-      <w:proofErr w:type="spellStart"/>
-      <w:r>
-        <w:rPr>
-          <w:rFonts w:ascii="Consolas" w:eastAsia="굴림" w:hAnsi="Consolas" w:cs="굴림"/>
-          <w:color w:val="A31515"/>
-          <w:kern w:val="0"/>
-          <w:sz w:val="18"/>
-          <w:szCs w:val="18"/>
-        </w:rPr>
-        <w:t>onclick</w:t>
-      </w:r>
-      <w:proofErr w:type="spellEnd"/>
-      <w:proofErr w:type="gramStart"/>
-      <w:r>
-        <w:rPr>
-          <w:rFonts w:ascii="Consolas" w:eastAsia="굴림" w:hAnsi="Consolas" w:cs="굴림"/>
-          <w:color w:val="A31515"/>
-          <w:kern w:val="0"/>
-          <w:sz w:val="18"/>
-          <w:szCs w:val="18"/>
-        </w:rPr>
-        <w:t>'</w:t>
-      </w:r>
-      <w:r>
-        <w:rPr>
-          <w:rFonts w:ascii="Consolas" w:eastAsia="굴림" w:hAnsi="Consolas" w:cs="굴림"/>
-          <w:color w:val="000000"/>
-          <w:kern w:val="0"/>
-          <w:sz w:val="18"/>
-          <w:szCs w:val="18"/>
-        </w:rPr>
-        <w:t>){</w:t>
-      </w:r>
-      <w:proofErr w:type="gramEnd"/>
-      <w:r>
-        <w:rPr>
-          <w:rFonts w:ascii="Consolas" w:eastAsia="굴림" w:hAnsi="Consolas" w:cs="굴림"/>
-          <w:color w:val="000000"/>
-          <w:kern w:val="0"/>
-          <w:sz w:val="18"/>
-          <w:szCs w:val="18"/>
-        </w:rPr>
-        <w:t xml:space="preserve"> </w:t>
+        <w:t>'onclick'</w:t>
+      </w:r>
+      <w:r>
+        <w:rPr>
+          <w:rFonts w:ascii="Consolas" w:eastAsia="굴림" w:hAnsi="Consolas" w:cs="굴림"/>
+          <w:color w:val="000000"/>
+          <w:kern w:val="0"/>
+          <w:sz w:val="18"/>
+          <w:szCs w:val="18"/>
+        </w:rPr>
+        <w:t xml:space="preserve">){ </w:t>
       </w:r>
       <w:r>
         <w:rPr>
@@ -4010,29 +3451,7 @@
           <w:sz w:val="18"/>
           <w:szCs w:val="18"/>
         </w:rPr>
-        <w:t>//</w:t>
-      </w:r>
-      <w:proofErr w:type="spellStart"/>
-      <w:r>
-        <w:rPr>
-          <w:rFonts w:ascii="Consolas" w:eastAsia="굴림" w:hAnsi="Consolas" w:cs="굴림"/>
-          <w:color w:val="008000"/>
-          <w:kern w:val="0"/>
-          <w:sz w:val="18"/>
-          <w:szCs w:val="18"/>
-        </w:rPr>
-        <w:t>key.substring</w:t>
-      </w:r>
-      <w:proofErr w:type="spellEnd"/>
-      <w:r>
-        <w:rPr>
-          <w:rFonts w:ascii="Consolas" w:eastAsia="굴림" w:hAnsi="Consolas" w:cs="굴림"/>
-          <w:color w:val="008000"/>
-          <w:kern w:val="0"/>
-          <w:sz w:val="18"/>
-          <w:szCs w:val="18"/>
-        </w:rPr>
-        <w:t>(0,2) == 'on'</w:t>
+        <w:t>//key.substring(0,2) == 'on'</w:t>
       </w:r>
     </w:p>
     <w:p>
@@ -4063,8 +3482,6 @@
         </w:rPr>
         <w:t xml:space="preserve">          </w:t>
       </w:r>
-      <w:proofErr w:type="spellStart"/>
-      <w:proofErr w:type="gramStart"/>
       <w:r>
         <w:rPr>
           <w:rFonts w:ascii="Consolas" w:eastAsia="굴림" w:hAnsi="Consolas" w:cs="굴림"/>
@@ -4095,8 +3512,6 @@
         </w:rPr>
         <w:t>innerHTML</w:t>
       </w:r>
-      <w:proofErr w:type="spellEnd"/>
-      <w:proofErr w:type="gramEnd"/>
       <w:r>
         <w:rPr>
           <w:rFonts w:ascii="Consolas" w:eastAsia="굴림" w:hAnsi="Consolas" w:cs="굴림"/>
@@ -4195,29 +3610,7 @@
           <w:sz w:val="18"/>
           <w:szCs w:val="18"/>
         </w:rPr>
-        <w:t>'&lt;</w:t>
-      </w:r>
-      <w:proofErr w:type="spellStart"/>
-      <w:r>
-        <w:rPr>
-          <w:rFonts w:ascii="Consolas" w:eastAsia="굴림" w:hAnsi="Consolas" w:cs="굴림"/>
-          <w:color w:val="A31515"/>
-          <w:kern w:val="0"/>
-          <w:sz w:val="18"/>
-          <w:szCs w:val="18"/>
-        </w:rPr>
-        <w:t>br</w:t>
-      </w:r>
-      <w:proofErr w:type="spellEnd"/>
-      <w:r>
-        <w:rPr>
-          <w:rFonts w:ascii="Consolas" w:eastAsia="굴림" w:hAnsi="Consolas" w:cs="굴림"/>
-          <w:color w:val="A31515"/>
-          <w:kern w:val="0"/>
-          <w:sz w:val="18"/>
-          <w:szCs w:val="18"/>
-        </w:rPr>
-        <w:t>&gt;'</w:t>
+        <w:t>'&lt;br&gt;'</w:t>
       </w:r>
       <w:r>
         <w:rPr>
@@ -4316,7 +3709,6 @@
         </w:rPr>
         <w:t xml:space="preserve">      </w:t>
       </w:r>
-      <w:proofErr w:type="spellStart"/>
       <w:r>
         <w:rPr>
           <w:rFonts w:ascii="Consolas" w:eastAsia="굴림" w:hAnsi="Consolas" w:cs="굴림"/>
@@ -4347,7 +3739,6 @@
         </w:rPr>
         <w:t>innerHTML</w:t>
       </w:r>
-      <w:proofErr w:type="spellEnd"/>
       <w:r>
         <w:rPr>
           <w:rFonts w:ascii="Consolas" w:eastAsia="굴림" w:hAnsi="Consolas" w:cs="굴림"/>
@@ -4428,7 +3819,6 @@
         </w:rPr>
         <w:t xml:space="preserve"> </w:t>
       </w:r>
-      <w:proofErr w:type="spellStart"/>
       <w:r>
         <w:rPr>
           <w:rFonts w:ascii="Consolas" w:eastAsia="굴림" w:hAnsi="Consolas" w:cs="굴림"/>
@@ -4439,7 +3829,6 @@
         </w:rPr>
         <w:t>속성갯수는</w:t>
       </w:r>
-      <w:proofErr w:type="spellEnd"/>
       <w:r>
         <w:rPr>
           <w:rFonts w:ascii="Consolas" w:eastAsia="굴림" w:hAnsi="Consolas" w:cs="굴림"/>
@@ -4460,7 +3849,6 @@
         </w:rPr>
         <w:t xml:space="preserve"> + </w:t>
       </w:r>
-      <w:proofErr w:type="spellStart"/>
       <w:r>
         <w:rPr>
           <w:rFonts w:ascii="Consolas" w:eastAsia="굴림" w:hAnsi="Consolas" w:cs="굴림"/>
@@ -4471,7 +3859,6 @@
         </w:rPr>
         <w:t>cnt</w:t>
       </w:r>
-      <w:proofErr w:type="spellEnd"/>
       <w:r>
         <w:rPr>
           <w:rFonts w:ascii="Consolas" w:eastAsia="굴림" w:hAnsi="Consolas" w:cs="굴림"/>
@@ -4490,29 +3877,7 @@
           <w:sz w:val="18"/>
           <w:szCs w:val="18"/>
         </w:rPr>
-        <w:t>'&lt;</w:t>
-      </w:r>
-      <w:proofErr w:type="spellStart"/>
-      <w:r>
-        <w:rPr>
-          <w:rFonts w:ascii="Consolas" w:eastAsia="굴림" w:hAnsi="Consolas" w:cs="굴림"/>
-          <w:color w:val="A31515"/>
-          <w:kern w:val="0"/>
-          <w:sz w:val="18"/>
-          <w:szCs w:val="18"/>
-        </w:rPr>
-        <w:t>br</w:t>
-      </w:r>
-      <w:proofErr w:type="spellEnd"/>
-      <w:r>
-        <w:rPr>
-          <w:rFonts w:ascii="Consolas" w:eastAsia="굴림" w:hAnsi="Consolas" w:cs="굴림"/>
-          <w:color w:val="A31515"/>
-          <w:kern w:val="0"/>
-          <w:sz w:val="18"/>
-          <w:szCs w:val="18"/>
-        </w:rPr>
-        <w:t>&gt;'</w:t>
+        <w:t>'&lt;br&gt;'</w:t>
       </w:r>
       <w:r>
         <w:rPr>
@@ -4673,7 +4038,6 @@
         </w:rPr>
         <w:t>모델</w:t>
       </w:r>
-      <w:proofErr w:type="gramStart"/>
       <w:r>
         <w:rPr>
           <w:rFonts w:ascii="Consolas" w:eastAsia="굴림" w:hAnsi="Consolas" w:cs="굴림"/>
@@ -4682,18 +4046,7 @@
           <w:sz w:val="18"/>
           <w:szCs w:val="18"/>
         </w:rPr>
-        <w:t>) :</w:t>
-      </w:r>
-      <w:proofErr w:type="gramEnd"/>
-      <w:r>
-        <w:rPr>
-          <w:rFonts w:ascii="Consolas" w:eastAsia="굴림" w:hAnsi="Consolas" w:cs="굴림"/>
-          <w:color w:val="008000"/>
-          <w:kern w:val="0"/>
-          <w:sz w:val="18"/>
-          <w:szCs w:val="18"/>
-        </w:rPr>
-        <w:t xml:space="preserve"> </w:t>
+        <w:t xml:space="preserve">) : </w:t>
       </w:r>
       <w:r>
         <w:rPr>
@@ -4844,7 +4197,6 @@
         </w:rPr>
         <w:t xml:space="preserve"> </w:t>
       </w:r>
-      <w:proofErr w:type="gramStart"/>
       <w:r>
         <w:rPr>
           <w:rFonts w:ascii="Consolas" w:eastAsia="굴림" w:hAnsi="Consolas" w:cs="굴림"/>
@@ -4863,9 +4215,8 @@
           <w:sz w:val="18"/>
           <w:szCs w:val="18"/>
         </w:rPr>
-        <w:t xml:space="preserve"> :</w:t>
-      </w:r>
-      <w:proofErr w:type="gramEnd"/>
+        <w:t xml:space="preserve"> : </w:t>
+      </w:r>
       <w:r>
         <w:rPr>
           <w:rFonts w:ascii="Consolas" w:eastAsia="굴림" w:hAnsi="Consolas" w:cs="굴림"/>
@@ -4874,9 +4225,8 @@
           <w:sz w:val="18"/>
           <w:szCs w:val="18"/>
         </w:rPr>
-        <w:t xml:space="preserve"> </w:t>
-      </w:r>
-      <w:proofErr w:type="spellStart"/>
+        <w:t>이벤트속성</w:t>
+      </w:r>
       <w:r>
         <w:rPr>
           <w:rFonts w:ascii="Consolas" w:eastAsia="굴림" w:hAnsi="Consolas" w:cs="굴림"/>
@@ -4885,31 +4235,8 @@
           <w:sz w:val="18"/>
           <w:szCs w:val="18"/>
         </w:rPr>
-        <w:t>이벤트속성</w:t>
-      </w:r>
-      <w:proofErr w:type="spellEnd"/>
-      <w:r>
-        <w:rPr>
-          <w:rFonts w:ascii="Consolas" w:eastAsia="굴림" w:hAnsi="Consolas" w:cs="굴림"/>
-          <w:color w:val="008000"/>
-          <w:kern w:val="0"/>
-          <w:sz w:val="18"/>
-          <w:szCs w:val="18"/>
-        </w:rPr>
-        <w:t xml:space="preserve"> </w:t>
-      </w:r>
-      <w:proofErr w:type="spellStart"/>
-      <w:r>
-        <w:rPr>
-          <w:rFonts w:ascii="Consolas" w:eastAsia="굴림" w:hAnsi="Consolas" w:cs="굴림"/>
-          <w:color w:val="008000"/>
-          <w:kern w:val="0"/>
-          <w:sz w:val="18"/>
-          <w:szCs w:val="18"/>
-        </w:rPr>
-        <w:t>ex.onclick</w:t>
-      </w:r>
-      <w:proofErr w:type="spellEnd"/>
+        <w:t xml:space="preserve"> ex.onclick</w:t>
+      </w:r>
     </w:p>
     <w:p>
       <w:pPr>
@@ -4969,7 +4296,6 @@
         </w:rPr>
         <w:t xml:space="preserve"> </w:t>
       </w:r>
-      <w:proofErr w:type="gramStart"/>
       <w:r>
         <w:rPr>
           <w:rFonts w:ascii="Consolas" w:eastAsia="굴림" w:hAnsi="Consolas" w:cs="굴림"/>
@@ -4988,18 +4314,7 @@
           <w:sz w:val="18"/>
           <w:szCs w:val="18"/>
         </w:rPr>
-        <w:t xml:space="preserve"> :</w:t>
-      </w:r>
-      <w:proofErr w:type="gramEnd"/>
-      <w:r>
-        <w:rPr>
-          <w:rFonts w:ascii="Consolas" w:eastAsia="굴림" w:hAnsi="Consolas" w:cs="굴림"/>
-          <w:color w:val="008000"/>
-          <w:kern w:val="0"/>
-          <w:sz w:val="18"/>
-          <w:szCs w:val="18"/>
-        </w:rPr>
-        <w:t xml:space="preserve"> click</w:t>
+        <w:t xml:space="preserve"> : click</w:t>
       </w:r>
     </w:p>
     <w:p>
@@ -5080,7 +4395,6 @@
         </w:rPr>
         <w:t xml:space="preserve"> </w:t>
       </w:r>
-      <w:proofErr w:type="gramStart"/>
       <w:r>
         <w:rPr>
           <w:rFonts w:ascii="Consolas" w:eastAsia="굴림" w:hAnsi="Consolas" w:cs="굴림"/>
@@ -5099,31 +4413,8 @@
           <w:sz w:val="18"/>
           <w:szCs w:val="18"/>
         </w:rPr>
-        <w:t xml:space="preserve"> :</w:t>
-      </w:r>
-      <w:proofErr w:type="gramEnd"/>
-      <w:r>
-        <w:rPr>
-          <w:rFonts w:ascii="Consolas" w:eastAsia="굴림" w:hAnsi="Consolas" w:cs="굴림"/>
-          <w:color w:val="008000"/>
-          <w:kern w:val="0"/>
-          <w:sz w:val="18"/>
-          <w:szCs w:val="18"/>
-        </w:rPr>
-        <w:t xml:space="preserve"> </w:t>
-      </w:r>
-      <w:proofErr w:type="spellStart"/>
-      <w:r>
-        <w:rPr>
-          <w:rFonts w:ascii="Consolas" w:eastAsia="굴림" w:hAnsi="Consolas" w:cs="굴림"/>
-          <w:color w:val="008000"/>
-          <w:kern w:val="0"/>
-          <w:sz w:val="18"/>
-          <w:szCs w:val="18"/>
-        </w:rPr>
-        <w:t>onclick</w:t>
-      </w:r>
-      <w:proofErr w:type="spellEnd"/>
+        <w:t xml:space="preserve"> : onclick</w:t>
+      </w:r>
     </w:p>
     <w:p>
       <w:pPr>
@@ -5183,7 +4474,6 @@
         </w:rPr>
         <w:t xml:space="preserve"> </w:t>
       </w:r>
-      <w:proofErr w:type="spellStart"/>
       <w:r>
         <w:rPr>
           <w:rFonts w:ascii="Consolas" w:eastAsia="굴림" w:hAnsi="Consolas" w:cs="굴림"/>
@@ -5194,7 +4484,6 @@
         </w:rPr>
         <w:t>리스너</w:t>
       </w:r>
-      <w:proofErr w:type="spellEnd"/>
       <w:r>
         <w:rPr>
           <w:rFonts w:ascii="Consolas" w:eastAsia="굴림" w:hAnsi="Consolas" w:cs="굴림"/>
@@ -5205,7 +4494,6 @@
         </w:rPr>
         <w:t xml:space="preserve"> </w:t>
       </w:r>
-      <w:proofErr w:type="gramStart"/>
       <w:r>
         <w:rPr>
           <w:rFonts w:ascii="Consolas" w:eastAsia="굴림" w:hAnsi="Consolas" w:cs="굴림"/>
@@ -5224,31 +4512,8 @@
           <w:sz w:val="18"/>
           <w:szCs w:val="18"/>
         </w:rPr>
-        <w:t xml:space="preserve"> :</w:t>
-      </w:r>
-      <w:proofErr w:type="gramEnd"/>
-      <w:r>
-        <w:rPr>
-          <w:rFonts w:ascii="Consolas" w:eastAsia="굴림" w:hAnsi="Consolas" w:cs="굴림"/>
-          <w:color w:val="008000"/>
-          <w:kern w:val="0"/>
-          <w:sz w:val="18"/>
-          <w:szCs w:val="18"/>
-        </w:rPr>
-        <w:t xml:space="preserve"> </w:t>
-      </w:r>
-      <w:proofErr w:type="spellStart"/>
-      <w:r>
-        <w:rPr>
-          <w:rFonts w:ascii="Consolas" w:eastAsia="굴림" w:hAnsi="Consolas" w:cs="굴림"/>
-          <w:color w:val="008000"/>
-          <w:kern w:val="0"/>
-          <w:sz w:val="18"/>
-          <w:szCs w:val="18"/>
-        </w:rPr>
-        <w:t>whenClick</w:t>
-      </w:r>
-      <w:proofErr w:type="spellEnd"/>
+        <w:t xml:space="preserve"> : whenClick</w:t>
+      </w:r>
     </w:p>
     <w:p>
       <w:pPr>
@@ -5298,7 +4563,6 @@
         </w:rPr>
         <w:t xml:space="preserve"> </w:t>
       </w:r>
-      <w:proofErr w:type="spellStart"/>
       <w:r>
         <w:rPr>
           <w:rFonts w:ascii="Consolas" w:eastAsia="굴림" w:hAnsi="Consolas" w:cs="굴림"/>
@@ -5309,7 +4573,6 @@
         </w:rPr>
         <w:t>whenClick</w:t>
       </w:r>
-      <w:proofErr w:type="spellEnd"/>
       <w:r>
         <w:rPr>
           <w:rFonts w:ascii="Consolas" w:eastAsia="굴림" w:hAnsi="Consolas" w:cs="굴림"/>
@@ -5320,7 +4583,6 @@
         </w:rPr>
         <w:t xml:space="preserve"> = </w:t>
       </w:r>
-      <w:proofErr w:type="gramStart"/>
       <w:r>
         <w:rPr>
           <w:rFonts w:ascii="Consolas" w:eastAsia="굴림" w:hAnsi="Consolas" w:cs="굴림"/>
@@ -5339,18 +4601,7 @@
           <w:sz w:val="18"/>
           <w:szCs w:val="18"/>
         </w:rPr>
-        <w:t>(</w:t>
-      </w:r>
-      <w:proofErr w:type="gramEnd"/>
-      <w:r>
-        <w:rPr>
-          <w:rFonts w:ascii="Consolas" w:eastAsia="굴림" w:hAnsi="Consolas" w:cs="굴림"/>
-          <w:color w:val="000000"/>
-          <w:kern w:val="0"/>
-          <w:sz w:val="18"/>
-          <w:szCs w:val="18"/>
-        </w:rPr>
-        <w:t>){</w:t>
+        <w:t>(){</w:t>
       </w:r>
     </w:p>
     <w:p>
@@ -5478,29 +4729,7 @@
           <w:sz w:val="18"/>
           <w:szCs w:val="18"/>
         </w:rPr>
-        <w:t xml:space="preserve">// </w:t>
-      </w:r>
-      <w:proofErr w:type="gramStart"/>
-      <w:r>
-        <w:rPr>
-          <w:rFonts w:ascii="Consolas" w:eastAsia="굴림" w:hAnsi="Consolas" w:cs="굴림"/>
-          <w:color w:val="008000"/>
-          <w:kern w:val="0"/>
-          <w:sz w:val="18"/>
-          <w:szCs w:val="18"/>
-        </w:rPr>
-        <w:t>this :</w:t>
-      </w:r>
-      <w:proofErr w:type="gramEnd"/>
-      <w:r>
-        <w:rPr>
-          <w:rFonts w:ascii="Consolas" w:eastAsia="굴림" w:hAnsi="Consolas" w:cs="굴림"/>
-          <w:color w:val="008000"/>
-          <w:kern w:val="0"/>
-          <w:sz w:val="18"/>
-          <w:szCs w:val="18"/>
-        </w:rPr>
-        <w:t xml:space="preserve"> </w:t>
+        <w:t xml:space="preserve">// this : </w:t>
       </w:r>
       <w:r>
         <w:rPr>
@@ -5701,7 +4930,6 @@
         </w:rPr>
         <w:t xml:space="preserve">        </w:t>
       </w:r>
-      <w:proofErr w:type="spellStart"/>
       <w:r>
         <w:rPr>
           <w:rFonts w:ascii="Consolas" w:eastAsia="굴림" w:hAnsi="Consolas" w:cs="굴림"/>
@@ -5732,7 +4960,6 @@
         </w:rPr>
         <w:t>innerHTML</w:t>
       </w:r>
-      <w:proofErr w:type="spellEnd"/>
       <w:r>
         <w:rPr>
           <w:rFonts w:ascii="Consolas" w:eastAsia="굴림" w:hAnsi="Consolas" w:cs="굴림"/>
@@ -5841,8 +5068,6 @@
         </w:rPr>
         <w:t xml:space="preserve">      </w:t>
       </w:r>
-      <w:proofErr w:type="spellStart"/>
-      <w:proofErr w:type="gramStart"/>
       <w:r>
         <w:rPr>
           <w:rFonts w:ascii="Consolas" w:eastAsia="굴림" w:hAnsi="Consolas" w:cs="굴림"/>
@@ -5873,8 +5098,6 @@
         </w:rPr>
         <w:t>onclick</w:t>
       </w:r>
-      <w:proofErr w:type="spellEnd"/>
-      <w:proofErr w:type="gramEnd"/>
       <w:r>
         <w:rPr>
           <w:rFonts w:ascii="Consolas" w:eastAsia="굴림" w:hAnsi="Consolas" w:cs="굴림"/>
@@ -5885,7 +5108,6 @@
         </w:rPr>
         <w:t xml:space="preserve"> = </w:t>
       </w:r>
-      <w:proofErr w:type="spellStart"/>
       <w:r>
         <w:rPr>
           <w:rFonts w:ascii="Consolas" w:eastAsia="굴림" w:hAnsi="Consolas" w:cs="굴림"/>
@@ -5896,7 +5118,6 @@
         </w:rPr>
         <w:t>whenClick</w:t>
       </w:r>
-      <w:proofErr w:type="spellEnd"/>
       <w:r>
         <w:rPr>
           <w:rFonts w:ascii="Consolas" w:eastAsia="굴림" w:hAnsi="Consolas" w:cs="굴림"/>
@@ -5944,31 +5165,7 @@
           <w:sz w:val="18"/>
           <w:szCs w:val="18"/>
         </w:rPr>
-        <w:t xml:space="preserve">// </w:t>
-      </w:r>
-      <w:proofErr w:type="spellStart"/>
-      <w:proofErr w:type="gramStart"/>
-      <w:r>
-        <w:rPr>
-          <w:rFonts w:ascii="Consolas" w:eastAsia="굴림" w:hAnsi="Consolas" w:cs="굴림"/>
-          <w:color w:val="008000"/>
-          <w:kern w:val="0"/>
-          <w:sz w:val="18"/>
-          <w:szCs w:val="18"/>
-        </w:rPr>
-        <w:t>header.onclick</w:t>
-      </w:r>
-      <w:proofErr w:type="spellEnd"/>
-      <w:proofErr w:type="gramEnd"/>
-      <w:r>
-        <w:rPr>
-          <w:rFonts w:ascii="Consolas" w:eastAsia="굴림" w:hAnsi="Consolas" w:cs="굴림"/>
-          <w:color w:val="008000"/>
-          <w:kern w:val="0"/>
-          <w:sz w:val="18"/>
-          <w:szCs w:val="18"/>
-        </w:rPr>
-        <w:t xml:space="preserve"> = function(){</w:t>
+        <w:t>// header.onclick = function(){</w:t>
       </w:r>
     </w:p>
     <w:p>
@@ -6007,29 +5204,7 @@
           <w:sz w:val="18"/>
           <w:szCs w:val="18"/>
         </w:rPr>
-        <w:t>/</w:t>
-      </w:r>
-      <w:proofErr w:type="gramStart"/>
-      <w:r>
-        <w:rPr>
-          <w:rFonts w:ascii="Consolas" w:eastAsia="굴림" w:hAnsi="Consolas" w:cs="굴림"/>
-          <w:color w:val="008000"/>
-          <w:kern w:val="0"/>
-          <w:sz w:val="18"/>
-          <w:szCs w:val="18"/>
-        </w:rPr>
-        <w:t>/   alert</w:t>
-      </w:r>
-      <w:proofErr w:type="gramEnd"/>
-      <w:r>
-        <w:rPr>
-          <w:rFonts w:ascii="Consolas" w:eastAsia="굴림" w:hAnsi="Consolas" w:cs="굴림"/>
-          <w:color w:val="008000"/>
-          <w:kern w:val="0"/>
-          <w:sz w:val="18"/>
-          <w:szCs w:val="18"/>
-        </w:rPr>
-        <w:t>('click</w:t>
+        <w:t>//   alert('click</w:t>
       </w:r>
       <w:r>
         <w:rPr>
@@ -6088,41 +5263,7 @@
           <w:sz w:val="18"/>
           <w:szCs w:val="18"/>
         </w:rPr>
-        <w:t>/</w:t>
-      </w:r>
-      <w:proofErr w:type="gramStart"/>
-      <w:r>
-        <w:rPr>
-          <w:rFonts w:ascii="Consolas" w:eastAsia="굴림" w:hAnsi="Consolas" w:cs="굴림"/>
-          <w:color w:val="008000"/>
-          <w:kern w:val="0"/>
-          <w:sz w:val="18"/>
-          <w:szCs w:val="18"/>
-        </w:rPr>
-        <w:t xml:space="preserve">/   </w:t>
-      </w:r>
-      <w:proofErr w:type="spellStart"/>
-      <w:r>
-        <w:rPr>
-          <w:rFonts w:ascii="Consolas" w:eastAsia="굴림" w:hAnsi="Consolas" w:cs="굴림"/>
-          <w:color w:val="008000"/>
-          <w:kern w:val="0"/>
-          <w:sz w:val="18"/>
-          <w:szCs w:val="18"/>
-        </w:rPr>
-        <w:t>this.innerHTML</w:t>
-      </w:r>
-      <w:proofErr w:type="spellEnd"/>
-      <w:proofErr w:type="gramEnd"/>
-      <w:r>
-        <w:rPr>
-          <w:rFonts w:ascii="Consolas" w:eastAsia="굴림" w:hAnsi="Consolas" w:cs="굴림"/>
-          <w:color w:val="008000"/>
-          <w:kern w:val="0"/>
-          <w:sz w:val="18"/>
-          <w:szCs w:val="18"/>
-        </w:rPr>
-        <w:t xml:space="preserve"> = 'click </w:t>
+        <w:t xml:space="preserve">//   this.innerHTML = 'click </w:t>
       </w:r>
       <w:r>
         <w:rPr>
@@ -6609,7 +5750,6 @@
         </w:rPr>
         <w:t xml:space="preserve"> </w:t>
       </w:r>
-      <w:proofErr w:type="spellStart"/>
       <w:r>
         <w:rPr>
           <w:rFonts w:ascii="Consolas" w:eastAsia="굴림" w:hAnsi="Consolas" w:cs="굴림"/>
@@ -6620,7 +5760,6 @@
         </w:rPr>
         <w:t>lang</w:t>
       </w:r>
-      <w:proofErr w:type="spellEnd"/>
       <w:r>
         <w:rPr>
           <w:rFonts w:ascii="Consolas" w:eastAsia="굴림" w:hAnsi="Consolas" w:cs="굴림"/>
@@ -6639,29 +5778,7 @@
           <w:sz w:val="18"/>
           <w:szCs w:val="18"/>
         </w:rPr>
-        <w:t>"</w:t>
-      </w:r>
-      <w:proofErr w:type="spellStart"/>
-      <w:r>
-        <w:rPr>
-          <w:rFonts w:ascii="Consolas" w:eastAsia="굴림" w:hAnsi="Consolas" w:cs="굴림"/>
-          <w:color w:val="0000FF"/>
-          <w:kern w:val="0"/>
-          <w:sz w:val="18"/>
-          <w:szCs w:val="18"/>
-        </w:rPr>
-        <w:t>ko</w:t>
-      </w:r>
-      <w:proofErr w:type="spellEnd"/>
-      <w:r>
-        <w:rPr>
-          <w:rFonts w:ascii="Consolas" w:eastAsia="굴림" w:hAnsi="Consolas" w:cs="굴림"/>
-          <w:color w:val="0000FF"/>
-          <w:kern w:val="0"/>
-          <w:sz w:val="18"/>
-          <w:szCs w:val="18"/>
-        </w:rPr>
-        <w:t>"</w:t>
+        <w:t>"ko"</w:t>
       </w:r>
       <w:r>
         <w:rPr>
@@ -7075,8 +6192,6 @@
         </w:rPr>
         <w:t xml:space="preserve">    </w:t>
       </w:r>
-      <w:proofErr w:type="spellStart"/>
-      <w:proofErr w:type="gramStart"/>
       <w:r>
         <w:rPr>
           <w:rFonts w:ascii="Consolas" w:eastAsia="굴림" w:hAnsi="Consolas" w:cs="굴림"/>
@@ -7107,8 +6222,6 @@
         </w:rPr>
         <w:t>onload</w:t>
       </w:r>
-      <w:proofErr w:type="spellEnd"/>
-      <w:proofErr w:type="gramEnd"/>
       <w:r>
         <w:rPr>
           <w:rFonts w:ascii="Consolas" w:eastAsia="굴림" w:hAnsi="Consolas" w:cs="굴림"/>
@@ -7168,7 +6281,6 @@
         </w:rPr>
         <w:t xml:space="preserve">      </w:t>
       </w:r>
-      <w:proofErr w:type="spellStart"/>
       <w:r>
         <w:rPr>
           <w:rFonts w:ascii="Consolas" w:eastAsia="굴림" w:hAnsi="Consolas" w:cs="굴림"/>
@@ -7179,7 +6291,6 @@
         </w:rPr>
         <w:t>var</w:t>
       </w:r>
-      <w:proofErr w:type="spellEnd"/>
       <w:r>
         <w:rPr>
           <w:rFonts w:ascii="Consolas" w:eastAsia="굴림" w:hAnsi="Consolas" w:cs="굴림"/>
@@ -7210,8 +6321,6 @@
         </w:rPr>
         <w:t xml:space="preserve"> = </w:t>
       </w:r>
-      <w:proofErr w:type="spellStart"/>
-      <w:proofErr w:type="gramStart"/>
       <w:r>
         <w:rPr>
           <w:rFonts w:ascii="Consolas" w:eastAsia="굴림" w:hAnsi="Consolas" w:cs="굴림"/>
@@ -7242,8 +6351,6 @@
         </w:rPr>
         <w:t>querySelector</w:t>
       </w:r>
-      <w:proofErr w:type="spellEnd"/>
-      <w:proofErr w:type="gramEnd"/>
       <w:r>
         <w:rPr>
           <w:rFonts w:ascii="Consolas" w:eastAsia="굴림" w:hAnsi="Consolas" w:cs="굴림"/>
@@ -7303,8 +6410,6 @@
         </w:rPr>
         <w:t xml:space="preserve">      </w:t>
       </w:r>
-      <w:proofErr w:type="spellStart"/>
-      <w:proofErr w:type="gramStart"/>
       <w:r>
         <w:rPr>
           <w:rFonts w:ascii="Consolas" w:eastAsia="굴림" w:hAnsi="Consolas" w:cs="굴림"/>
@@ -7335,8 +6440,6 @@
         </w:rPr>
         <w:t>addEventListener</w:t>
       </w:r>
-      <w:proofErr w:type="spellEnd"/>
-      <w:proofErr w:type="gramEnd"/>
       <w:r>
         <w:rPr>
           <w:rFonts w:ascii="Consolas" w:eastAsia="굴림" w:hAnsi="Consolas" w:cs="굴림"/>
@@ -7505,7 +6608,6 @@
         </w:rPr>
         <w:t xml:space="preserve">        </w:t>
       </w:r>
-      <w:proofErr w:type="spellStart"/>
       <w:r>
         <w:rPr>
           <w:rFonts w:ascii="Consolas" w:eastAsia="굴림" w:hAnsi="Consolas" w:cs="굴림"/>
@@ -7536,7 +6638,6 @@
         </w:rPr>
         <w:t>innerHTML</w:t>
       </w:r>
-      <w:proofErr w:type="spellEnd"/>
       <w:r>
         <w:rPr>
           <w:rFonts w:ascii="Consolas" w:eastAsia="굴림" w:hAnsi="Consolas" w:cs="굴림"/>
@@ -8125,7 +7226,6 @@
         </w:rPr>
         <w:t xml:space="preserve"> </w:t>
       </w:r>
-      <w:proofErr w:type="spellStart"/>
       <w:r>
         <w:rPr>
           <w:rFonts w:ascii="돋움체" w:hAnsi="돋움체" w:cs="돋움체"/>
@@ -8137,41 +7237,16 @@
         </w:rPr>
         <w:t>lang</w:t>
       </w:r>
-      <w:proofErr w:type="spellEnd"/>
-      <w:r>
-        <w:rPr>
-          <w:rFonts w:ascii="돋움체" w:hAnsi="돋움체" w:cs="돋움체"/>
-          <w:color w:val="0000FF"/>
-          <w:kern w:val="0"/>
-          <w:sz w:val="19"/>
-          <w:szCs w:val="19"/>
-          <w:highlight w:val="white"/>
-        </w:rPr>
-        <w:t>="</w:t>
-      </w:r>
-      <w:proofErr w:type="spellStart"/>
-      <w:r>
-        <w:rPr>
-          <w:rFonts w:ascii="돋움체" w:hAnsi="돋움체" w:cs="돋움체"/>
-          <w:color w:val="0000FF"/>
-          <w:kern w:val="0"/>
-          <w:sz w:val="19"/>
-          <w:szCs w:val="19"/>
-          <w:highlight w:val="white"/>
-        </w:rPr>
-        <w:t>en</w:t>
-      </w:r>
-      <w:proofErr w:type="spellEnd"/>
-      <w:r>
-        <w:rPr>
-          <w:rFonts w:ascii="돋움체" w:hAnsi="돋움체" w:cs="돋움체"/>
-          <w:color w:val="0000FF"/>
-          <w:kern w:val="0"/>
-          <w:sz w:val="19"/>
-          <w:szCs w:val="19"/>
-          <w:highlight w:val="white"/>
-        </w:rPr>
-        <w:t>"</w:t>
+      <w:r>
+        <w:rPr>
+          <w:rFonts w:ascii="돋움체" w:hAnsi="돋움체" w:cs="돋움체"/>
+          <w:color w:val="0000FF"/>
+          <w:kern w:val="0"/>
+          <w:sz w:val="19"/>
+          <w:szCs w:val="19"/>
+          <w:highlight w:val="white"/>
+        </w:rPr>
+        <w:t>="en"</w:t>
       </w:r>
       <w:r>
         <w:rPr>
@@ -8184,7 +7259,6 @@
         </w:rPr>
         <w:t xml:space="preserve"> </w:t>
       </w:r>
-      <w:proofErr w:type="spellStart"/>
       <w:r>
         <w:rPr>
           <w:rFonts w:ascii="돋움체" w:hAnsi="돋움체" w:cs="돋움체"/>
@@ -8196,7 +7270,6 @@
         </w:rPr>
         <w:t>xmlns</w:t>
       </w:r>
-      <w:proofErr w:type="spellEnd"/>
       <w:r>
         <w:rPr>
           <w:rFonts w:ascii="돋움체" w:hAnsi="돋움체" w:cs="돋움체"/>
@@ -8533,33 +7606,7 @@
           <w:szCs w:val="19"/>
           <w:highlight w:val="white"/>
         </w:rPr>
-        <w:t xml:space="preserve">        </w:t>
-      </w:r>
-      <w:proofErr w:type="spellStart"/>
-      <w:proofErr w:type="gramStart"/>
-      <w:r>
-        <w:rPr>
-          <w:rFonts w:ascii="돋움체" w:hAnsi="돋움체" w:cs="돋움체"/>
-          <w:color w:val="000000"/>
-          <w:kern w:val="0"/>
-          <w:sz w:val="19"/>
-          <w:szCs w:val="19"/>
-          <w:highlight w:val="white"/>
-        </w:rPr>
-        <w:t>window.onload</w:t>
-      </w:r>
-      <w:proofErr w:type="spellEnd"/>
-      <w:proofErr w:type="gramEnd"/>
-      <w:r>
-        <w:rPr>
-          <w:rFonts w:ascii="돋움체" w:hAnsi="돋움체" w:cs="돋움체"/>
-          <w:color w:val="000000"/>
-          <w:kern w:val="0"/>
-          <w:sz w:val="19"/>
-          <w:szCs w:val="19"/>
-          <w:highlight w:val="white"/>
-        </w:rPr>
-        <w:t xml:space="preserve"> = </w:t>
+        <w:t xml:space="preserve">        window.onload = </w:t>
       </w:r>
       <w:r>
         <w:rPr>
@@ -8611,7 +7658,6 @@
         </w:rPr>
         <w:t xml:space="preserve">            </w:t>
       </w:r>
-      <w:proofErr w:type="spellStart"/>
       <w:r>
         <w:rPr>
           <w:rFonts w:ascii="돋움체" w:hAnsi="돋움체" w:cs="돋움체"/>
@@ -8623,67 +7669,16 @@
         </w:rPr>
         <w:t>var</w:t>
       </w:r>
-      <w:proofErr w:type="spellEnd"/>
-      <w:r>
-        <w:rPr>
-          <w:rFonts w:ascii="돋움체" w:hAnsi="돋움체" w:cs="돋움체"/>
-          <w:color w:val="000000"/>
-          <w:kern w:val="0"/>
-          <w:sz w:val="19"/>
-          <w:szCs w:val="19"/>
-          <w:highlight w:val="white"/>
-        </w:rPr>
-        <w:t xml:space="preserve"> </w:t>
-      </w:r>
-      <w:proofErr w:type="spellStart"/>
-      <w:r>
-        <w:rPr>
-          <w:rFonts w:ascii="돋움체" w:hAnsi="돋움체" w:cs="돋움체"/>
-          <w:color w:val="000000"/>
-          <w:kern w:val="0"/>
-          <w:sz w:val="19"/>
-          <w:szCs w:val="19"/>
-          <w:highlight w:val="white"/>
-        </w:rPr>
-        <w:t>btnA</w:t>
-      </w:r>
-      <w:proofErr w:type="spellEnd"/>
-      <w:r>
-        <w:rPr>
-          <w:rFonts w:ascii="돋움체" w:hAnsi="돋움체" w:cs="돋움체"/>
-          <w:color w:val="000000"/>
-          <w:kern w:val="0"/>
-          <w:sz w:val="19"/>
-          <w:szCs w:val="19"/>
-          <w:highlight w:val="white"/>
-        </w:rPr>
-        <w:t xml:space="preserve"> = </w:t>
-      </w:r>
-      <w:proofErr w:type="spellStart"/>
-      <w:proofErr w:type="gramStart"/>
-      <w:r>
-        <w:rPr>
-          <w:rFonts w:ascii="돋움체" w:hAnsi="돋움체" w:cs="돋움체"/>
-          <w:color w:val="000000"/>
-          <w:kern w:val="0"/>
-          <w:sz w:val="19"/>
-          <w:szCs w:val="19"/>
-          <w:highlight w:val="white"/>
-        </w:rPr>
-        <w:t>document.getElementById</w:t>
-      </w:r>
-      <w:proofErr w:type="spellEnd"/>
-      <w:proofErr w:type="gramEnd"/>
-      <w:r>
-        <w:rPr>
-          <w:rFonts w:ascii="돋움체" w:hAnsi="돋움체" w:cs="돋움체"/>
-          <w:color w:val="000000"/>
-          <w:kern w:val="0"/>
-          <w:sz w:val="19"/>
-          <w:szCs w:val="19"/>
-          <w:highlight w:val="white"/>
-        </w:rPr>
-        <w:t>(</w:t>
+      <w:r>
+        <w:rPr>
+          <w:rFonts w:ascii="돋움체" w:hAnsi="돋움체" w:cs="돋움체"/>
+          <w:color w:val="000000"/>
+          <w:kern w:val="0"/>
+          <w:sz w:val="19"/>
+          <w:szCs w:val="19"/>
+          <w:highlight w:val="white"/>
+        </w:rPr>
+        <w:t xml:space="preserve"> btnA = document.getElementById(</w:t>
       </w:r>
       <w:r>
         <w:rPr>
@@ -8694,31 +7689,7 @@
           <w:szCs w:val="19"/>
           <w:highlight w:val="white"/>
         </w:rPr>
-        <w:t>'</w:t>
-      </w:r>
-      <w:proofErr w:type="spellStart"/>
-      <w:r>
-        <w:rPr>
-          <w:rFonts w:ascii="돋움체" w:hAnsi="돋움체" w:cs="돋움체"/>
-          <w:color w:val="A31515"/>
-          <w:kern w:val="0"/>
-          <w:sz w:val="19"/>
-          <w:szCs w:val="19"/>
-          <w:highlight w:val="white"/>
-        </w:rPr>
-        <w:t>btnA</w:t>
-      </w:r>
-      <w:proofErr w:type="spellEnd"/>
-      <w:r>
-        <w:rPr>
-          <w:rFonts w:ascii="돋움체" w:hAnsi="돋움체" w:cs="돋움체"/>
-          <w:color w:val="A31515"/>
-          <w:kern w:val="0"/>
-          <w:sz w:val="19"/>
-          <w:szCs w:val="19"/>
-          <w:highlight w:val="white"/>
-        </w:rPr>
-        <w:t>'</w:t>
+        <w:t>'btnA'</w:t>
       </w:r>
       <w:r>
         <w:rPr>
@@ -8759,7 +7730,6 @@
         </w:rPr>
         <w:t xml:space="preserve">            </w:t>
       </w:r>
-      <w:proofErr w:type="spellStart"/>
       <w:r>
         <w:rPr>
           <w:rFonts w:ascii="돋움체" w:hAnsi="돋움체" w:cs="돋움체"/>
@@ -8771,67 +7741,16 @@
         </w:rPr>
         <w:t>var</w:t>
       </w:r>
-      <w:proofErr w:type="spellEnd"/>
-      <w:r>
-        <w:rPr>
-          <w:rFonts w:ascii="돋움체" w:hAnsi="돋움체" w:cs="돋움체"/>
-          <w:color w:val="000000"/>
-          <w:kern w:val="0"/>
-          <w:sz w:val="19"/>
-          <w:szCs w:val="19"/>
-          <w:highlight w:val="white"/>
-        </w:rPr>
-        <w:t xml:space="preserve"> </w:t>
-      </w:r>
-      <w:proofErr w:type="spellStart"/>
-      <w:r>
-        <w:rPr>
-          <w:rFonts w:ascii="돋움체" w:hAnsi="돋움체" w:cs="돋움체"/>
-          <w:color w:val="000000"/>
-          <w:kern w:val="0"/>
-          <w:sz w:val="19"/>
-          <w:szCs w:val="19"/>
-          <w:highlight w:val="white"/>
-        </w:rPr>
-        <w:t>btnB</w:t>
-      </w:r>
-      <w:proofErr w:type="spellEnd"/>
-      <w:r>
-        <w:rPr>
-          <w:rFonts w:ascii="돋움체" w:hAnsi="돋움체" w:cs="돋움체"/>
-          <w:color w:val="000000"/>
-          <w:kern w:val="0"/>
-          <w:sz w:val="19"/>
-          <w:szCs w:val="19"/>
-          <w:highlight w:val="white"/>
-        </w:rPr>
-        <w:t xml:space="preserve"> = </w:t>
-      </w:r>
-      <w:proofErr w:type="spellStart"/>
-      <w:proofErr w:type="gramStart"/>
-      <w:r>
-        <w:rPr>
-          <w:rFonts w:ascii="돋움체" w:hAnsi="돋움체" w:cs="돋움체"/>
-          <w:color w:val="000000"/>
-          <w:kern w:val="0"/>
-          <w:sz w:val="19"/>
-          <w:szCs w:val="19"/>
-          <w:highlight w:val="white"/>
-        </w:rPr>
-        <w:t>document.getElementById</w:t>
-      </w:r>
-      <w:proofErr w:type="spellEnd"/>
-      <w:proofErr w:type="gramEnd"/>
-      <w:r>
-        <w:rPr>
-          <w:rFonts w:ascii="돋움체" w:hAnsi="돋움체" w:cs="돋움체"/>
-          <w:color w:val="000000"/>
-          <w:kern w:val="0"/>
-          <w:sz w:val="19"/>
-          <w:szCs w:val="19"/>
-          <w:highlight w:val="white"/>
-        </w:rPr>
-        <w:t>(</w:t>
+      <w:r>
+        <w:rPr>
+          <w:rFonts w:ascii="돋움체" w:hAnsi="돋움체" w:cs="돋움체"/>
+          <w:color w:val="000000"/>
+          <w:kern w:val="0"/>
+          <w:sz w:val="19"/>
+          <w:szCs w:val="19"/>
+          <w:highlight w:val="white"/>
+        </w:rPr>
+        <w:t xml:space="preserve"> btnB = document.getElementById(</w:t>
       </w:r>
       <w:r>
         <w:rPr>
@@ -8842,31 +7761,7 @@
           <w:szCs w:val="19"/>
           <w:highlight w:val="white"/>
         </w:rPr>
-        <w:t>'</w:t>
-      </w:r>
-      <w:proofErr w:type="spellStart"/>
-      <w:r>
-        <w:rPr>
-          <w:rFonts w:ascii="돋움체" w:hAnsi="돋움체" w:cs="돋움체"/>
-          <w:color w:val="A31515"/>
-          <w:kern w:val="0"/>
-          <w:sz w:val="19"/>
-          <w:szCs w:val="19"/>
-          <w:highlight w:val="white"/>
-        </w:rPr>
-        <w:t>btnB</w:t>
-      </w:r>
-      <w:proofErr w:type="spellEnd"/>
-      <w:r>
-        <w:rPr>
-          <w:rFonts w:ascii="돋움체" w:hAnsi="돋움체" w:cs="돋움체"/>
-          <w:color w:val="A31515"/>
-          <w:kern w:val="0"/>
-          <w:sz w:val="19"/>
-          <w:szCs w:val="19"/>
-          <w:highlight w:val="white"/>
-        </w:rPr>
-        <w:t>'</w:t>
+        <w:t>'btnB'</w:t>
       </w:r>
       <w:r>
         <w:rPr>
@@ -8907,7 +7802,6 @@
         </w:rPr>
         <w:t xml:space="preserve">            </w:t>
       </w:r>
-      <w:proofErr w:type="spellStart"/>
       <w:r>
         <w:rPr>
           <w:rFonts w:ascii="돋움체" w:hAnsi="돋움체" w:cs="돋움체"/>
@@ -8919,67 +7813,16 @@
         </w:rPr>
         <w:t>var</w:t>
       </w:r>
-      <w:proofErr w:type="spellEnd"/>
-      <w:r>
-        <w:rPr>
-          <w:rFonts w:ascii="돋움체" w:hAnsi="돋움체" w:cs="돋움체"/>
-          <w:color w:val="000000"/>
-          <w:kern w:val="0"/>
-          <w:sz w:val="19"/>
-          <w:szCs w:val="19"/>
-          <w:highlight w:val="white"/>
-        </w:rPr>
-        <w:t xml:space="preserve"> </w:t>
-      </w:r>
-      <w:proofErr w:type="spellStart"/>
-      <w:r>
-        <w:rPr>
-          <w:rFonts w:ascii="돋움체" w:hAnsi="돋움체" w:cs="돋움체"/>
-          <w:color w:val="000000"/>
-          <w:kern w:val="0"/>
-          <w:sz w:val="19"/>
-          <w:szCs w:val="19"/>
-          <w:highlight w:val="white"/>
-        </w:rPr>
-        <w:t>counterA</w:t>
-      </w:r>
-      <w:proofErr w:type="spellEnd"/>
-      <w:r>
-        <w:rPr>
-          <w:rFonts w:ascii="돋움체" w:hAnsi="돋움체" w:cs="돋움체"/>
-          <w:color w:val="000000"/>
-          <w:kern w:val="0"/>
-          <w:sz w:val="19"/>
-          <w:szCs w:val="19"/>
-          <w:highlight w:val="white"/>
-        </w:rPr>
-        <w:t xml:space="preserve"> = </w:t>
-      </w:r>
-      <w:proofErr w:type="spellStart"/>
-      <w:proofErr w:type="gramStart"/>
-      <w:r>
-        <w:rPr>
-          <w:rFonts w:ascii="돋움체" w:hAnsi="돋움체" w:cs="돋움체"/>
-          <w:color w:val="000000"/>
-          <w:kern w:val="0"/>
-          <w:sz w:val="19"/>
-          <w:szCs w:val="19"/>
-          <w:highlight w:val="white"/>
-        </w:rPr>
-        <w:t>document.getElementById</w:t>
-      </w:r>
-      <w:proofErr w:type="spellEnd"/>
-      <w:proofErr w:type="gramEnd"/>
-      <w:r>
-        <w:rPr>
-          <w:rFonts w:ascii="돋움체" w:hAnsi="돋움체" w:cs="돋움체"/>
-          <w:color w:val="000000"/>
-          <w:kern w:val="0"/>
-          <w:sz w:val="19"/>
-          <w:szCs w:val="19"/>
-          <w:highlight w:val="white"/>
-        </w:rPr>
-        <w:t>(</w:t>
+      <w:r>
+        <w:rPr>
+          <w:rFonts w:ascii="돋움체" w:hAnsi="돋움체" w:cs="돋움체"/>
+          <w:color w:val="000000"/>
+          <w:kern w:val="0"/>
+          <w:sz w:val="19"/>
+          <w:szCs w:val="19"/>
+          <w:highlight w:val="white"/>
+        </w:rPr>
+        <w:t xml:space="preserve"> counterA = document.getElementById(</w:t>
       </w:r>
       <w:r>
         <w:rPr>
@@ -9053,7 +7896,6 @@
         </w:rPr>
         <w:t xml:space="preserve">            </w:t>
       </w:r>
-      <w:proofErr w:type="spellStart"/>
       <w:r>
         <w:rPr>
           <w:rFonts w:ascii="돋움체" w:hAnsi="돋움체" w:cs="돋움체"/>
@@ -9065,67 +7907,16 @@
         </w:rPr>
         <w:t>var</w:t>
       </w:r>
-      <w:proofErr w:type="spellEnd"/>
-      <w:r>
-        <w:rPr>
-          <w:rFonts w:ascii="돋움체" w:hAnsi="돋움체" w:cs="돋움체"/>
-          <w:color w:val="000000"/>
-          <w:kern w:val="0"/>
-          <w:sz w:val="19"/>
-          <w:szCs w:val="19"/>
-          <w:highlight w:val="white"/>
-        </w:rPr>
-        <w:t xml:space="preserve"> </w:t>
-      </w:r>
-      <w:proofErr w:type="spellStart"/>
-      <w:r>
-        <w:rPr>
-          <w:rFonts w:ascii="돋움체" w:hAnsi="돋움체" w:cs="돋움체"/>
-          <w:color w:val="000000"/>
-          <w:kern w:val="0"/>
-          <w:sz w:val="19"/>
-          <w:szCs w:val="19"/>
-          <w:highlight w:val="white"/>
-        </w:rPr>
-        <w:t>counterB</w:t>
-      </w:r>
-      <w:proofErr w:type="spellEnd"/>
-      <w:r>
-        <w:rPr>
-          <w:rFonts w:ascii="돋움체" w:hAnsi="돋움체" w:cs="돋움체"/>
-          <w:color w:val="000000"/>
-          <w:kern w:val="0"/>
-          <w:sz w:val="19"/>
-          <w:szCs w:val="19"/>
-          <w:highlight w:val="white"/>
-        </w:rPr>
-        <w:t xml:space="preserve"> = </w:t>
-      </w:r>
-      <w:proofErr w:type="spellStart"/>
-      <w:proofErr w:type="gramStart"/>
-      <w:r>
-        <w:rPr>
-          <w:rFonts w:ascii="돋움체" w:hAnsi="돋움체" w:cs="돋움체"/>
-          <w:color w:val="000000"/>
-          <w:kern w:val="0"/>
-          <w:sz w:val="19"/>
-          <w:szCs w:val="19"/>
-          <w:highlight w:val="white"/>
-        </w:rPr>
-        <w:t>document.getElementById</w:t>
-      </w:r>
-      <w:proofErr w:type="spellEnd"/>
-      <w:proofErr w:type="gramEnd"/>
-      <w:r>
-        <w:rPr>
-          <w:rFonts w:ascii="돋움체" w:hAnsi="돋움체" w:cs="돋움체"/>
-          <w:color w:val="000000"/>
-          <w:kern w:val="0"/>
-          <w:sz w:val="19"/>
-          <w:szCs w:val="19"/>
-          <w:highlight w:val="white"/>
-        </w:rPr>
-        <w:t>(</w:t>
+      <w:r>
+        <w:rPr>
+          <w:rFonts w:ascii="돋움체" w:hAnsi="돋움체" w:cs="돋움체"/>
+          <w:color w:val="000000"/>
+          <w:kern w:val="0"/>
+          <w:sz w:val="19"/>
+          <w:szCs w:val="19"/>
+          <w:highlight w:val="white"/>
+        </w:rPr>
+        <w:t xml:space="preserve"> counterB = document.getElementById(</w:t>
       </w:r>
       <w:r>
         <w:rPr>
@@ -9197,31 +7988,7 @@
           <w:szCs w:val="19"/>
           <w:highlight w:val="white"/>
         </w:rPr>
-        <w:t xml:space="preserve">            </w:t>
-      </w:r>
-      <w:proofErr w:type="spellStart"/>
-      <w:r>
-        <w:rPr>
-          <w:rFonts w:ascii="돋움체" w:hAnsi="돋움체" w:cs="돋움체"/>
-          <w:color w:val="000000"/>
-          <w:kern w:val="0"/>
-          <w:sz w:val="19"/>
-          <w:szCs w:val="19"/>
-          <w:highlight w:val="white"/>
-        </w:rPr>
-        <w:t>btnA.onclick</w:t>
-      </w:r>
-      <w:proofErr w:type="spellEnd"/>
-      <w:r>
-        <w:rPr>
-          <w:rFonts w:ascii="돋움체" w:hAnsi="돋움체" w:cs="돋움체"/>
-          <w:color w:val="000000"/>
-          <w:kern w:val="0"/>
-          <w:sz w:val="19"/>
-          <w:szCs w:val="19"/>
-          <w:highlight w:val="white"/>
-        </w:rPr>
-        <w:t xml:space="preserve"> = </w:t>
+        <w:t xml:space="preserve">            btnA.onclick = </w:t>
       </w:r>
       <w:r>
         <w:rPr>
@@ -9271,68 +8038,7 @@
           <w:szCs w:val="19"/>
           <w:highlight w:val="white"/>
         </w:rPr>
-        <w:t xml:space="preserve">                </w:t>
-      </w:r>
-      <w:proofErr w:type="spellStart"/>
-      <w:r>
-        <w:rPr>
-          <w:rFonts w:ascii="돋움체" w:hAnsi="돋움체" w:cs="돋움체"/>
-          <w:color w:val="000000"/>
-          <w:kern w:val="0"/>
-          <w:sz w:val="19"/>
-          <w:szCs w:val="19"/>
-          <w:highlight w:val="white"/>
-        </w:rPr>
-        <w:t>counterA.innerHTML</w:t>
-      </w:r>
-      <w:proofErr w:type="spellEnd"/>
-      <w:r>
-        <w:rPr>
-          <w:rFonts w:ascii="돋움체" w:hAnsi="돋움체" w:cs="돋움체"/>
-          <w:color w:val="000000"/>
-          <w:kern w:val="0"/>
-          <w:sz w:val="19"/>
-          <w:szCs w:val="19"/>
-          <w:highlight w:val="white"/>
-        </w:rPr>
-        <w:t xml:space="preserve"> = </w:t>
-      </w:r>
-      <w:proofErr w:type="gramStart"/>
-      <w:r>
-        <w:rPr>
-          <w:rFonts w:ascii="돋움체" w:hAnsi="돋움체" w:cs="돋움체"/>
-          <w:color w:val="000000"/>
-          <w:kern w:val="0"/>
-          <w:sz w:val="19"/>
-          <w:szCs w:val="19"/>
-          <w:highlight w:val="white"/>
-        </w:rPr>
-        <w:t>Number(</w:t>
-      </w:r>
-      <w:proofErr w:type="spellStart"/>
-      <w:proofErr w:type="gramEnd"/>
-      <w:r>
-        <w:rPr>
-          <w:rFonts w:ascii="돋움체" w:hAnsi="돋움체" w:cs="돋움체"/>
-          <w:color w:val="000000"/>
-          <w:kern w:val="0"/>
-          <w:sz w:val="19"/>
-          <w:szCs w:val="19"/>
-          <w:highlight w:val="white"/>
-        </w:rPr>
-        <w:t>counterA.innerHTML</w:t>
-      </w:r>
-      <w:proofErr w:type="spellEnd"/>
-      <w:r>
-        <w:rPr>
-          <w:rFonts w:ascii="돋움체" w:hAnsi="돋움체" w:cs="돋움체"/>
-          <w:color w:val="000000"/>
-          <w:kern w:val="0"/>
-          <w:sz w:val="19"/>
-          <w:szCs w:val="19"/>
-          <w:highlight w:val="white"/>
-        </w:rPr>
-        <w:t>) + 1;</w:t>
+        <w:t xml:space="preserve">                counterA.innerHTML = Number(counterA.innerHTML) + 1;</w:t>
       </w:r>
     </w:p>
     <w:p>
@@ -9388,31 +8094,7 @@
           <w:szCs w:val="19"/>
           <w:highlight w:val="white"/>
         </w:rPr>
-        <w:t xml:space="preserve">            </w:t>
-      </w:r>
-      <w:proofErr w:type="spellStart"/>
-      <w:r>
-        <w:rPr>
-          <w:rFonts w:ascii="돋움체" w:hAnsi="돋움체" w:cs="돋움체"/>
-          <w:color w:val="000000"/>
-          <w:kern w:val="0"/>
-          <w:sz w:val="19"/>
-          <w:szCs w:val="19"/>
-          <w:highlight w:val="white"/>
-        </w:rPr>
-        <w:t>btnB.onclick</w:t>
-      </w:r>
-      <w:proofErr w:type="spellEnd"/>
-      <w:r>
-        <w:rPr>
-          <w:rFonts w:ascii="돋움체" w:hAnsi="돋움체" w:cs="돋움체"/>
-          <w:color w:val="000000"/>
-          <w:kern w:val="0"/>
-          <w:sz w:val="19"/>
-          <w:szCs w:val="19"/>
-          <w:highlight w:val="white"/>
-        </w:rPr>
-        <w:t xml:space="preserve"> = </w:t>
+        <w:t xml:space="preserve">            btnB.onclick = </w:t>
       </w:r>
       <w:r>
         <w:rPr>
@@ -9462,68 +8144,7 @@
           <w:szCs w:val="19"/>
           <w:highlight w:val="white"/>
         </w:rPr>
-        <w:t xml:space="preserve">                </w:t>
-      </w:r>
-      <w:proofErr w:type="spellStart"/>
-      <w:r>
-        <w:rPr>
-          <w:rFonts w:ascii="돋움체" w:hAnsi="돋움체" w:cs="돋움체"/>
-          <w:color w:val="000000"/>
-          <w:kern w:val="0"/>
-          <w:sz w:val="19"/>
-          <w:szCs w:val="19"/>
-          <w:highlight w:val="white"/>
-        </w:rPr>
-        <w:t>counterB.innerHTML</w:t>
-      </w:r>
-      <w:proofErr w:type="spellEnd"/>
-      <w:r>
-        <w:rPr>
-          <w:rFonts w:ascii="돋움체" w:hAnsi="돋움체" w:cs="돋움체"/>
-          <w:color w:val="000000"/>
-          <w:kern w:val="0"/>
-          <w:sz w:val="19"/>
-          <w:szCs w:val="19"/>
-          <w:highlight w:val="white"/>
-        </w:rPr>
-        <w:t xml:space="preserve"> = </w:t>
-      </w:r>
-      <w:proofErr w:type="gramStart"/>
-      <w:r>
-        <w:rPr>
-          <w:rFonts w:ascii="돋움체" w:hAnsi="돋움체" w:cs="돋움체"/>
-          <w:color w:val="000000"/>
-          <w:kern w:val="0"/>
-          <w:sz w:val="19"/>
-          <w:szCs w:val="19"/>
-          <w:highlight w:val="white"/>
-        </w:rPr>
-        <w:t>Number(</w:t>
-      </w:r>
-      <w:proofErr w:type="spellStart"/>
-      <w:proofErr w:type="gramEnd"/>
-      <w:r>
-        <w:rPr>
-          <w:rFonts w:ascii="돋움체" w:hAnsi="돋움체" w:cs="돋움체"/>
-          <w:color w:val="000000"/>
-          <w:kern w:val="0"/>
-          <w:sz w:val="19"/>
-          <w:szCs w:val="19"/>
-          <w:highlight w:val="white"/>
-        </w:rPr>
-        <w:t>counterB.innerHTML</w:t>
-      </w:r>
-      <w:proofErr w:type="spellEnd"/>
-      <w:r>
-        <w:rPr>
-          <w:rFonts w:ascii="돋움체" w:hAnsi="돋움체" w:cs="돋움체"/>
-          <w:color w:val="000000"/>
-          <w:kern w:val="0"/>
-          <w:sz w:val="19"/>
-          <w:szCs w:val="19"/>
-          <w:highlight w:val="white"/>
-        </w:rPr>
-        <w:t>) + 1;</w:t>
+        <w:t xml:space="preserve">                counterB.innerHTML = Number(counterB.innerHTML) + 1;</w:t>
       </w:r>
     </w:p>
     <w:p>
@@ -9553,33 +8174,7 @@
           <w:szCs w:val="19"/>
           <w:highlight w:val="white"/>
         </w:rPr>
-        <w:t xml:space="preserve">                </w:t>
-      </w:r>
-      <w:proofErr w:type="spellStart"/>
-      <w:r>
-        <w:rPr>
-          <w:rFonts w:ascii="돋움체" w:hAnsi="돋움체" w:cs="돋움체"/>
-          <w:b/>
-          <w:color w:val="FF0000"/>
-          <w:kern w:val="0"/>
-          <w:sz w:val="19"/>
-          <w:szCs w:val="19"/>
-          <w:highlight w:val="white"/>
-        </w:rPr>
-        <w:t>btnA.onclick</w:t>
-      </w:r>
-      <w:proofErr w:type="spellEnd"/>
-      <w:r>
-        <w:rPr>
-          <w:rFonts w:ascii="돋움체" w:hAnsi="돋움체" w:cs="돋움체"/>
-          <w:b/>
-          <w:color w:val="FF0000"/>
-          <w:kern w:val="0"/>
-          <w:sz w:val="19"/>
-          <w:szCs w:val="19"/>
-          <w:highlight w:val="white"/>
-        </w:rPr>
-        <w:t>(); //</w:t>
+        <w:t xml:space="preserve">                btnA.onclick(); //</w:t>
       </w:r>
       <w:r>
         <w:rPr>
@@ -9939,31 +8534,7 @@
           <w:szCs w:val="19"/>
           <w:highlight w:val="white"/>
         </w:rPr>
-        <w:t>="</w:t>
-      </w:r>
-      <w:proofErr w:type="spellStart"/>
-      <w:r>
-        <w:rPr>
-          <w:rFonts w:ascii="돋움체" w:hAnsi="돋움체" w:cs="돋움체"/>
-          <w:color w:val="0000FF"/>
-          <w:kern w:val="0"/>
-          <w:sz w:val="19"/>
-          <w:szCs w:val="19"/>
-          <w:highlight w:val="white"/>
-        </w:rPr>
-        <w:t>btnA</w:t>
-      </w:r>
-      <w:proofErr w:type="spellEnd"/>
-      <w:r>
-        <w:rPr>
-          <w:rFonts w:ascii="돋움체" w:hAnsi="돋움체" w:cs="돋움체"/>
-          <w:color w:val="0000FF"/>
-          <w:kern w:val="0"/>
-          <w:sz w:val="19"/>
-          <w:szCs w:val="19"/>
-          <w:highlight w:val="white"/>
-        </w:rPr>
-        <w:t>"&gt;</w:t>
+        <w:t>="btnA"&gt;</w:t>
       </w:r>
       <w:r>
         <w:rPr>
@@ -10090,31 +8661,7 @@
           <w:szCs w:val="19"/>
           <w:highlight w:val="white"/>
         </w:rPr>
-        <w:t>="</w:t>
-      </w:r>
-      <w:proofErr w:type="spellStart"/>
-      <w:r>
-        <w:rPr>
-          <w:rFonts w:ascii="돋움체" w:hAnsi="돋움체" w:cs="돋움체"/>
-          <w:color w:val="0000FF"/>
-          <w:kern w:val="0"/>
-          <w:sz w:val="19"/>
-          <w:szCs w:val="19"/>
-          <w:highlight w:val="white"/>
-        </w:rPr>
-        <w:t>btnB</w:t>
-      </w:r>
-      <w:proofErr w:type="spellEnd"/>
-      <w:r>
-        <w:rPr>
-          <w:rFonts w:ascii="돋움체" w:hAnsi="돋움체" w:cs="돋움체"/>
-          <w:color w:val="0000FF"/>
-          <w:kern w:val="0"/>
-          <w:sz w:val="19"/>
-          <w:szCs w:val="19"/>
-          <w:highlight w:val="white"/>
-        </w:rPr>
-        <w:t>"&gt;</w:t>
+        <w:t>="btnB"&gt;</w:t>
       </w:r>
       <w:r>
         <w:rPr>
@@ -10721,43 +9268,7 @@
           <w:sz w:val="19"/>
           <w:szCs w:val="19"/>
         </w:rPr>
-        <w:t xml:space="preserve">일부 HTML 태그는 이미 이벤트 </w:t>
-      </w:r>
-      <w:proofErr w:type="spellStart"/>
-      <w:r>
-        <w:rPr>
-          <w:rFonts w:hint="eastAsia"/>
-          <w:sz w:val="19"/>
-          <w:szCs w:val="19"/>
-        </w:rPr>
-        <w:t>리스너가</w:t>
-      </w:r>
-      <w:proofErr w:type="spellEnd"/>
-      <w:r>
-        <w:rPr>
-          <w:rFonts w:hint="eastAsia"/>
-          <w:sz w:val="19"/>
-          <w:szCs w:val="19"/>
-        </w:rPr>
-        <w:t xml:space="preserve"> 있다. 이러한 것을 디폴트 이벤트라 한다. </w:t>
-      </w:r>
-      <w:proofErr w:type="spellStart"/>
-      <w:r>
-        <w:rPr>
-          <w:rFonts w:hint="eastAsia"/>
-          <w:sz w:val="19"/>
-          <w:szCs w:val="19"/>
-        </w:rPr>
-        <w:t>에를들어</w:t>
-      </w:r>
-      <w:proofErr w:type="spellEnd"/>
-      <w:r>
-        <w:rPr>
-          <w:rFonts w:hint="eastAsia"/>
-          <w:sz w:val="19"/>
-          <w:szCs w:val="19"/>
-        </w:rPr>
-        <w:t xml:space="preserve"> a태그를 클릭하면 다른 페이지로 이동하는 것. 이러한 디폴트 이벤트를 제거하는 방법을 살펴보자</w:t>
+        <w:t>일부 HTML 태그는 이미 이벤트 리스너가 있다. 이러한 것을 디폴트 이벤트라 한다. 에를들어 a태그를 클릭하면 다른 페이지로 이동하는 것. 이러한 디폴트 이벤트를 제거하는 방법을 살펴보자</w:t>
       </w:r>
     </w:p>
     <w:p>
@@ -10784,7 +9295,6 @@
           <w:szCs w:val="19"/>
         </w:rPr>
       </w:pPr>
-      <w:proofErr w:type="gramStart"/>
       <w:r>
         <w:rPr>
           <w:rFonts w:ascii="돋움체" w:hAnsi="돋움체" w:cs="돋움체"/>
@@ -10805,7 +9315,6 @@
         </w:rPr>
         <w:t>!DOCTYPE</w:t>
       </w:r>
-      <w:proofErr w:type="gramEnd"/>
       <w:r>
         <w:rPr>
           <w:rFonts w:ascii="돋움체" w:hAnsi="돋움체" w:cs="돋움체"/>
@@ -10898,7 +9407,6 @@
         </w:rPr>
         <w:t xml:space="preserve"> </w:t>
       </w:r>
-      <w:proofErr w:type="spellStart"/>
       <w:r>
         <w:rPr>
           <w:rFonts w:ascii="돋움체" w:hAnsi="돋움체" w:cs="돋움체"/>
@@ -10909,38 +9417,15 @@
         </w:rPr>
         <w:t>lang</w:t>
       </w:r>
-      <w:proofErr w:type="spellEnd"/>
-      <w:r>
-        <w:rPr>
-          <w:rFonts w:ascii="돋움체" w:hAnsi="돋움체" w:cs="돋움체"/>
-          <w:color w:val="0000FF"/>
-          <w:kern w:val="0"/>
-          <w:sz w:val="19"/>
-          <w:szCs w:val="19"/>
-        </w:rPr>
-        <w:t>="</w:t>
-      </w:r>
-      <w:proofErr w:type="spellStart"/>
-      <w:r>
-        <w:rPr>
-          <w:rFonts w:ascii="돋움체" w:hAnsi="돋움체" w:cs="돋움체"/>
-          <w:color w:val="0000FF"/>
-          <w:kern w:val="0"/>
-          <w:sz w:val="19"/>
-          <w:szCs w:val="19"/>
-        </w:rPr>
-        <w:t>en</w:t>
-      </w:r>
-      <w:proofErr w:type="spellEnd"/>
-      <w:r>
-        <w:rPr>
-          <w:rFonts w:ascii="돋움체" w:hAnsi="돋움체" w:cs="돋움체"/>
-          <w:color w:val="0000FF"/>
-          <w:kern w:val="0"/>
-          <w:sz w:val="19"/>
-          <w:szCs w:val="19"/>
-        </w:rPr>
-        <w:t>"</w:t>
+      <w:r>
+        <w:rPr>
+          <w:rFonts w:ascii="돋움체" w:hAnsi="돋움체" w:cs="돋움체"/>
+          <w:color w:val="0000FF"/>
+          <w:kern w:val="0"/>
+          <w:sz w:val="19"/>
+          <w:szCs w:val="19"/>
+        </w:rPr>
+        <w:t>="en"</w:t>
       </w:r>
       <w:r>
         <w:rPr>
@@ -10952,7 +9437,6 @@
         </w:rPr>
         <w:t xml:space="preserve"> </w:t>
       </w:r>
-      <w:proofErr w:type="spellStart"/>
       <w:r>
         <w:rPr>
           <w:rFonts w:ascii="돋움체" w:hAnsi="돋움체" w:cs="돋움체"/>
@@ -10963,7 +9447,6 @@
         </w:rPr>
         <w:t>xmlns</w:t>
       </w:r>
-      <w:proofErr w:type="spellEnd"/>
       <w:r>
         <w:rPr>
           <w:rFonts w:ascii="돋움체" w:hAnsi="돋움체" w:cs="돋움체"/>
@@ -11272,31 +9755,7 @@
           <w:sz w:val="19"/>
           <w:szCs w:val="19"/>
         </w:rPr>
-        <w:t xml:space="preserve">    </w:t>
-      </w:r>
-      <w:proofErr w:type="spellStart"/>
-      <w:proofErr w:type="gramStart"/>
-      <w:r>
-        <w:rPr>
-          <w:rFonts w:ascii="돋움체" w:hAnsi="돋움체" w:cs="돋움체"/>
-          <w:color w:val="000000"/>
-          <w:kern w:val="0"/>
-          <w:sz w:val="19"/>
-          <w:szCs w:val="19"/>
-        </w:rPr>
-        <w:t>window.onload</w:t>
-      </w:r>
-      <w:proofErr w:type="spellEnd"/>
-      <w:proofErr w:type="gramEnd"/>
-      <w:r>
-        <w:rPr>
-          <w:rFonts w:ascii="돋움체" w:hAnsi="돋움체" w:cs="돋움체"/>
-          <w:color w:val="000000"/>
-          <w:kern w:val="0"/>
-          <w:sz w:val="19"/>
-          <w:szCs w:val="19"/>
-        </w:rPr>
-        <w:t xml:space="preserve"> = </w:t>
+        <w:t xml:space="preserve">    window.onload = </w:t>
       </w:r>
       <w:r>
         <w:rPr>
@@ -11344,7 +9803,6 @@
         </w:rPr>
         <w:t xml:space="preserve">      </w:t>
       </w:r>
-      <w:proofErr w:type="spellStart"/>
       <w:r>
         <w:rPr>
           <w:rFonts w:ascii="돋움체" w:hAnsi="돋움체" w:cs="돋움체"/>
@@ -11355,62 +9813,15 @@
         </w:rPr>
         <w:t>var</w:t>
       </w:r>
-      <w:proofErr w:type="spellEnd"/>
-      <w:r>
-        <w:rPr>
-          <w:rFonts w:ascii="돋움체" w:hAnsi="돋움체" w:cs="돋움체"/>
-          <w:color w:val="000000"/>
-          <w:kern w:val="0"/>
-          <w:sz w:val="19"/>
-          <w:szCs w:val="19"/>
-        </w:rPr>
-        <w:t xml:space="preserve"> </w:t>
-      </w:r>
-      <w:proofErr w:type="spellStart"/>
-      <w:r>
-        <w:rPr>
-          <w:rFonts w:ascii="돋움체" w:hAnsi="돋움체" w:cs="돋움체"/>
-          <w:color w:val="000000"/>
-          <w:kern w:val="0"/>
-          <w:sz w:val="19"/>
-          <w:szCs w:val="19"/>
-        </w:rPr>
-        <w:t>btn</w:t>
-      </w:r>
-      <w:proofErr w:type="spellEnd"/>
-      <w:r>
-        <w:rPr>
-          <w:rFonts w:ascii="돋움체" w:hAnsi="돋움체" w:cs="돋움체"/>
-          <w:color w:val="000000"/>
-          <w:kern w:val="0"/>
-          <w:sz w:val="19"/>
-          <w:szCs w:val="19"/>
-        </w:rPr>
-        <w:t xml:space="preserve"> = </w:t>
-      </w:r>
-      <w:proofErr w:type="spellStart"/>
-      <w:proofErr w:type="gramStart"/>
-      <w:r>
-        <w:rPr>
-          <w:rFonts w:ascii="돋움체" w:hAnsi="돋움체" w:cs="돋움체"/>
-          <w:color w:val="000000"/>
-          <w:kern w:val="0"/>
-          <w:sz w:val="19"/>
-          <w:szCs w:val="19"/>
-        </w:rPr>
-        <w:t>document.getElementById</w:t>
-      </w:r>
-      <w:proofErr w:type="spellEnd"/>
-      <w:proofErr w:type="gramEnd"/>
-      <w:r>
-        <w:rPr>
-          <w:rFonts w:ascii="돋움체" w:hAnsi="돋움체" w:cs="돋움체"/>
-          <w:color w:val="000000"/>
-          <w:kern w:val="0"/>
-          <w:sz w:val="19"/>
-          <w:szCs w:val="19"/>
-        </w:rPr>
-        <w:t>(</w:t>
+      <w:r>
+        <w:rPr>
+          <w:rFonts w:ascii="돋움체" w:hAnsi="돋움체" w:cs="돋움체"/>
+          <w:color w:val="000000"/>
+          <w:kern w:val="0"/>
+          <w:sz w:val="19"/>
+          <w:szCs w:val="19"/>
+        </w:rPr>
+        <w:t xml:space="preserve"> btn = document.getElementById(</w:t>
       </w:r>
       <w:r>
         <w:rPr>
@@ -11420,29 +9831,7 @@
           <w:sz w:val="19"/>
           <w:szCs w:val="19"/>
         </w:rPr>
-        <w:t>'</w:t>
-      </w:r>
-      <w:proofErr w:type="spellStart"/>
-      <w:r>
-        <w:rPr>
-          <w:rFonts w:ascii="돋움체" w:hAnsi="돋움체" w:cs="돋움체"/>
-          <w:color w:val="A31515"/>
-          <w:kern w:val="0"/>
-          <w:sz w:val="19"/>
-          <w:szCs w:val="19"/>
-        </w:rPr>
-        <w:t>btn</w:t>
-      </w:r>
-      <w:proofErr w:type="spellEnd"/>
-      <w:r>
-        <w:rPr>
-          <w:rFonts w:ascii="돋움체" w:hAnsi="돋움체" w:cs="돋움체"/>
-          <w:color w:val="A31515"/>
-          <w:kern w:val="0"/>
-          <w:sz w:val="19"/>
-          <w:szCs w:val="19"/>
-        </w:rPr>
-        <w:t>'</w:t>
+        <w:t>'btn'</w:t>
       </w:r>
       <w:r>
         <w:rPr>
@@ -11478,31 +9867,7 @@
           <w:sz w:val="19"/>
           <w:szCs w:val="19"/>
         </w:rPr>
-        <w:t xml:space="preserve">      </w:t>
-      </w:r>
-      <w:proofErr w:type="spellStart"/>
-      <w:proofErr w:type="gramStart"/>
-      <w:r>
-        <w:rPr>
-          <w:rFonts w:ascii="돋움체" w:hAnsi="돋움체" w:cs="돋움체"/>
-          <w:color w:val="000000"/>
-          <w:kern w:val="0"/>
-          <w:sz w:val="19"/>
-          <w:szCs w:val="19"/>
-        </w:rPr>
-        <w:t>btn.onclick</w:t>
-      </w:r>
-      <w:proofErr w:type="spellEnd"/>
-      <w:proofErr w:type="gramEnd"/>
-      <w:r>
-        <w:rPr>
-          <w:rFonts w:ascii="돋움체" w:hAnsi="돋움체" w:cs="돋움체"/>
-          <w:color w:val="000000"/>
-          <w:kern w:val="0"/>
-          <w:sz w:val="19"/>
-          <w:szCs w:val="19"/>
-        </w:rPr>
-        <w:t xml:space="preserve"> = </w:t>
+        <w:t xml:space="preserve">      btn.onclick = </w:t>
       </w:r>
       <w:r>
         <w:rPr>
@@ -11560,7 +9925,6 @@
         </w:rPr>
         <w:t>'</w:t>
       </w:r>
-      <w:proofErr w:type="spellStart"/>
       <w:r>
         <w:rPr>
           <w:rFonts w:ascii="돋움체" w:hAnsi="돋움체" w:cs="돋움체"/>
@@ -11571,7 +9935,6 @@
         </w:rPr>
         <w:t>경고창</w:t>
       </w:r>
-      <w:proofErr w:type="spellEnd"/>
       <w:r>
         <w:rPr>
           <w:rFonts w:ascii="돋움체" w:hAnsi="돋움체" w:cs="돋움체"/>
@@ -11656,29 +10019,7 @@
           <w:sz w:val="19"/>
           <w:szCs w:val="19"/>
         </w:rPr>
-        <w:t xml:space="preserve">        </w:t>
-      </w:r>
-      <w:proofErr w:type="spellStart"/>
-      <w:r>
-        <w:rPr>
-          <w:rFonts w:ascii="돋움체" w:hAnsi="돋움체" w:cs="돋움체"/>
-          <w:color w:val="000000"/>
-          <w:kern w:val="0"/>
-          <w:sz w:val="19"/>
-          <w:szCs w:val="19"/>
-        </w:rPr>
-        <w:t>btn.onclick</w:t>
-      </w:r>
-      <w:proofErr w:type="spellEnd"/>
-      <w:r>
-        <w:rPr>
-          <w:rFonts w:ascii="돋움체" w:hAnsi="돋움체" w:cs="돋움체"/>
-          <w:color w:val="000000"/>
-          <w:kern w:val="0"/>
-          <w:sz w:val="19"/>
-          <w:szCs w:val="19"/>
-        </w:rPr>
-        <w:t xml:space="preserve"> = </w:t>
+        <w:t xml:space="preserve">        btn.onclick = </w:t>
       </w:r>
       <w:r>
         <w:rPr>
@@ -12014,29 +10355,7 @@
           <w:sz w:val="19"/>
           <w:szCs w:val="19"/>
         </w:rPr>
-        <w:t>="</w:t>
-      </w:r>
-      <w:proofErr w:type="spellStart"/>
-      <w:r>
-        <w:rPr>
-          <w:rFonts w:ascii="돋움체" w:hAnsi="돋움체" w:cs="돋움체"/>
-          <w:color w:val="0000FF"/>
-          <w:kern w:val="0"/>
-          <w:sz w:val="19"/>
-          <w:szCs w:val="19"/>
-        </w:rPr>
-        <w:t>btn</w:t>
-      </w:r>
-      <w:proofErr w:type="spellEnd"/>
-      <w:r>
-        <w:rPr>
-          <w:rFonts w:ascii="돋움체" w:hAnsi="돋움체" w:cs="돋움체"/>
-          <w:color w:val="0000FF"/>
-          <w:kern w:val="0"/>
-          <w:sz w:val="19"/>
-          <w:szCs w:val="19"/>
-        </w:rPr>
-        <w:t>"&gt;</w:t>
+        <w:t>="btn"&gt;</w:t>
       </w:r>
       <w:r>
         <w:rPr>
@@ -12502,33 +10821,7 @@
           <w:szCs w:val="19"/>
           <w:highlight w:val="white"/>
         </w:rPr>
-        <w:t xml:space="preserve">        </w:t>
-      </w:r>
-      <w:proofErr w:type="spellStart"/>
-      <w:proofErr w:type="gramStart"/>
-      <w:r>
-        <w:rPr>
-          <w:rFonts w:ascii="돋움체" w:hAnsi="돋움체" w:cs="돋움체"/>
-          <w:color w:val="000000"/>
-          <w:kern w:val="0"/>
-          <w:sz w:val="19"/>
-          <w:szCs w:val="19"/>
-          <w:highlight w:val="white"/>
-        </w:rPr>
-        <w:t>window.onload</w:t>
-      </w:r>
-      <w:proofErr w:type="spellEnd"/>
-      <w:proofErr w:type="gramEnd"/>
-      <w:r>
-        <w:rPr>
-          <w:rFonts w:ascii="돋움체" w:hAnsi="돋움체" w:cs="돋움체"/>
-          <w:color w:val="000000"/>
-          <w:kern w:val="0"/>
-          <w:sz w:val="19"/>
-          <w:szCs w:val="19"/>
-          <w:highlight w:val="white"/>
-        </w:rPr>
-        <w:t xml:space="preserve"> = </w:t>
+        <w:t xml:space="preserve">        window.onload = </w:t>
       </w:r>
       <w:r>
         <w:rPr>
@@ -12578,33 +10871,7 @@
           <w:szCs w:val="19"/>
           <w:highlight w:val="white"/>
         </w:rPr>
-        <w:t xml:space="preserve">            </w:t>
-      </w:r>
-      <w:proofErr w:type="spellStart"/>
-      <w:proofErr w:type="gramStart"/>
-      <w:r>
-        <w:rPr>
-          <w:rFonts w:ascii="돋움체" w:hAnsi="돋움체" w:cs="돋움체"/>
-          <w:color w:val="000000"/>
-          <w:kern w:val="0"/>
-          <w:sz w:val="19"/>
-          <w:szCs w:val="19"/>
-          <w:highlight w:val="white"/>
-        </w:rPr>
-        <w:t>document.getElementById</w:t>
-      </w:r>
-      <w:proofErr w:type="spellEnd"/>
-      <w:proofErr w:type="gramEnd"/>
-      <w:r>
-        <w:rPr>
-          <w:rFonts w:ascii="돋움체" w:hAnsi="돋움체" w:cs="돋움체"/>
-          <w:color w:val="000000"/>
-          <w:kern w:val="0"/>
-          <w:sz w:val="19"/>
-          <w:szCs w:val="19"/>
-          <w:highlight w:val="white"/>
-        </w:rPr>
-        <w:t>(</w:t>
+        <w:t xml:space="preserve">            document.getElementById(</w:t>
       </w:r>
       <w:r>
         <w:rPr>
@@ -12615,66 +10882,18 @@
           <w:szCs w:val="19"/>
           <w:highlight w:val="white"/>
         </w:rPr>
-        <w:t>'</w:t>
-      </w:r>
-      <w:proofErr w:type="spellStart"/>
-      <w:r>
-        <w:rPr>
-          <w:rFonts w:ascii="돋움체" w:hAnsi="돋움체" w:cs="돋움체"/>
-          <w:color w:val="A31515"/>
-          <w:kern w:val="0"/>
-          <w:sz w:val="19"/>
-          <w:szCs w:val="19"/>
-          <w:highlight w:val="white"/>
-        </w:rPr>
-        <w:t>myForm</w:t>
-      </w:r>
-      <w:proofErr w:type="spellEnd"/>
-      <w:r>
-        <w:rPr>
-          <w:rFonts w:ascii="돋움체" w:hAnsi="돋움체" w:cs="돋움체"/>
-          <w:color w:val="A31515"/>
-          <w:kern w:val="0"/>
-          <w:sz w:val="19"/>
-          <w:szCs w:val="19"/>
-          <w:highlight w:val="white"/>
-        </w:rPr>
-        <w:t>'</w:t>
-      </w:r>
-      <w:r>
-        <w:rPr>
-          <w:rFonts w:ascii="돋움체" w:hAnsi="돋움체" w:cs="돋움체"/>
-          <w:color w:val="000000"/>
-          <w:kern w:val="0"/>
-          <w:sz w:val="19"/>
-          <w:szCs w:val="19"/>
-          <w:highlight w:val="white"/>
-        </w:rPr>
-        <w:t>).</w:t>
-      </w:r>
-      <w:proofErr w:type="spellStart"/>
-      <w:r>
-        <w:rPr>
-          <w:rFonts w:ascii="돋움체" w:hAnsi="돋움체" w:cs="돋움체"/>
-          <w:color w:val="000000"/>
-          <w:kern w:val="0"/>
-          <w:sz w:val="19"/>
-          <w:szCs w:val="19"/>
-          <w:highlight w:val="white"/>
-        </w:rPr>
-        <w:t>onsubmit</w:t>
-      </w:r>
-      <w:proofErr w:type="spellEnd"/>
-      <w:r>
-        <w:rPr>
-          <w:rFonts w:ascii="돋움체" w:hAnsi="돋움체" w:cs="돋움체"/>
-          <w:color w:val="000000"/>
-          <w:kern w:val="0"/>
-          <w:sz w:val="19"/>
-          <w:szCs w:val="19"/>
-          <w:highlight w:val="white"/>
-        </w:rPr>
-        <w:t xml:space="preserve"> = </w:t>
+        <w:t>'myForm'</w:t>
+      </w:r>
+      <w:r>
+        <w:rPr>
+          <w:rFonts w:ascii="돋움체" w:hAnsi="돋움체" w:cs="돋움체"/>
+          <w:color w:val="000000"/>
+          <w:kern w:val="0"/>
+          <w:sz w:val="19"/>
+          <w:szCs w:val="19"/>
+          <w:highlight w:val="white"/>
+        </w:rPr>
+        <w:t xml:space="preserve">).onsubmit = </w:t>
       </w:r>
       <w:r>
         <w:rPr>
@@ -12726,7 +10945,6 @@
         </w:rPr>
         <w:t xml:space="preserve">                </w:t>
       </w:r>
-      <w:proofErr w:type="spellStart"/>
       <w:r>
         <w:rPr>
           <w:rFonts w:ascii="돋움체" w:hAnsi="돋움체" w:cs="돋움체"/>
@@ -12738,43 +10956,16 @@
         </w:rPr>
         <w:t>var</w:t>
       </w:r>
-      <w:proofErr w:type="spellEnd"/>
-      <w:r>
-        <w:rPr>
-          <w:rFonts w:ascii="돋움체" w:hAnsi="돋움체" w:cs="돋움체"/>
-          <w:color w:val="000000"/>
-          <w:kern w:val="0"/>
-          <w:sz w:val="19"/>
-          <w:szCs w:val="19"/>
-          <w:highlight w:val="white"/>
-        </w:rPr>
-        <w:t xml:space="preserve"> pass = </w:t>
-      </w:r>
-      <w:proofErr w:type="spellStart"/>
-      <w:proofErr w:type="gramStart"/>
-      <w:r>
-        <w:rPr>
-          <w:rFonts w:ascii="돋움체" w:hAnsi="돋움체" w:cs="돋움체"/>
-          <w:color w:val="000000"/>
-          <w:kern w:val="0"/>
-          <w:sz w:val="19"/>
-          <w:szCs w:val="19"/>
-          <w:highlight w:val="white"/>
-        </w:rPr>
-        <w:t>document.getElementById</w:t>
-      </w:r>
-      <w:proofErr w:type="spellEnd"/>
-      <w:proofErr w:type="gramEnd"/>
-      <w:r>
-        <w:rPr>
-          <w:rFonts w:ascii="돋움체" w:hAnsi="돋움체" w:cs="돋움체"/>
-          <w:color w:val="000000"/>
-          <w:kern w:val="0"/>
-          <w:sz w:val="19"/>
-          <w:szCs w:val="19"/>
-          <w:highlight w:val="white"/>
-        </w:rPr>
-        <w:t>(</w:t>
+      <w:r>
+        <w:rPr>
+          <w:rFonts w:ascii="돋움체" w:hAnsi="돋움체" w:cs="돋움체"/>
+          <w:color w:val="000000"/>
+          <w:kern w:val="0"/>
+          <w:sz w:val="19"/>
+          <w:szCs w:val="19"/>
+          <w:highlight w:val="white"/>
+        </w:rPr>
+        <w:t xml:space="preserve"> pass = document.getElementById(</w:t>
       </w:r>
       <w:r>
         <w:rPr>
@@ -12826,7 +11017,6 @@
         </w:rPr>
         <w:t xml:space="preserve">                </w:t>
       </w:r>
-      <w:proofErr w:type="spellStart"/>
       <w:r>
         <w:rPr>
           <w:rFonts w:ascii="돋움체" w:hAnsi="돋움체" w:cs="돋움체"/>
@@ -12838,67 +11028,16 @@
         </w:rPr>
         <w:t>var</w:t>
       </w:r>
-      <w:proofErr w:type="spellEnd"/>
-      <w:r>
-        <w:rPr>
-          <w:rFonts w:ascii="돋움체" w:hAnsi="돋움체" w:cs="돋움체"/>
-          <w:color w:val="000000"/>
-          <w:kern w:val="0"/>
-          <w:sz w:val="19"/>
-          <w:szCs w:val="19"/>
-          <w:highlight w:val="white"/>
-        </w:rPr>
-        <w:t xml:space="preserve"> </w:t>
-      </w:r>
-      <w:proofErr w:type="spellStart"/>
-      <w:r>
-        <w:rPr>
-          <w:rFonts w:ascii="돋움체" w:hAnsi="돋움체" w:cs="돋움체"/>
-          <w:color w:val="000000"/>
-          <w:kern w:val="0"/>
-          <w:sz w:val="19"/>
-          <w:szCs w:val="19"/>
-          <w:highlight w:val="white"/>
-        </w:rPr>
-        <w:t>passCheck</w:t>
-      </w:r>
-      <w:proofErr w:type="spellEnd"/>
-      <w:r>
-        <w:rPr>
-          <w:rFonts w:ascii="돋움체" w:hAnsi="돋움체" w:cs="돋움체"/>
-          <w:color w:val="000000"/>
-          <w:kern w:val="0"/>
-          <w:sz w:val="19"/>
-          <w:szCs w:val="19"/>
-          <w:highlight w:val="white"/>
-        </w:rPr>
-        <w:t xml:space="preserve"> = </w:t>
-      </w:r>
-      <w:proofErr w:type="spellStart"/>
-      <w:proofErr w:type="gramStart"/>
-      <w:r>
-        <w:rPr>
-          <w:rFonts w:ascii="돋움체" w:hAnsi="돋움체" w:cs="돋움체"/>
-          <w:color w:val="000000"/>
-          <w:kern w:val="0"/>
-          <w:sz w:val="19"/>
-          <w:szCs w:val="19"/>
-          <w:highlight w:val="white"/>
-        </w:rPr>
-        <w:t>document.getElementById</w:t>
-      </w:r>
-      <w:proofErr w:type="spellEnd"/>
-      <w:proofErr w:type="gramEnd"/>
-      <w:r>
-        <w:rPr>
-          <w:rFonts w:ascii="돋움체" w:hAnsi="돋움체" w:cs="돋움체"/>
-          <w:color w:val="000000"/>
-          <w:kern w:val="0"/>
-          <w:sz w:val="19"/>
-          <w:szCs w:val="19"/>
-          <w:highlight w:val="white"/>
-        </w:rPr>
-        <w:t>(</w:t>
+      <w:r>
+        <w:rPr>
+          <w:rFonts w:ascii="돋움체" w:hAnsi="돋움체" w:cs="돋움체"/>
+          <w:color w:val="000000"/>
+          <w:kern w:val="0"/>
+          <w:sz w:val="19"/>
+          <w:szCs w:val="19"/>
+          <w:highlight w:val="white"/>
+        </w:rPr>
+        <w:t xml:space="preserve"> passCheck = document.getElementById(</w:t>
       </w:r>
       <w:r>
         <w:rPr>
@@ -12909,31 +11048,7 @@
           <w:szCs w:val="19"/>
           <w:highlight w:val="white"/>
         </w:rPr>
-        <w:t>'</w:t>
-      </w:r>
-      <w:proofErr w:type="spellStart"/>
-      <w:r>
-        <w:rPr>
-          <w:rFonts w:ascii="돋움체" w:hAnsi="돋움체" w:cs="돋움체"/>
-          <w:color w:val="A31515"/>
-          <w:kern w:val="0"/>
-          <w:sz w:val="19"/>
-          <w:szCs w:val="19"/>
-          <w:highlight w:val="white"/>
-        </w:rPr>
-        <w:t>passCheck</w:t>
-      </w:r>
-      <w:proofErr w:type="spellEnd"/>
-      <w:r>
-        <w:rPr>
-          <w:rFonts w:ascii="돋움체" w:hAnsi="돋움체" w:cs="돋움체"/>
-          <w:color w:val="A31515"/>
-          <w:kern w:val="0"/>
-          <w:sz w:val="19"/>
-          <w:szCs w:val="19"/>
-          <w:highlight w:val="white"/>
-        </w:rPr>
-        <w:t>'</w:t>
+        <w:t>'passCheck'</w:t>
       </w:r>
       <w:r>
         <w:rPr>
@@ -12994,31 +11109,7 @@
           <w:szCs w:val="19"/>
           <w:highlight w:val="white"/>
         </w:rPr>
-        <w:t xml:space="preserve"> (pass == </w:t>
-      </w:r>
-      <w:proofErr w:type="spellStart"/>
-      <w:r>
-        <w:rPr>
-          <w:rFonts w:ascii="돋움체" w:hAnsi="돋움체" w:cs="돋움체"/>
-          <w:color w:val="000000"/>
-          <w:kern w:val="0"/>
-          <w:sz w:val="19"/>
-          <w:szCs w:val="19"/>
-          <w:highlight w:val="white"/>
-        </w:rPr>
-        <w:t>passCheck</w:t>
-      </w:r>
-      <w:proofErr w:type="spellEnd"/>
-      <w:r>
-        <w:rPr>
-          <w:rFonts w:ascii="돋움체" w:hAnsi="돋움체" w:cs="돋움체"/>
-          <w:color w:val="000000"/>
-          <w:kern w:val="0"/>
-          <w:sz w:val="19"/>
-          <w:szCs w:val="19"/>
-          <w:highlight w:val="white"/>
-        </w:rPr>
-        <w:t>) {</w:t>
+        <w:t xml:space="preserve"> (pass == passCheck) {</w:t>
       </w:r>
     </w:p>
     <w:p>
@@ -13284,33 +11375,7 @@
           <w:szCs w:val="19"/>
           <w:highlight w:val="white"/>
         </w:rPr>
-        <w:t xml:space="preserve">                    </w:t>
-      </w:r>
-      <w:proofErr w:type="spellStart"/>
-      <w:proofErr w:type="gramStart"/>
-      <w:r>
-        <w:rPr>
-          <w:rFonts w:ascii="돋움체" w:hAnsi="돋움체" w:cs="돋움체"/>
-          <w:color w:val="000000"/>
-          <w:kern w:val="0"/>
-          <w:sz w:val="19"/>
-          <w:szCs w:val="19"/>
-          <w:highlight w:val="white"/>
-        </w:rPr>
-        <w:t>document.getElementById</w:t>
-      </w:r>
-      <w:proofErr w:type="spellEnd"/>
-      <w:proofErr w:type="gramEnd"/>
-      <w:r>
-        <w:rPr>
-          <w:rFonts w:ascii="돋움체" w:hAnsi="돋움체" w:cs="돋움체"/>
-          <w:color w:val="000000"/>
-          <w:kern w:val="0"/>
-          <w:sz w:val="19"/>
-          <w:szCs w:val="19"/>
-          <w:highlight w:val="white"/>
-        </w:rPr>
-        <w:t>(</w:t>
+        <w:t xml:space="preserve">                    document.getElementById(</w:t>
       </w:r>
       <w:r>
         <w:rPr>
@@ -13382,33 +11447,7 @@
           <w:szCs w:val="19"/>
           <w:highlight w:val="white"/>
         </w:rPr>
-        <w:t xml:space="preserve">                    </w:t>
-      </w:r>
-      <w:proofErr w:type="spellStart"/>
-      <w:proofErr w:type="gramStart"/>
-      <w:r>
-        <w:rPr>
-          <w:rFonts w:ascii="돋움체" w:hAnsi="돋움체" w:cs="돋움체"/>
-          <w:color w:val="000000"/>
-          <w:kern w:val="0"/>
-          <w:sz w:val="19"/>
-          <w:szCs w:val="19"/>
-          <w:highlight w:val="white"/>
-        </w:rPr>
-        <w:t>document.getElementById</w:t>
-      </w:r>
-      <w:proofErr w:type="spellEnd"/>
-      <w:proofErr w:type="gramEnd"/>
-      <w:r>
-        <w:rPr>
-          <w:rFonts w:ascii="돋움체" w:hAnsi="돋움체" w:cs="돋움체"/>
-          <w:color w:val="000000"/>
-          <w:kern w:val="0"/>
-          <w:sz w:val="19"/>
-          <w:szCs w:val="19"/>
-          <w:highlight w:val="white"/>
-        </w:rPr>
-        <w:t>(</w:t>
+        <w:t xml:space="preserve">                    document.getElementById(</w:t>
       </w:r>
       <w:r>
         <w:rPr>
@@ -13419,31 +11458,7 @@
           <w:szCs w:val="19"/>
           <w:highlight w:val="white"/>
         </w:rPr>
-        <w:t>'</w:t>
-      </w:r>
-      <w:proofErr w:type="spellStart"/>
-      <w:r>
-        <w:rPr>
-          <w:rFonts w:ascii="돋움체" w:hAnsi="돋움체" w:cs="돋움체"/>
-          <w:color w:val="A31515"/>
-          <w:kern w:val="0"/>
-          <w:sz w:val="19"/>
-          <w:szCs w:val="19"/>
-          <w:highlight w:val="white"/>
-        </w:rPr>
-        <w:t>passCheck</w:t>
-      </w:r>
-      <w:proofErr w:type="spellEnd"/>
-      <w:r>
-        <w:rPr>
-          <w:rFonts w:ascii="돋움체" w:hAnsi="돋움체" w:cs="돋움체"/>
-          <w:color w:val="A31515"/>
-          <w:kern w:val="0"/>
-          <w:sz w:val="19"/>
-          <w:szCs w:val="19"/>
-          <w:highlight w:val="white"/>
-        </w:rPr>
-        <w:t>'</w:t>
+        <w:t>'passCheck'</w:t>
       </w:r>
       <w:r>
         <w:rPr>
@@ -13876,31 +11891,7 @@
           <w:szCs w:val="19"/>
           <w:highlight w:val="white"/>
         </w:rPr>
-        <w:t>="</w:t>
-      </w:r>
-      <w:proofErr w:type="spellStart"/>
-      <w:r>
-        <w:rPr>
-          <w:rFonts w:ascii="돋움체" w:hAnsi="돋움체" w:cs="돋움체"/>
-          <w:color w:val="0000FF"/>
-          <w:kern w:val="0"/>
-          <w:sz w:val="19"/>
-          <w:szCs w:val="19"/>
-          <w:highlight w:val="white"/>
-        </w:rPr>
-        <w:t>myForm</w:t>
-      </w:r>
-      <w:proofErr w:type="spellEnd"/>
-      <w:r>
-        <w:rPr>
-          <w:rFonts w:ascii="돋움체" w:hAnsi="돋움체" w:cs="돋움체"/>
-          <w:color w:val="0000FF"/>
-          <w:kern w:val="0"/>
-          <w:sz w:val="19"/>
-          <w:szCs w:val="19"/>
-          <w:highlight w:val="white"/>
-        </w:rPr>
-        <w:t>"&gt;</w:t>
+        <w:t>="myForm"&gt;</w:t>
       </w:r>
     </w:p>
     <w:p>
@@ -14029,7 +12020,6 @@
         </w:rPr>
         <w:t xml:space="preserve"> </w:t>
       </w:r>
-      <w:proofErr w:type="gramStart"/>
       <w:r>
         <w:rPr>
           <w:rFonts w:ascii="돋움체" w:hAnsi="돋움체" w:cs="돋움체"/>
@@ -14050,9 +12040,52 @@
           <w:szCs w:val="19"/>
           <w:highlight w:val="white"/>
         </w:rPr>
-        <w:t xml:space="preserve"> :</w:t>
-      </w:r>
-      <w:proofErr w:type="gramEnd"/>
+        <w:t xml:space="preserve"> : </w:t>
+      </w:r>
+      <w:r>
+        <w:rPr>
+          <w:rFonts w:ascii="돋움체" w:hAnsi="돋움체" w:cs="돋움체"/>
+          <w:color w:val="0000FF"/>
+          <w:kern w:val="0"/>
+          <w:sz w:val="19"/>
+          <w:szCs w:val="19"/>
+          <w:highlight w:val="white"/>
+        </w:rPr>
+        <w:t>&lt;/</w:t>
+      </w:r>
+      <w:r>
+        <w:rPr>
+          <w:rFonts w:ascii="돋움체" w:hAnsi="돋움체" w:cs="돋움체"/>
+          <w:color w:val="800000"/>
+          <w:kern w:val="0"/>
+          <w:sz w:val="19"/>
+          <w:szCs w:val="19"/>
+          <w:highlight w:val="white"/>
+        </w:rPr>
+        <w:t>label</w:t>
+      </w:r>
+      <w:r>
+        <w:rPr>
+          <w:rFonts w:ascii="돋움체" w:hAnsi="돋움체" w:cs="돋움체"/>
+          <w:color w:val="0000FF"/>
+          <w:kern w:val="0"/>
+          <w:sz w:val="19"/>
+          <w:szCs w:val="19"/>
+          <w:highlight w:val="white"/>
+        </w:rPr>
+        <w:t>&gt;&lt;</w:t>
+      </w:r>
+      <w:r>
+        <w:rPr>
+          <w:rFonts w:ascii="돋움체" w:hAnsi="돋움체" w:cs="돋움체"/>
+          <w:color w:val="800000"/>
+          <w:kern w:val="0"/>
+          <w:sz w:val="19"/>
+          <w:szCs w:val="19"/>
+          <w:highlight w:val="white"/>
+        </w:rPr>
+        <w:t>input</w:t>
+      </w:r>
       <w:r>
         <w:rPr>
           <w:rFonts w:ascii="돋움체" w:hAnsi="돋움체" w:cs="돋움체"/>
@@ -14067,13 +12100,112 @@
       <w:r>
         <w:rPr>
           <w:rFonts w:ascii="돋움체" w:hAnsi="돋움체" w:cs="돋움체"/>
-          <w:color w:val="0000FF"/>
-          <w:kern w:val="0"/>
-          <w:sz w:val="19"/>
-          <w:szCs w:val="19"/>
-          <w:highlight w:val="white"/>
-        </w:rPr>
-        <w:t>&lt;/</w:t>
+          <w:color w:val="FF0000"/>
+          <w:kern w:val="0"/>
+          <w:sz w:val="19"/>
+          <w:szCs w:val="19"/>
+          <w:highlight w:val="white"/>
+        </w:rPr>
+        <w:t>type</w:t>
+      </w:r>
+      <w:r>
+        <w:rPr>
+          <w:rFonts w:ascii="돋움체" w:hAnsi="돋움체" w:cs="돋움체"/>
+          <w:color w:val="0000FF"/>
+          <w:kern w:val="0"/>
+          <w:sz w:val="19"/>
+          <w:szCs w:val="19"/>
+          <w:highlight w:val="white"/>
+        </w:rPr>
+        <w:t>="text"</w:t>
+      </w:r>
+      <w:r>
+        <w:rPr>
+          <w:rFonts w:ascii="돋움체" w:hAnsi="돋움체" w:cs="돋움체"/>
+          <w:color w:val="000000"/>
+          <w:kern w:val="0"/>
+          <w:sz w:val="19"/>
+          <w:szCs w:val="19"/>
+          <w:highlight w:val="white"/>
+        </w:rPr>
+        <w:t xml:space="preserve"> </w:t>
+      </w:r>
+      <w:r>
+        <w:rPr>
+          <w:rFonts w:ascii="돋움체" w:hAnsi="돋움체" w:cs="돋움체"/>
+          <w:color w:val="FF0000"/>
+          <w:kern w:val="0"/>
+          <w:sz w:val="19"/>
+          <w:szCs w:val="19"/>
+          <w:highlight w:val="white"/>
+        </w:rPr>
+        <w:t>name</w:t>
+      </w:r>
+      <w:r>
+        <w:rPr>
+          <w:rFonts w:ascii="돋움체" w:hAnsi="돋움체" w:cs="돋움체"/>
+          <w:color w:val="0000FF"/>
+          <w:kern w:val="0"/>
+          <w:sz w:val="19"/>
+          <w:szCs w:val="19"/>
+          <w:highlight w:val="white"/>
+        </w:rPr>
+        <w:t>="name"</w:t>
+      </w:r>
+      <w:r>
+        <w:rPr>
+          <w:rFonts w:ascii="돋움체" w:hAnsi="돋움체" w:cs="돋움체"/>
+          <w:color w:val="000000"/>
+          <w:kern w:val="0"/>
+          <w:sz w:val="19"/>
+          <w:szCs w:val="19"/>
+          <w:highlight w:val="white"/>
+        </w:rPr>
+        <w:t xml:space="preserve"> </w:t>
+      </w:r>
+      <w:r>
+        <w:rPr>
+          <w:rFonts w:ascii="돋움체" w:hAnsi="돋움체" w:cs="돋움체"/>
+          <w:color w:val="FF0000"/>
+          <w:kern w:val="0"/>
+          <w:sz w:val="19"/>
+          <w:szCs w:val="19"/>
+          <w:highlight w:val="white"/>
+        </w:rPr>
+        <w:t>id</w:t>
+      </w:r>
+      <w:r>
+        <w:rPr>
+          <w:rFonts w:ascii="돋움체" w:hAnsi="돋움체" w:cs="돋움체"/>
+          <w:color w:val="0000FF"/>
+          <w:kern w:val="0"/>
+          <w:sz w:val="19"/>
+          <w:szCs w:val="19"/>
+          <w:highlight w:val="white"/>
+        </w:rPr>
+        <w:t>="name"</w:t>
+      </w:r>
+      <w:r>
+        <w:rPr>
+          <w:rFonts w:ascii="돋움체" w:hAnsi="돋움체" w:cs="돋움체"/>
+          <w:color w:val="000000"/>
+          <w:kern w:val="0"/>
+          <w:sz w:val="19"/>
+          <w:szCs w:val="19"/>
+          <w:highlight w:val="white"/>
+        </w:rPr>
+        <w:t xml:space="preserve"> </w:t>
+      </w:r>
+      <w:r>
+        <w:rPr>
+          <w:rFonts w:ascii="돋움체" w:hAnsi="돋움체" w:cs="돋움체"/>
+          <w:color w:val="0000FF"/>
+          <w:kern w:val="0"/>
+          <w:sz w:val="19"/>
+          <w:szCs w:val="19"/>
+          <w:highlight w:val="white"/>
+        </w:rPr>
+        <w:t>/&gt;&lt;</w:t>
       </w:r>
       <w:r>
         <w:rPr>
@@ -14084,164 +12216,8 @@
           <w:szCs w:val="19"/>
           <w:highlight w:val="white"/>
         </w:rPr>
-        <w:t>label</w:t>
-      </w:r>
-      <w:r>
-        <w:rPr>
-          <w:rFonts w:ascii="돋움체" w:hAnsi="돋움체" w:cs="돋움체"/>
-          <w:color w:val="0000FF"/>
-          <w:kern w:val="0"/>
-          <w:sz w:val="19"/>
-          <w:szCs w:val="19"/>
-          <w:highlight w:val="white"/>
-        </w:rPr>
-        <w:t>&gt;&lt;</w:t>
-      </w:r>
-      <w:r>
-        <w:rPr>
-          <w:rFonts w:ascii="돋움체" w:hAnsi="돋움체" w:cs="돋움체"/>
-          <w:color w:val="800000"/>
-          <w:kern w:val="0"/>
-          <w:sz w:val="19"/>
-          <w:szCs w:val="19"/>
-          <w:highlight w:val="white"/>
-        </w:rPr>
-        <w:t>input</w:t>
-      </w:r>
-      <w:r>
-        <w:rPr>
-          <w:rFonts w:ascii="돋움체" w:hAnsi="돋움체" w:cs="돋움체"/>
-          <w:color w:val="000000"/>
-          <w:kern w:val="0"/>
-          <w:sz w:val="19"/>
-          <w:szCs w:val="19"/>
-          <w:highlight w:val="white"/>
-        </w:rPr>
-        <w:t xml:space="preserve"> </w:t>
-      </w:r>
-      <w:r>
-        <w:rPr>
-          <w:rFonts w:ascii="돋움체" w:hAnsi="돋움체" w:cs="돋움체"/>
-          <w:color w:val="FF0000"/>
-          <w:kern w:val="0"/>
-          <w:sz w:val="19"/>
-          <w:szCs w:val="19"/>
-          <w:highlight w:val="white"/>
-        </w:rPr>
-        <w:t>type</w:t>
-      </w:r>
-      <w:r>
-        <w:rPr>
-          <w:rFonts w:ascii="돋움체" w:hAnsi="돋움체" w:cs="돋움체"/>
-          <w:color w:val="0000FF"/>
-          <w:kern w:val="0"/>
-          <w:sz w:val="19"/>
-          <w:szCs w:val="19"/>
-          <w:highlight w:val="white"/>
-        </w:rPr>
-        <w:t>="text"</w:t>
-      </w:r>
-      <w:r>
-        <w:rPr>
-          <w:rFonts w:ascii="돋움체" w:hAnsi="돋움체" w:cs="돋움체"/>
-          <w:color w:val="000000"/>
-          <w:kern w:val="0"/>
-          <w:sz w:val="19"/>
-          <w:szCs w:val="19"/>
-          <w:highlight w:val="white"/>
-        </w:rPr>
-        <w:t xml:space="preserve"> </w:t>
-      </w:r>
-      <w:r>
-        <w:rPr>
-          <w:rFonts w:ascii="돋움체" w:hAnsi="돋움체" w:cs="돋움체"/>
-          <w:color w:val="FF0000"/>
-          <w:kern w:val="0"/>
-          <w:sz w:val="19"/>
-          <w:szCs w:val="19"/>
-          <w:highlight w:val="white"/>
-        </w:rPr>
-        <w:t>name</w:t>
-      </w:r>
-      <w:r>
-        <w:rPr>
-          <w:rFonts w:ascii="돋움체" w:hAnsi="돋움체" w:cs="돋움체"/>
-          <w:color w:val="0000FF"/>
-          <w:kern w:val="0"/>
-          <w:sz w:val="19"/>
-          <w:szCs w:val="19"/>
-          <w:highlight w:val="white"/>
-        </w:rPr>
-        <w:t>="name"</w:t>
-      </w:r>
-      <w:r>
-        <w:rPr>
-          <w:rFonts w:ascii="돋움체" w:hAnsi="돋움체" w:cs="돋움체"/>
-          <w:color w:val="000000"/>
-          <w:kern w:val="0"/>
-          <w:sz w:val="19"/>
-          <w:szCs w:val="19"/>
-          <w:highlight w:val="white"/>
-        </w:rPr>
-        <w:t xml:space="preserve"> </w:t>
-      </w:r>
-      <w:r>
-        <w:rPr>
-          <w:rFonts w:ascii="돋움체" w:hAnsi="돋움체" w:cs="돋움체"/>
-          <w:color w:val="FF0000"/>
-          <w:kern w:val="0"/>
-          <w:sz w:val="19"/>
-          <w:szCs w:val="19"/>
-          <w:highlight w:val="white"/>
-        </w:rPr>
-        <w:t>id</w:t>
-      </w:r>
-      <w:r>
-        <w:rPr>
-          <w:rFonts w:ascii="돋움체" w:hAnsi="돋움체" w:cs="돋움체"/>
-          <w:color w:val="0000FF"/>
-          <w:kern w:val="0"/>
-          <w:sz w:val="19"/>
-          <w:szCs w:val="19"/>
-          <w:highlight w:val="white"/>
-        </w:rPr>
-        <w:t>="name"</w:t>
-      </w:r>
-      <w:r>
-        <w:rPr>
-          <w:rFonts w:ascii="돋움체" w:hAnsi="돋움체" w:cs="돋움체"/>
-          <w:color w:val="000000"/>
-          <w:kern w:val="0"/>
-          <w:sz w:val="19"/>
-          <w:szCs w:val="19"/>
-          <w:highlight w:val="white"/>
-        </w:rPr>
-        <w:t xml:space="preserve"> </w:t>
-      </w:r>
-      <w:r>
-        <w:rPr>
-          <w:rFonts w:ascii="돋움체" w:hAnsi="돋움체" w:cs="돋움체"/>
-          <w:color w:val="0000FF"/>
-          <w:kern w:val="0"/>
-          <w:sz w:val="19"/>
-          <w:szCs w:val="19"/>
-          <w:highlight w:val="white"/>
-        </w:rPr>
-        <w:t>/&gt;&lt;</w:t>
-      </w:r>
-      <w:proofErr w:type="spellStart"/>
-      <w:r>
-        <w:rPr>
-          <w:rFonts w:ascii="돋움체" w:hAnsi="돋움체" w:cs="돋움체"/>
-          <w:color w:val="800000"/>
-          <w:kern w:val="0"/>
-          <w:sz w:val="19"/>
-          <w:szCs w:val="19"/>
-          <w:highlight w:val="white"/>
-        </w:rPr>
         <w:t>br</w:t>
       </w:r>
-      <w:proofErr w:type="spellEnd"/>
       <w:r>
         <w:rPr>
           <w:rFonts w:ascii="돋움체" w:hAnsi="돋움체" w:cs="돋움체"/>
@@ -14347,7 +12323,6 @@
         </w:rPr>
         <w:t>="pass"&gt;</w:t>
       </w:r>
-      <w:proofErr w:type="gramStart"/>
       <w:r>
         <w:rPr>
           <w:rFonts w:ascii="돋움체" w:hAnsi="돋움체" w:cs="돋움체"/>
@@ -14368,9 +12343,52 @@
           <w:szCs w:val="19"/>
           <w:highlight w:val="white"/>
         </w:rPr>
-        <w:t xml:space="preserve"> :</w:t>
-      </w:r>
-      <w:proofErr w:type="gramEnd"/>
+        <w:t xml:space="preserve"> : </w:t>
+      </w:r>
+      <w:r>
+        <w:rPr>
+          <w:rFonts w:ascii="돋움체" w:hAnsi="돋움체" w:cs="돋움체"/>
+          <w:color w:val="0000FF"/>
+          <w:kern w:val="0"/>
+          <w:sz w:val="19"/>
+          <w:szCs w:val="19"/>
+          <w:highlight w:val="white"/>
+        </w:rPr>
+        <w:t>&lt;/</w:t>
+      </w:r>
+      <w:r>
+        <w:rPr>
+          <w:rFonts w:ascii="돋움체" w:hAnsi="돋움체" w:cs="돋움체"/>
+          <w:color w:val="800000"/>
+          <w:kern w:val="0"/>
+          <w:sz w:val="19"/>
+          <w:szCs w:val="19"/>
+          <w:highlight w:val="white"/>
+        </w:rPr>
+        <w:t>label</w:t>
+      </w:r>
+      <w:r>
+        <w:rPr>
+          <w:rFonts w:ascii="돋움체" w:hAnsi="돋움체" w:cs="돋움체"/>
+          <w:color w:val="0000FF"/>
+          <w:kern w:val="0"/>
+          <w:sz w:val="19"/>
+          <w:szCs w:val="19"/>
+          <w:highlight w:val="white"/>
+        </w:rPr>
+        <w:t>&gt;&lt;</w:t>
+      </w:r>
+      <w:r>
+        <w:rPr>
+          <w:rFonts w:ascii="돋움체" w:hAnsi="돋움체" w:cs="돋움체"/>
+          <w:color w:val="800000"/>
+          <w:kern w:val="0"/>
+          <w:sz w:val="19"/>
+          <w:szCs w:val="19"/>
+          <w:highlight w:val="white"/>
+        </w:rPr>
+        <w:t>input</w:t>
+      </w:r>
       <w:r>
         <w:rPr>
           <w:rFonts w:ascii="돋움체" w:hAnsi="돋움체" w:cs="돋움체"/>
@@ -14385,13 +12403,112 @@
       <w:r>
         <w:rPr>
           <w:rFonts w:ascii="돋움체" w:hAnsi="돋움체" w:cs="돋움체"/>
-          <w:color w:val="0000FF"/>
-          <w:kern w:val="0"/>
-          <w:sz w:val="19"/>
-          <w:szCs w:val="19"/>
-          <w:highlight w:val="white"/>
-        </w:rPr>
-        <w:t>&lt;/</w:t>
+          <w:color w:val="FF0000"/>
+          <w:kern w:val="0"/>
+          <w:sz w:val="19"/>
+          <w:szCs w:val="19"/>
+          <w:highlight w:val="white"/>
+        </w:rPr>
+        <w:t>type</w:t>
+      </w:r>
+      <w:r>
+        <w:rPr>
+          <w:rFonts w:ascii="돋움체" w:hAnsi="돋움체" w:cs="돋움체"/>
+          <w:color w:val="0000FF"/>
+          <w:kern w:val="0"/>
+          <w:sz w:val="19"/>
+          <w:szCs w:val="19"/>
+          <w:highlight w:val="white"/>
+        </w:rPr>
+        <w:t>="password"</w:t>
+      </w:r>
+      <w:r>
+        <w:rPr>
+          <w:rFonts w:ascii="돋움체" w:hAnsi="돋움체" w:cs="돋움체"/>
+          <w:color w:val="000000"/>
+          <w:kern w:val="0"/>
+          <w:sz w:val="19"/>
+          <w:szCs w:val="19"/>
+          <w:highlight w:val="white"/>
+        </w:rPr>
+        <w:t xml:space="preserve"> </w:t>
+      </w:r>
+      <w:r>
+        <w:rPr>
+          <w:rFonts w:ascii="돋움체" w:hAnsi="돋움체" w:cs="돋움체"/>
+          <w:color w:val="FF0000"/>
+          <w:kern w:val="0"/>
+          <w:sz w:val="19"/>
+          <w:szCs w:val="19"/>
+          <w:highlight w:val="white"/>
+        </w:rPr>
+        <w:t>name</w:t>
+      </w:r>
+      <w:r>
+        <w:rPr>
+          <w:rFonts w:ascii="돋움체" w:hAnsi="돋움체" w:cs="돋움체"/>
+          <w:color w:val="0000FF"/>
+          <w:kern w:val="0"/>
+          <w:sz w:val="19"/>
+          <w:szCs w:val="19"/>
+          <w:highlight w:val="white"/>
+        </w:rPr>
+        <w:t>="pass"</w:t>
+      </w:r>
+      <w:r>
+        <w:rPr>
+          <w:rFonts w:ascii="돋움체" w:hAnsi="돋움체" w:cs="돋움체"/>
+          <w:color w:val="000000"/>
+          <w:kern w:val="0"/>
+          <w:sz w:val="19"/>
+          <w:szCs w:val="19"/>
+          <w:highlight w:val="white"/>
+        </w:rPr>
+        <w:t xml:space="preserve"> </w:t>
+      </w:r>
+      <w:r>
+        <w:rPr>
+          <w:rFonts w:ascii="돋움체" w:hAnsi="돋움체" w:cs="돋움체"/>
+          <w:color w:val="FF0000"/>
+          <w:kern w:val="0"/>
+          <w:sz w:val="19"/>
+          <w:szCs w:val="19"/>
+          <w:highlight w:val="white"/>
+        </w:rPr>
+        <w:t>id</w:t>
+      </w:r>
+      <w:r>
+        <w:rPr>
+          <w:rFonts w:ascii="돋움체" w:hAnsi="돋움체" w:cs="돋움체"/>
+          <w:color w:val="0000FF"/>
+          <w:kern w:val="0"/>
+          <w:sz w:val="19"/>
+          <w:szCs w:val="19"/>
+          <w:highlight w:val="white"/>
+        </w:rPr>
+        <w:t>="pass"</w:t>
+      </w:r>
+      <w:r>
+        <w:rPr>
+          <w:rFonts w:ascii="돋움체" w:hAnsi="돋움체" w:cs="돋움체"/>
+          <w:color w:val="000000"/>
+          <w:kern w:val="0"/>
+          <w:sz w:val="19"/>
+          <w:szCs w:val="19"/>
+          <w:highlight w:val="white"/>
+        </w:rPr>
+        <w:t xml:space="preserve"> </w:t>
+      </w:r>
+      <w:r>
+        <w:rPr>
+          <w:rFonts w:ascii="돋움체" w:hAnsi="돋움체" w:cs="돋움체"/>
+          <w:color w:val="0000FF"/>
+          <w:kern w:val="0"/>
+          <w:sz w:val="19"/>
+          <w:szCs w:val="19"/>
+          <w:highlight w:val="white"/>
+        </w:rPr>
+        <w:t>/&gt;&lt;</w:t>
       </w:r>
       <w:r>
         <w:rPr>
@@ -14402,164 +12519,8 @@
           <w:szCs w:val="19"/>
           <w:highlight w:val="white"/>
         </w:rPr>
-        <w:t>label</w:t>
-      </w:r>
-      <w:r>
-        <w:rPr>
-          <w:rFonts w:ascii="돋움체" w:hAnsi="돋움체" w:cs="돋움체"/>
-          <w:color w:val="0000FF"/>
-          <w:kern w:val="0"/>
-          <w:sz w:val="19"/>
-          <w:szCs w:val="19"/>
-          <w:highlight w:val="white"/>
-        </w:rPr>
-        <w:t>&gt;&lt;</w:t>
-      </w:r>
-      <w:r>
-        <w:rPr>
-          <w:rFonts w:ascii="돋움체" w:hAnsi="돋움체" w:cs="돋움체"/>
-          <w:color w:val="800000"/>
-          <w:kern w:val="0"/>
-          <w:sz w:val="19"/>
-          <w:szCs w:val="19"/>
-          <w:highlight w:val="white"/>
-        </w:rPr>
-        <w:t>input</w:t>
-      </w:r>
-      <w:r>
-        <w:rPr>
-          <w:rFonts w:ascii="돋움체" w:hAnsi="돋움체" w:cs="돋움체"/>
-          <w:color w:val="000000"/>
-          <w:kern w:val="0"/>
-          <w:sz w:val="19"/>
-          <w:szCs w:val="19"/>
-          <w:highlight w:val="white"/>
-        </w:rPr>
-        <w:t xml:space="preserve"> </w:t>
-      </w:r>
-      <w:r>
-        <w:rPr>
-          <w:rFonts w:ascii="돋움체" w:hAnsi="돋움체" w:cs="돋움체"/>
-          <w:color w:val="FF0000"/>
-          <w:kern w:val="0"/>
-          <w:sz w:val="19"/>
-          <w:szCs w:val="19"/>
-          <w:highlight w:val="white"/>
-        </w:rPr>
-        <w:t>type</w:t>
-      </w:r>
-      <w:r>
-        <w:rPr>
-          <w:rFonts w:ascii="돋움체" w:hAnsi="돋움체" w:cs="돋움체"/>
-          <w:color w:val="0000FF"/>
-          <w:kern w:val="0"/>
-          <w:sz w:val="19"/>
-          <w:szCs w:val="19"/>
-          <w:highlight w:val="white"/>
-        </w:rPr>
-        <w:t>="password"</w:t>
-      </w:r>
-      <w:r>
-        <w:rPr>
-          <w:rFonts w:ascii="돋움체" w:hAnsi="돋움체" w:cs="돋움체"/>
-          <w:color w:val="000000"/>
-          <w:kern w:val="0"/>
-          <w:sz w:val="19"/>
-          <w:szCs w:val="19"/>
-          <w:highlight w:val="white"/>
-        </w:rPr>
-        <w:t xml:space="preserve"> </w:t>
-      </w:r>
-      <w:r>
-        <w:rPr>
-          <w:rFonts w:ascii="돋움체" w:hAnsi="돋움체" w:cs="돋움체"/>
-          <w:color w:val="FF0000"/>
-          <w:kern w:val="0"/>
-          <w:sz w:val="19"/>
-          <w:szCs w:val="19"/>
-          <w:highlight w:val="white"/>
-        </w:rPr>
-        <w:t>name</w:t>
-      </w:r>
-      <w:r>
-        <w:rPr>
-          <w:rFonts w:ascii="돋움체" w:hAnsi="돋움체" w:cs="돋움체"/>
-          <w:color w:val="0000FF"/>
-          <w:kern w:val="0"/>
-          <w:sz w:val="19"/>
-          <w:szCs w:val="19"/>
-          <w:highlight w:val="white"/>
-        </w:rPr>
-        <w:t>="pass"</w:t>
-      </w:r>
-      <w:r>
-        <w:rPr>
-          <w:rFonts w:ascii="돋움체" w:hAnsi="돋움체" w:cs="돋움체"/>
-          <w:color w:val="000000"/>
-          <w:kern w:val="0"/>
-          <w:sz w:val="19"/>
-          <w:szCs w:val="19"/>
-          <w:highlight w:val="white"/>
-        </w:rPr>
-        <w:t xml:space="preserve"> </w:t>
-      </w:r>
-      <w:r>
-        <w:rPr>
-          <w:rFonts w:ascii="돋움체" w:hAnsi="돋움체" w:cs="돋움체"/>
-          <w:color w:val="FF0000"/>
-          <w:kern w:val="0"/>
-          <w:sz w:val="19"/>
-          <w:szCs w:val="19"/>
-          <w:highlight w:val="white"/>
-        </w:rPr>
-        <w:t>id</w:t>
-      </w:r>
-      <w:r>
-        <w:rPr>
-          <w:rFonts w:ascii="돋움체" w:hAnsi="돋움체" w:cs="돋움체"/>
-          <w:color w:val="0000FF"/>
-          <w:kern w:val="0"/>
-          <w:sz w:val="19"/>
-          <w:szCs w:val="19"/>
-          <w:highlight w:val="white"/>
-        </w:rPr>
-        <w:t>="pass"</w:t>
-      </w:r>
-      <w:r>
-        <w:rPr>
-          <w:rFonts w:ascii="돋움체" w:hAnsi="돋움체" w:cs="돋움체"/>
-          <w:color w:val="000000"/>
-          <w:kern w:val="0"/>
-          <w:sz w:val="19"/>
-          <w:szCs w:val="19"/>
-          <w:highlight w:val="white"/>
-        </w:rPr>
-        <w:t xml:space="preserve"> </w:t>
-      </w:r>
-      <w:r>
-        <w:rPr>
-          <w:rFonts w:ascii="돋움체" w:hAnsi="돋움체" w:cs="돋움체"/>
-          <w:color w:val="0000FF"/>
-          <w:kern w:val="0"/>
-          <w:sz w:val="19"/>
-          <w:szCs w:val="19"/>
-          <w:highlight w:val="white"/>
-        </w:rPr>
-        <w:t>/&gt;&lt;</w:t>
-      </w:r>
-      <w:proofErr w:type="spellStart"/>
-      <w:r>
-        <w:rPr>
-          <w:rFonts w:ascii="돋움체" w:hAnsi="돋움체" w:cs="돋움체"/>
-          <w:color w:val="800000"/>
-          <w:kern w:val="0"/>
-          <w:sz w:val="19"/>
-          <w:szCs w:val="19"/>
-          <w:highlight w:val="white"/>
-        </w:rPr>
         <w:t>br</w:t>
       </w:r>
-      <w:proofErr w:type="spellEnd"/>
       <w:r>
         <w:rPr>
           <w:rFonts w:ascii="돋움체" w:hAnsi="돋움체" w:cs="돋움체"/>
@@ -14663,34 +12624,8 @@
           <w:szCs w:val="19"/>
           <w:highlight w:val="white"/>
         </w:rPr>
-        <w:t>="</w:t>
-      </w:r>
-      <w:proofErr w:type="spellStart"/>
-      <w:r>
-        <w:rPr>
-          <w:rFonts w:ascii="돋움체" w:hAnsi="돋움체" w:cs="돋움체"/>
-          <w:color w:val="0000FF"/>
-          <w:kern w:val="0"/>
-          <w:sz w:val="19"/>
-          <w:szCs w:val="19"/>
-          <w:highlight w:val="white"/>
-        </w:rPr>
-        <w:t>passCheck</w:t>
-      </w:r>
-      <w:proofErr w:type="spellEnd"/>
-      <w:r>
-        <w:rPr>
-          <w:rFonts w:ascii="돋움체" w:hAnsi="돋움체" w:cs="돋움체"/>
-          <w:color w:val="0000FF"/>
-          <w:kern w:val="0"/>
-          <w:sz w:val="19"/>
-          <w:szCs w:val="19"/>
-          <w:highlight w:val="white"/>
-        </w:rPr>
-        <w:t>"&gt;</w:t>
-      </w:r>
-      <w:proofErr w:type="spellStart"/>
-      <w:proofErr w:type="gramStart"/>
+        <w:t>="passCheck"&gt;</w:t>
+      </w:r>
       <w:r>
         <w:rPr>
           <w:rFonts w:ascii="돋움체" w:hAnsi="돋움체" w:cs="돋움체"/>
@@ -14702,19 +12637,61 @@
         </w:rPr>
         <w:t>비번확인</w:t>
       </w:r>
-      <w:proofErr w:type="spellEnd"/>
-      <w:r>
-        <w:rPr>
-          <w:rFonts w:ascii="돋움체" w:hAnsi="돋움체" w:cs="돋움체"/>
-          <w:color w:val="000000"/>
-          <w:kern w:val="0"/>
-          <w:sz w:val="19"/>
-          <w:szCs w:val="19"/>
-          <w:highlight w:val="white"/>
-        </w:rPr>
-        <w:t xml:space="preserve"> :</w:t>
-      </w:r>
-      <w:proofErr w:type="gramEnd"/>
+      <w:r>
+        <w:rPr>
+          <w:rFonts w:ascii="돋움체" w:hAnsi="돋움체" w:cs="돋움체"/>
+          <w:color w:val="000000"/>
+          <w:kern w:val="0"/>
+          <w:sz w:val="19"/>
+          <w:szCs w:val="19"/>
+          <w:highlight w:val="white"/>
+        </w:rPr>
+        <w:t xml:space="preserve"> : </w:t>
+      </w:r>
+      <w:r>
+        <w:rPr>
+          <w:rFonts w:ascii="돋움체" w:hAnsi="돋움체" w:cs="돋움체"/>
+          <w:color w:val="0000FF"/>
+          <w:kern w:val="0"/>
+          <w:sz w:val="19"/>
+          <w:szCs w:val="19"/>
+          <w:highlight w:val="white"/>
+        </w:rPr>
+        <w:t>&lt;/</w:t>
+      </w:r>
+      <w:r>
+        <w:rPr>
+          <w:rFonts w:ascii="돋움체" w:hAnsi="돋움체" w:cs="돋움체"/>
+          <w:color w:val="800000"/>
+          <w:kern w:val="0"/>
+          <w:sz w:val="19"/>
+          <w:szCs w:val="19"/>
+          <w:highlight w:val="white"/>
+        </w:rPr>
+        <w:t>label</w:t>
+      </w:r>
+      <w:r>
+        <w:rPr>
+          <w:rFonts w:ascii="돋움체" w:hAnsi="돋움체" w:cs="돋움체"/>
+          <w:color w:val="0000FF"/>
+          <w:kern w:val="0"/>
+          <w:sz w:val="19"/>
+          <w:szCs w:val="19"/>
+          <w:highlight w:val="white"/>
+        </w:rPr>
+        <w:t>&gt;&lt;</w:t>
+      </w:r>
+      <w:r>
+        <w:rPr>
+          <w:rFonts w:ascii="돋움체" w:hAnsi="돋움체" w:cs="돋움체"/>
+          <w:color w:val="800000"/>
+          <w:kern w:val="0"/>
+          <w:sz w:val="19"/>
+          <w:szCs w:val="19"/>
+          <w:highlight w:val="white"/>
+        </w:rPr>
+        <w:t>input</w:t>
+      </w:r>
       <w:r>
         <w:rPr>
           <w:rFonts w:ascii="돋움체" w:hAnsi="돋움체" w:cs="돋움체"/>
@@ -14729,13 +12706,112 @@
       <w:r>
         <w:rPr>
           <w:rFonts w:ascii="돋움체" w:hAnsi="돋움체" w:cs="돋움체"/>
-          <w:color w:val="0000FF"/>
-          <w:kern w:val="0"/>
-          <w:sz w:val="19"/>
-          <w:szCs w:val="19"/>
-          <w:highlight w:val="white"/>
-        </w:rPr>
-        <w:t>&lt;/</w:t>
+          <w:color w:val="FF0000"/>
+          <w:kern w:val="0"/>
+          <w:sz w:val="19"/>
+          <w:szCs w:val="19"/>
+          <w:highlight w:val="white"/>
+        </w:rPr>
+        <w:t>type</w:t>
+      </w:r>
+      <w:r>
+        <w:rPr>
+          <w:rFonts w:ascii="돋움체" w:hAnsi="돋움체" w:cs="돋움체"/>
+          <w:color w:val="0000FF"/>
+          <w:kern w:val="0"/>
+          <w:sz w:val="19"/>
+          <w:szCs w:val="19"/>
+          <w:highlight w:val="white"/>
+        </w:rPr>
+        <w:t>="password"</w:t>
+      </w:r>
+      <w:r>
+        <w:rPr>
+          <w:rFonts w:ascii="돋움체" w:hAnsi="돋움체" w:cs="돋움체"/>
+          <w:color w:val="000000"/>
+          <w:kern w:val="0"/>
+          <w:sz w:val="19"/>
+          <w:szCs w:val="19"/>
+          <w:highlight w:val="white"/>
+        </w:rPr>
+        <w:t xml:space="preserve"> </w:t>
+      </w:r>
+      <w:r>
+        <w:rPr>
+          <w:rFonts w:ascii="돋움체" w:hAnsi="돋움체" w:cs="돋움체"/>
+          <w:color w:val="FF0000"/>
+          <w:kern w:val="0"/>
+          <w:sz w:val="19"/>
+          <w:szCs w:val="19"/>
+          <w:highlight w:val="white"/>
+        </w:rPr>
+        <w:t>name</w:t>
+      </w:r>
+      <w:r>
+        <w:rPr>
+          <w:rFonts w:ascii="돋움체" w:hAnsi="돋움체" w:cs="돋움체"/>
+          <w:color w:val="0000FF"/>
+          <w:kern w:val="0"/>
+          <w:sz w:val="19"/>
+          <w:szCs w:val="19"/>
+          <w:highlight w:val="white"/>
+        </w:rPr>
+        <w:t>="passCheck"</w:t>
+      </w:r>
+      <w:r>
+        <w:rPr>
+          <w:rFonts w:ascii="돋움체" w:hAnsi="돋움체" w:cs="돋움체"/>
+          <w:color w:val="000000"/>
+          <w:kern w:val="0"/>
+          <w:sz w:val="19"/>
+          <w:szCs w:val="19"/>
+          <w:highlight w:val="white"/>
+        </w:rPr>
+        <w:t xml:space="preserve"> </w:t>
+      </w:r>
+      <w:r>
+        <w:rPr>
+          <w:rFonts w:ascii="돋움체" w:hAnsi="돋움체" w:cs="돋움체"/>
+          <w:color w:val="FF0000"/>
+          <w:kern w:val="0"/>
+          <w:sz w:val="19"/>
+          <w:szCs w:val="19"/>
+          <w:highlight w:val="white"/>
+        </w:rPr>
+        <w:t>id</w:t>
+      </w:r>
+      <w:r>
+        <w:rPr>
+          <w:rFonts w:ascii="돋움체" w:hAnsi="돋움체" w:cs="돋움체"/>
+          <w:color w:val="0000FF"/>
+          <w:kern w:val="0"/>
+          <w:sz w:val="19"/>
+          <w:szCs w:val="19"/>
+          <w:highlight w:val="white"/>
+        </w:rPr>
+        <w:t>="passCheck"</w:t>
+      </w:r>
+      <w:r>
+        <w:rPr>
+          <w:rFonts w:ascii="돋움체" w:hAnsi="돋움체" w:cs="돋움체"/>
+          <w:color w:val="000000"/>
+          <w:kern w:val="0"/>
+          <w:sz w:val="19"/>
+          <w:szCs w:val="19"/>
+          <w:highlight w:val="white"/>
+        </w:rPr>
+        <w:t xml:space="preserve"> </w:t>
+      </w:r>
+      <w:r>
+        <w:rPr>
+          <w:rFonts w:ascii="돋움체" w:hAnsi="돋움체" w:cs="돋움체"/>
+          <w:color w:val="0000FF"/>
+          <w:kern w:val="0"/>
+          <w:sz w:val="19"/>
+          <w:szCs w:val="19"/>
+          <w:highlight w:val="white"/>
+        </w:rPr>
+        <w:t>/&gt;&lt;</w:t>
       </w:r>
       <w:r>
         <w:rPr>
@@ -14746,212 +12822,8 @@
           <w:szCs w:val="19"/>
           <w:highlight w:val="white"/>
         </w:rPr>
-        <w:t>label</w:t>
-      </w:r>
-      <w:r>
-        <w:rPr>
-          <w:rFonts w:ascii="돋움체" w:hAnsi="돋움체" w:cs="돋움체"/>
-          <w:color w:val="0000FF"/>
-          <w:kern w:val="0"/>
-          <w:sz w:val="19"/>
-          <w:szCs w:val="19"/>
-          <w:highlight w:val="white"/>
-        </w:rPr>
-        <w:t>&gt;&lt;</w:t>
-      </w:r>
-      <w:r>
-        <w:rPr>
-          <w:rFonts w:ascii="돋움체" w:hAnsi="돋움체" w:cs="돋움체"/>
-          <w:color w:val="800000"/>
-          <w:kern w:val="0"/>
-          <w:sz w:val="19"/>
-          <w:szCs w:val="19"/>
-          <w:highlight w:val="white"/>
-        </w:rPr>
-        <w:t>input</w:t>
-      </w:r>
-      <w:r>
-        <w:rPr>
-          <w:rFonts w:ascii="돋움체" w:hAnsi="돋움체" w:cs="돋움체"/>
-          <w:color w:val="000000"/>
-          <w:kern w:val="0"/>
-          <w:sz w:val="19"/>
-          <w:szCs w:val="19"/>
-          <w:highlight w:val="white"/>
-        </w:rPr>
-        <w:t xml:space="preserve"> </w:t>
-      </w:r>
-      <w:r>
-        <w:rPr>
-          <w:rFonts w:ascii="돋움체" w:hAnsi="돋움체" w:cs="돋움체"/>
-          <w:color w:val="FF0000"/>
-          <w:kern w:val="0"/>
-          <w:sz w:val="19"/>
-          <w:szCs w:val="19"/>
-          <w:highlight w:val="white"/>
-        </w:rPr>
-        <w:t>type</w:t>
-      </w:r>
-      <w:r>
-        <w:rPr>
-          <w:rFonts w:ascii="돋움체" w:hAnsi="돋움체" w:cs="돋움체"/>
-          <w:color w:val="0000FF"/>
-          <w:kern w:val="0"/>
-          <w:sz w:val="19"/>
-          <w:szCs w:val="19"/>
-          <w:highlight w:val="white"/>
-        </w:rPr>
-        <w:t>="password"</w:t>
-      </w:r>
-      <w:r>
-        <w:rPr>
-          <w:rFonts w:ascii="돋움체" w:hAnsi="돋움체" w:cs="돋움체"/>
-          <w:color w:val="000000"/>
-          <w:kern w:val="0"/>
-          <w:sz w:val="19"/>
-          <w:szCs w:val="19"/>
-          <w:highlight w:val="white"/>
-        </w:rPr>
-        <w:t xml:space="preserve"> </w:t>
-      </w:r>
-      <w:r>
-        <w:rPr>
-          <w:rFonts w:ascii="돋움체" w:hAnsi="돋움체" w:cs="돋움체"/>
-          <w:color w:val="FF0000"/>
-          <w:kern w:val="0"/>
-          <w:sz w:val="19"/>
-          <w:szCs w:val="19"/>
-          <w:highlight w:val="white"/>
-        </w:rPr>
-        <w:t>name</w:t>
-      </w:r>
-      <w:r>
-        <w:rPr>
-          <w:rFonts w:ascii="돋움체" w:hAnsi="돋움체" w:cs="돋움체"/>
-          <w:color w:val="0000FF"/>
-          <w:kern w:val="0"/>
-          <w:sz w:val="19"/>
-          <w:szCs w:val="19"/>
-          <w:highlight w:val="white"/>
-        </w:rPr>
-        <w:t>="</w:t>
-      </w:r>
-      <w:proofErr w:type="spellStart"/>
-      <w:r>
-        <w:rPr>
-          <w:rFonts w:ascii="돋움체" w:hAnsi="돋움체" w:cs="돋움체"/>
-          <w:color w:val="0000FF"/>
-          <w:kern w:val="0"/>
-          <w:sz w:val="19"/>
-          <w:szCs w:val="19"/>
-          <w:highlight w:val="white"/>
-        </w:rPr>
-        <w:t>passCheck</w:t>
-      </w:r>
-      <w:proofErr w:type="spellEnd"/>
-      <w:r>
-        <w:rPr>
-          <w:rFonts w:ascii="돋움체" w:hAnsi="돋움체" w:cs="돋움체"/>
-          <w:color w:val="0000FF"/>
-          <w:kern w:val="0"/>
-          <w:sz w:val="19"/>
-          <w:szCs w:val="19"/>
-          <w:highlight w:val="white"/>
-        </w:rPr>
-        <w:t>"</w:t>
-      </w:r>
-      <w:r>
-        <w:rPr>
-          <w:rFonts w:ascii="돋움체" w:hAnsi="돋움체" w:cs="돋움체"/>
-          <w:color w:val="000000"/>
-          <w:kern w:val="0"/>
-          <w:sz w:val="19"/>
-          <w:szCs w:val="19"/>
-          <w:highlight w:val="white"/>
-        </w:rPr>
-        <w:t xml:space="preserve"> </w:t>
-      </w:r>
-      <w:r>
-        <w:rPr>
-          <w:rFonts w:ascii="돋움체" w:hAnsi="돋움체" w:cs="돋움체"/>
-          <w:color w:val="FF0000"/>
-          <w:kern w:val="0"/>
-          <w:sz w:val="19"/>
-          <w:szCs w:val="19"/>
-          <w:highlight w:val="white"/>
-        </w:rPr>
-        <w:t>id</w:t>
-      </w:r>
-      <w:r>
-        <w:rPr>
-          <w:rFonts w:ascii="돋움체" w:hAnsi="돋움체" w:cs="돋움체"/>
-          <w:color w:val="0000FF"/>
-          <w:kern w:val="0"/>
-          <w:sz w:val="19"/>
-          <w:szCs w:val="19"/>
-          <w:highlight w:val="white"/>
-        </w:rPr>
-        <w:t>="</w:t>
-      </w:r>
-      <w:proofErr w:type="spellStart"/>
-      <w:r>
-        <w:rPr>
-          <w:rFonts w:ascii="돋움체" w:hAnsi="돋움체" w:cs="돋움체"/>
-          <w:color w:val="0000FF"/>
-          <w:kern w:val="0"/>
-          <w:sz w:val="19"/>
-          <w:szCs w:val="19"/>
-          <w:highlight w:val="white"/>
-        </w:rPr>
-        <w:t>passCheck</w:t>
-      </w:r>
-      <w:proofErr w:type="spellEnd"/>
-      <w:r>
-        <w:rPr>
-          <w:rFonts w:ascii="돋움체" w:hAnsi="돋움체" w:cs="돋움체"/>
-          <w:color w:val="0000FF"/>
-          <w:kern w:val="0"/>
-          <w:sz w:val="19"/>
-          <w:szCs w:val="19"/>
-          <w:highlight w:val="white"/>
-        </w:rPr>
-        <w:t>"</w:t>
-      </w:r>
-      <w:r>
-        <w:rPr>
-          <w:rFonts w:ascii="돋움체" w:hAnsi="돋움체" w:cs="돋움체"/>
-          <w:color w:val="000000"/>
-          <w:kern w:val="0"/>
-          <w:sz w:val="19"/>
-          <w:szCs w:val="19"/>
-          <w:highlight w:val="white"/>
-        </w:rPr>
-        <w:t xml:space="preserve"> </w:t>
-      </w:r>
-      <w:r>
-        <w:rPr>
-          <w:rFonts w:ascii="돋움체" w:hAnsi="돋움체" w:cs="돋움체"/>
-          <w:color w:val="0000FF"/>
-          <w:kern w:val="0"/>
-          <w:sz w:val="19"/>
-          <w:szCs w:val="19"/>
-          <w:highlight w:val="white"/>
-        </w:rPr>
-        <w:t>/&gt;&lt;</w:t>
-      </w:r>
-      <w:proofErr w:type="spellStart"/>
-      <w:r>
-        <w:rPr>
-          <w:rFonts w:ascii="돋움체" w:hAnsi="돋움체" w:cs="돋움체"/>
-          <w:color w:val="800000"/>
-          <w:kern w:val="0"/>
-          <w:sz w:val="19"/>
-          <w:szCs w:val="19"/>
-          <w:highlight w:val="white"/>
-        </w:rPr>
         <w:t>br</w:t>
       </w:r>
-      <w:proofErr w:type="spellEnd"/>
       <w:r>
         <w:rPr>
           <w:rFonts w:ascii="돋움체" w:hAnsi="돋움체" w:cs="돋움체"/>
@@ -15326,68 +13198,22 @@
           <w:sz w:val="19"/>
           <w:szCs w:val="19"/>
         </w:rPr>
-        <w:t xml:space="preserve">&lt;form </w:t>
-      </w:r>
-      <w:proofErr w:type="spellStart"/>
+        <w:t>&lt;form onsubmit=</w:t>
+      </w:r>
+      <w:r>
+        <w:rPr>
+          <w:sz w:val="19"/>
+          <w:szCs w:val="19"/>
+        </w:rPr>
+        <w:t>”</w:t>
+      </w:r>
       <w:r>
         <w:rPr>
           <w:rFonts w:hint="eastAsia"/>
           <w:sz w:val="19"/>
           <w:szCs w:val="19"/>
         </w:rPr>
-        <w:t>onsubmit</w:t>
-      </w:r>
-      <w:proofErr w:type="spellEnd"/>
-      <w:proofErr w:type="gramStart"/>
-      <w:r>
-        <w:rPr>
-          <w:rFonts w:hint="eastAsia"/>
-          <w:sz w:val="19"/>
-          <w:szCs w:val="19"/>
-        </w:rPr>
-        <w:t>=</w:t>
-      </w:r>
-      <w:r>
-        <w:rPr>
-          <w:sz w:val="19"/>
-          <w:szCs w:val="19"/>
-        </w:rPr>
-        <w:t>”</w:t>
-      </w:r>
-      <w:r>
-        <w:rPr>
-          <w:rFonts w:hint="eastAsia"/>
-          <w:sz w:val="19"/>
-          <w:szCs w:val="19"/>
-        </w:rPr>
-        <w:t>return</w:t>
-      </w:r>
-      <w:proofErr w:type="gramEnd"/>
-      <w:r>
-        <w:rPr>
-          <w:rFonts w:hint="eastAsia"/>
-          <w:sz w:val="19"/>
-          <w:szCs w:val="19"/>
-        </w:rPr>
-        <w:t xml:space="preserve"> </w:t>
-      </w:r>
-      <w:proofErr w:type="spellStart"/>
-      <w:r>
-        <w:rPr>
-          <w:rFonts w:hint="eastAsia"/>
-          <w:sz w:val="19"/>
-          <w:szCs w:val="19"/>
-        </w:rPr>
-        <w:t>whenSubmit</w:t>
-      </w:r>
-      <w:proofErr w:type="spellEnd"/>
-      <w:r>
-        <w:rPr>
-          <w:rFonts w:hint="eastAsia"/>
-          <w:sz w:val="19"/>
-          <w:szCs w:val="19"/>
-        </w:rPr>
-        <w:t>()</w:t>
+        <w:t>return whenSubmit()</w:t>
       </w:r>
       <w:r>
         <w:rPr>
@@ -15427,2552 +13253,10 @@
     </w:p>
     <w:p>
       <w:pPr>
-        <w:spacing w:after="0"/>
-        <w:rPr>
-          <w:sz w:val="19"/>
-          <w:szCs w:val="19"/>
-        </w:rPr>
-      </w:pPr>
-      <w:r>
-        <w:rPr>
-          <w:rFonts w:ascii="돋움체" w:hAnsi="돋움체" w:cs="돋움체"/>
-          <w:color w:val="0000FF"/>
-          <w:sz w:val="19"/>
-          <w:szCs w:val="19"/>
-        </w:rPr>
-        <w:t>Q</w:t>
-      </w:r>
-      <w:r>
-        <w:rPr>
-          <w:sz w:val="19"/>
-          <w:szCs w:val="19"/>
-        </w:rPr>
-        <w:t>uiz</w:t>
-      </w:r>
-      <w:r>
-        <w:rPr>
-          <w:sz w:val="19"/>
-          <w:szCs w:val="19"/>
-        </w:rPr>
-        <w:t>1</w:t>
-      </w:r>
-      <w:r>
-        <w:rPr>
-          <w:sz w:val="19"/>
-          <w:szCs w:val="19"/>
-        </w:rPr>
-        <w:t>. 버튼</w:t>
-      </w:r>
-      <w:r>
-        <w:rPr>
-          <w:rFonts w:hint="eastAsia"/>
-          <w:sz w:val="19"/>
-          <w:szCs w:val="19"/>
-        </w:rPr>
-        <w:t xml:space="preserve"> 위에 마우스를 올리면 버튼의 색상이 바뀌도록 페이지를 </w:t>
-      </w:r>
-      <w:proofErr w:type="spellStart"/>
-      <w:r>
-        <w:rPr>
-          <w:rFonts w:hint="eastAsia"/>
-          <w:sz w:val="19"/>
-          <w:szCs w:val="19"/>
-        </w:rPr>
-        <w:t>구현하시오</w:t>
-      </w:r>
-      <w:proofErr w:type="spellEnd"/>
-      <w:r>
-        <w:rPr>
-          <w:rFonts w:hint="eastAsia"/>
-          <w:sz w:val="19"/>
-          <w:szCs w:val="19"/>
-        </w:rPr>
-        <w:t>(</w:t>
-      </w:r>
-      <w:proofErr w:type="spellStart"/>
-      <w:r>
-        <w:rPr>
-          <w:rFonts w:hint="eastAsia"/>
-          <w:sz w:val="19"/>
-          <w:szCs w:val="19"/>
-        </w:rPr>
-        <w:t>onmouseover</w:t>
-      </w:r>
-      <w:proofErr w:type="spellEnd"/>
-      <w:r>
-        <w:rPr>
-          <w:rFonts w:hint="eastAsia"/>
-          <w:sz w:val="19"/>
-          <w:szCs w:val="19"/>
-        </w:rPr>
-        <w:t>,</w:t>
-      </w:r>
-      <w:r>
-        <w:rPr>
-          <w:sz w:val="19"/>
-          <w:szCs w:val="19"/>
-        </w:rPr>
-        <w:t xml:space="preserve"> </w:t>
-      </w:r>
-      <w:proofErr w:type="spellStart"/>
-      <w:r>
-        <w:rPr>
-          <w:rFonts w:hint="eastAsia"/>
-          <w:sz w:val="19"/>
-          <w:szCs w:val="19"/>
-        </w:rPr>
-        <w:t>onmouseout</w:t>
-      </w:r>
-      <w:proofErr w:type="spellEnd"/>
-      <w:r>
-        <w:rPr>
-          <w:rFonts w:hint="eastAsia"/>
-          <w:sz w:val="19"/>
-          <w:szCs w:val="19"/>
-        </w:rPr>
-        <w:t>)</w:t>
-      </w:r>
-      <w:r>
-        <w:rPr>
-          <w:sz w:val="19"/>
-          <w:szCs w:val="19"/>
-        </w:rPr>
-        <w:t xml:space="preserve"> </w:t>
-      </w:r>
-    </w:p>
-    <w:p>
-      <w:pPr>
-        <w:spacing w:after="0"/>
-        <w:ind w:firstLineChars="400" w:firstLine="760"/>
-        <w:rPr>
-          <w:sz w:val="19"/>
-          <w:szCs w:val="19"/>
-        </w:rPr>
-      </w:pPr>
-      <w:r>
-        <w:rPr>
-          <w:sz w:val="19"/>
-          <w:szCs w:val="19"/>
-        </w:rPr>
-        <w:t>(</w:t>
-      </w:r>
-      <w:r>
-        <w:rPr>
-          <w:rFonts w:hint="eastAsia"/>
-          <w:sz w:val="19"/>
-          <w:szCs w:val="19"/>
-        </w:rPr>
-        <w:t xml:space="preserve">수업시간 예제 </w:t>
-      </w:r>
-      <w:r>
-        <w:rPr>
-          <w:sz w:val="19"/>
-          <w:szCs w:val="19"/>
-        </w:rPr>
-        <w:t xml:space="preserve">4_this.html </w:t>
-      </w:r>
-      <w:r>
-        <w:rPr>
-          <w:rFonts w:hint="eastAsia"/>
-          <w:sz w:val="19"/>
-          <w:szCs w:val="19"/>
-        </w:rPr>
-        <w:t>참조)</w:t>
-      </w:r>
-    </w:p>
-    <w:p>
-      <w:pPr>
-        <w:spacing w:after="0"/>
-        <w:ind w:leftChars="300" w:left="600"/>
-        <w:rPr>
-          <w:sz w:val="19"/>
-          <w:szCs w:val="19"/>
-        </w:rPr>
-      </w:pPr>
-      <w:r>
-        <w:rPr>
-          <w:noProof/>
-        </w:rPr>
-        <w:drawing>
-          <wp:inline distT="0" distB="0" distL="0" distR="0" wp14:anchorId="334C36A0" wp14:editId="0DD8544C">
-            <wp:extent cx="5943600" cy="342900"/>
-            <wp:effectExtent l="0" t="0" r="0" b="0"/>
-            <wp:docPr id="3" name="그림 3"/>
-            <wp:cNvGraphicFramePr>
-              <a:graphicFrameLocks xmlns:a="http://schemas.openxmlformats.org/drawingml/2006/main" noChangeAspect="1"/>
-            </wp:cNvGraphicFramePr>
-            <a:graphic xmlns:a="http://schemas.openxmlformats.org/drawingml/2006/main">
-              <a:graphicData uri="http://schemas.openxmlformats.org/drawingml/2006/picture">
-                <pic:pic xmlns:pic="http://schemas.openxmlformats.org/drawingml/2006/picture">
-                  <pic:nvPicPr>
-                    <pic:cNvPr id="0" name=""/>
-                    <pic:cNvPicPr/>
-                  </pic:nvPicPr>
-                  <pic:blipFill>
-                    <a:blip r:embed="rId8"/>
-                    <a:stretch>
-                      <a:fillRect/>
-                    </a:stretch>
-                  </pic:blipFill>
-                  <pic:spPr>
-                    <a:xfrm>
-                      <a:off x="0" y="0"/>
-                      <a:ext cx="5943600" cy="342900"/>
-                    </a:xfrm>
-                    <a:prstGeom prst="rect">
-                      <a:avLst/>
-                    </a:prstGeom>
-                  </pic:spPr>
-                </pic:pic>
-              </a:graphicData>
-            </a:graphic>
-          </wp:inline>
-        </w:drawing>
-      </w:r>
-    </w:p>
-    <w:p>
-      <w:pPr>
-        <w:spacing w:after="0"/>
-        <w:ind w:leftChars="300" w:left="600"/>
-        <w:rPr>
-          <w:sz w:val="19"/>
-          <w:szCs w:val="19"/>
-        </w:rPr>
-      </w:pPr>
-      <w:r>
-        <w:rPr>
-          <w:rFonts w:hint="eastAsia"/>
-          <w:noProof/>
-          <w:sz w:val="19"/>
-          <w:szCs w:val="19"/>
-        </w:rPr>
-        <w:drawing>
-          <wp:inline distT="0" distB="0" distL="0" distR="0" wp14:anchorId="3F26959E" wp14:editId="4646961B">
-            <wp:extent cx="5879465" cy="358140"/>
-            <wp:effectExtent l="0" t="0" r="6985" b="3810"/>
-            <wp:docPr id="2" name="그림 2"/>
-            <wp:cNvGraphicFramePr>
-              <a:graphicFrameLocks xmlns:a="http://schemas.openxmlformats.org/drawingml/2006/main" noChangeAspect="1"/>
-            </wp:cNvGraphicFramePr>
-            <a:graphic xmlns:a="http://schemas.openxmlformats.org/drawingml/2006/main">
-              <a:graphicData uri="http://schemas.openxmlformats.org/drawingml/2006/picture">
-                <pic:pic xmlns:pic="http://schemas.openxmlformats.org/drawingml/2006/picture">
-                  <pic:nvPicPr>
-                    <pic:cNvPr id="0" name="Picture 1"/>
-                    <pic:cNvPicPr>
-                      <a:picLocks noChangeAspect="1" noChangeArrowheads="1"/>
-                    </pic:cNvPicPr>
-                  </pic:nvPicPr>
-                  <pic:blipFill>
-                    <a:blip r:embed="rId9">
-                      <a:extLst>
-                        <a:ext uri="{28A0092B-C50C-407E-A947-70E740481C1C}">
-                          <a14:useLocalDpi xmlns:a14="http://schemas.microsoft.com/office/drawing/2010/main" val="0"/>
-                        </a:ext>
-                      </a:extLst>
-                    </a:blip>
-                    <a:srcRect/>
-                    <a:stretch>
-                      <a:fillRect/>
-                    </a:stretch>
-                  </pic:blipFill>
-                  <pic:spPr bwMode="auto">
-                    <a:xfrm>
-                      <a:off x="0" y="0"/>
-                      <a:ext cx="5973336" cy="363858"/>
-                    </a:xfrm>
-                    <a:prstGeom prst="rect">
-                      <a:avLst/>
-                    </a:prstGeom>
-                    <a:noFill/>
-                    <a:ln>
-                      <a:noFill/>
-                    </a:ln>
-                  </pic:spPr>
-                </pic:pic>
-              </a:graphicData>
-            </a:graphic>
-          </wp:inline>
-        </w:drawing>
-      </w:r>
-    </w:p>
-    <w:p>
-      <w:pPr>
-        <w:spacing w:after="0"/>
-        <w:ind w:leftChars="300" w:left="600"/>
-        <w:rPr>
-          <w:sz w:val="19"/>
-          <w:szCs w:val="19"/>
-        </w:rPr>
-      </w:pPr>
-    </w:p>
-    <w:p>
-      <w:pPr>
         <w:widowControl/>
-        <w:shd w:val="clear" w:color="auto" w:fill="FFFFFF"/>
         <w:wordWrap/>
         <w:autoSpaceDE/>
         <w:autoSpaceDN/>
-        <w:spacing w:after="0" w:line="285" w:lineRule="atLeast"/>
-        <w:jc w:val="left"/>
-        <w:rPr>
-          <w:rFonts w:ascii="Consolas" w:eastAsia="굴림" w:hAnsi="Consolas" w:cs="굴림"/>
-          <w:color w:val="000000"/>
-          <w:kern w:val="0"/>
-          <w:sz w:val="18"/>
-          <w:szCs w:val="18"/>
-        </w:rPr>
-      </w:pPr>
-      <w:proofErr w:type="gramStart"/>
-      <w:r>
-        <w:rPr>
-          <w:rFonts w:ascii="Consolas" w:eastAsia="굴림" w:hAnsi="Consolas" w:cs="굴림"/>
-          <w:color w:val="800000"/>
-          <w:kern w:val="0"/>
-          <w:sz w:val="18"/>
-          <w:szCs w:val="18"/>
-        </w:rPr>
-        <w:t>&lt;!DOCTYPE</w:t>
-      </w:r>
-      <w:proofErr w:type="gramEnd"/>
-      <w:r>
-        <w:rPr>
-          <w:rFonts w:ascii="Consolas" w:eastAsia="굴림" w:hAnsi="Consolas" w:cs="굴림"/>
-          <w:color w:val="000000"/>
-          <w:kern w:val="0"/>
-          <w:sz w:val="18"/>
-          <w:szCs w:val="18"/>
-        </w:rPr>
-        <w:t xml:space="preserve"> </w:t>
-      </w:r>
-      <w:r>
-        <w:rPr>
-          <w:rFonts w:ascii="Consolas" w:eastAsia="굴림" w:hAnsi="Consolas" w:cs="굴림"/>
-          <w:color w:val="E50000"/>
-          <w:kern w:val="0"/>
-          <w:sz w:val="18"/>
-          <w:szCs w:val="18"/>
-        </w:rPr>
-        <w:t>html</w:t>
-      </w:r>
-      <w:r>
-        <w:rPr>
-          <w:rFonts w:ascii="Consolas" w:eastAsia="굴림" w:hAnsi="Consolas" w:cs="굴림"/>
-          <w:color w:val="800000"/>
-          <w:kern w:val="0"/>
-          <w:sz w:val="18"/>
-          <w:szCs w:val="18"/>
-        </w:rPr>
-        <w:t>&gt;</w:t>
-      </w:r>
-    </w:p>
-    <w:p>
-      <w:pPr>
-        <w:widowControl/>
-        <w:shd w:val="clear" w:color="auto" w:fill="FFFFFF"/>
-        <w:wordWrap/>
-        <w:autoSpaceDE/>
-        <w:autoSpaceDN/>
-        <w:spacing w:after="0" w:line="285" w:lineRule="atLeast"/>
-        <w:jc w:val="left"/>
-        <w:rPr>
-          <w:rFonts w:ascii="Consolas" w:eastAsia="굴림" w:hAnsi="Consolas" w:cs="굴림"/>
-          <w:color w:val="000000"/>
-          <w:kern w:val="0"/>
-          <w:sz w:val="18"/>
-          <w:szCs w:val="18"/>
-        </w:rPr>
-      </w:pPr>
-      <w:r>
-        <w:rPr>
-          <w:rFonts w:ascii="Consolas" w:eastAsia="굴림" w:hAnsi="Consolas" w:cs="굴림"/>
-          <w:color w:val="800000"/>
-          <w:kern w:val="0"/>
-          <w:sz w:val="18"/>
-          <w:szCs w:val="18"/>
-        </w:rPr>
-        <w:t>&lt;html</w:t>
-      </w:r>
-      <w:r>
-        <w:rPr>
-          <w:rFonts w:ascii="Consolas" w:eastAsia="굴림" w:hAnsi="Consolas" w:cs="굴림"/>
-          <w:color w:val="000000"/>
-          <w:kern w:val="0"/>
-          <w:sz w:val="18"/>
-          <w:szCs w:val="18"/>
-        </w:rPr>
-        <w:t xml:space="preserve"> </w:t>
-      </w:r>
-      <w:proofErr w:type="spellStart"/>
-      <w:r>
-        <w:rPr>
-          <w:rFonts w:ascii="Consolas" w:eastAsia="굴림" w:hAnsi="Consolas" w:cs="굴림"/>
-          <w:color w:val="E50000"/>
-          <w:kern w:val="0"/>
-          <w:sz w:val="18"/>
-          <w:szCs w:val="18"/>
-        </w:rPr>
-        <w:t>lang</w:t>
-      </w:r>
-      <w:proofErr w:type="spellEnd"/>
-      <w:r>
-        <w:rPr>
-          <w:rFonts w:ascii="Consolas" w:eastAsia="굴림" w:hAnsi="Consolas" w:cs="굴림"/>
-          <w:color w:val="000000"/>
-          <w:kern w:val="0"/>
-          <w:sz w:val="18"/>
-          <w:szCs w:val="18"/>
-        </w:rPr>
-        <w:t>=</w:t>
-      </w:r>
-      <w:r>
-        <w:rPr>
-          <w:rFonts w:ascii="Consolas" w:eastAsia="굴림" w:hAnsi="Consolas" w:cs="굴림"/>
-          <w:color w:val="0000FF"/>
-          <w:kern w:val="0"/>
-          <w:sz w:val="18"/>
-          <w:szCs w:val="18"/>
-        </w:rPr>
-        <w:t>"</w:t>
-      </w:r>
-      <w:proofErr w:type="spellStart"/>
-      <w:r>
-        <w:rPr>
-          <w:rFonts w:ascii="Consolas" w:eastAsia="굴림" w:hAnsi="Consolas" w:cs="굴림"/>
-          <w:color w:val="0000FF"/>
-          <w:kern w:val="0"/>
-          <w:sz w:val="18"/>
-          <w:szCs w:val="18"/>
-        </w:rPr>
-        <w:t>ko</w:t>
-      </w:r>
-      <w:proofErr w:type="spellEnd"/>
-      <w:r>
-        <w:rPr>
-          <w:rFonts w:ascii="Consolas" w:eastAsia="굴림" w:hAnsi="Consolas" w:cs="굴림"/>
-          <w:color w:val="0000FF"/>
-          <w:kern w:val="0"/>
-          <w:sz w:val="18"/>
-          <w:szCs w:val="18"/>
-        </w:rPr>
-        <w:t>"</w:t>
-      </w:r>
-      <w:r>
-        <w:rPr>
-          <w:rFonts w:ascii="Consolas" w:eastAsia="굴림" w:hAnsi="Consolas" w:cs="굴림"/>
-          <w:color w:val="800000"/>
-          <w:kern w:val="0"/>
-          <w:sz w:val="18"/>
-          <w:szCs w:val="18"/>
-        </w:rPr>
-        <w:t>&gt;</w:t>
-      </w:r>
-    </w:p>
-    <w:p>
-      <w:pPr>
-        <w:widowControl/>
-        <w:shd w:val="clear" w:color="auto" w:fill="FFFFFF"/>
-        <w:wordWrap/>
-        <w:autoSpaceDE/>
-        <w:autoSpaceDN/>
-        <w:spacing w:after="0" w:line="285" w:lineRule="atLeast"/>
-        <w:jc w:val="left"/>
-        <w:rPr>
-          <w:rFonts w:ascii="Consolas" w:eastAsia="굴림" w:hAnsi="Consolas" w:cs="굴림"/>
-          <w:color w:val="000000"/>
-          <w:kern w:val="0"/>
-          <w:sz w:val="18"/>
-          <w:szCs w:val="18"/>
-        </w:rPr>
-      </w:pPr>
-      <w:r>
-        <w:rPr>
-          <w:rFonts w:ascii="Consolas" w:eastAsia="굴림" w:hAnsi="Consolas" w:cs="굴림"/>
-          <w:color w:val="000000"/>
-          <w:kern w:val="0"/>
-          <w:sz w:val="18"/>
-          <w:szCs w:val="18"/>
-        </w:rPr>
-        <w:t xml:space="preserve">  </w:t>
-      </w:r>
-      <w:r>
-        <w:rPr>
-          <w:rFonts w:ascii="Consolas" w:eastAsia="굴림" w:hAnsi="Consolas" w:cs="굴림"/>
-          <w:color w:val="800000"/>
-          <w:kern w:val="0"/>
-          <w:sz w:val="18"/>
-          <w:szCs w:val="18"/>
-        </w:rPr>
-        <w:t>&lt;head&gt;</w:t>
-      </w:r>
-    </w:p>
-    <w:p>
-      <w:pPr>
-        <w:widowControl/>
-        <w:shd w:val="clear" w:color="auto" w:fill="FFFFFF"/>
-        <w:wordWrap/>
-        <w:autoSpaceDE/>
-        <w:autoSpaceDN/>
-        <w:spacing w:after="0" w:line="285" w:lineRule="atLeast"/>
-        <w:jc w:val="left"/>
-        <w:rPr>
-          <w:rFonts w:ascii="Consolas" w:eastAsia="굴림" w:hAnsi="Consolas" w:cs="굴림"/>
-          <w:color w:val="000000"/>
-          <w:kern w:val="0"/>
-          <w:sz w:val="18"/>
-          <w:szCs w:val="18"/>
-        </w:rPr>
-      </w:pPr>
-      <w:r>
-        <w:rPr>
-          <w:rFonts w:ascii="Consolas" w:eastAsia="굴림" w:hAnsi="Consolas" w:cs="굴림"/>
-          <w:color w:val="000000"/>
-          <w:kern w:val="0"/>
-          <w:sz w:val="18"/>
-          <w:szCs w:val="18"/>
-        </w:rPr>
-        <w:t xml:space="preserve">  </w:t>
-      </w:r>
-      <w:r>
-        <w:rPr>
-          <w:rFonts w:ascii="Consolas" w:eastAsia="굴림" w:hAnsi="Consolas" w:cs="굴림"/>
-          <w:color w:val="800000"/>
-          <w:kern w:val="0"/>
-          <w:sz w:val="18"/>
-          <w:szCs w:val="18"/>
-        </w:rPr>
-        <w:t>&lt;meta</w:t>
-      </w:r>
-      <w:r>
-        <w:rPr>
-          <w:rFonts w:ascii="Consolas" w:eastAsia="굴림" w:hAnsi="Consolas" w:cs="굴림"/>
-          <w:color w:val="000000"/>
-          <w:kern w:val="0"/>
-          <w:sz w:val="18"/>
-          <w:szCs w:val="18"/>
-        </w:rPr>
-        <w:t xml:space="preserve"> </w:t>
-      </w:r>
-      <w:r>
-        <w:rPr>
-          <w:rFonts w:ascii="Consolas" w:eastAsia="굴림" w:hAnsi="Consolas" w:cs="굴림"/>
-          <w:color w:val="E50000"/>
-          <w:kern w:val="0"/>
-          <w:sz w:val="18"/>
-          <w:szCs w:val="18"/>
-        </w:rPr>
-        <w:t>charset</w:t>
-      </w:r>
-      <w:r>
-        <w:rPr>
-          <w:rFonts w:ascii="Consolas" w:eastAsia="굴림" w:hAnsi="Consolas" w:cs="굴림"/>
-          <w:color w:val="000000"/>
-          <w:kern w:val="0"/>
-          <w:sz w:val="18"/>
-          <w:szCs w:val="18"/>
-        </w:rPr>
-        <w:t>=</w:t>
-      </w:r>
-      <w:r>
-        <w:rPr>
-          <w:rFonts w:ascii="Consolas" w:eastAsia="굴림" w:hAnsi="Consolas" w:cs="굴림"/>
-          <w:color w:val="0000FF"/>
-          <w:kern w:val="0"/>
-          <w:sz w:val="18"/>
-          <w:szCs w:val="18"/>
-        </w:rPr>
-        <w:t>"UTF-8"</w:t>
-      </w:r>
-      <w:r>
-        <w:rPr>
-          <w:rFonts w:ascii="Consolas" w:eastAsia="굴림" w:hAnsi="Consolas" w:cs="굴림"/>
-          <w:color w:val="800000"/>
-          <w:kern w:val="0"/>
-          <w:sz w:val="18"/>
-          <w:szCs w:val="18"/>
-        </w:rPr>
-        <w:t>&gt;</w:t>
-      </w:r>
-    </w:p>
-    <w:p>
-      <w:pPr>
-        <w:widowControl/>
-        <w:shd w:val="clear" w:color="auto" w:fill="FFFFFF"/>
-        <w:wordWrap/>
-        <w:autoSpaceDE/>
-        <w:autoSpaceDN/>
-        <w:spacing w:after="0" w:line="285" w:lineRule="atLeast"/>
-        <w:jc w:val="left"/>
-        <w:rPr>
-          <w:rFonts w:ascii="Consolas" w:eastAsia="굴림" w:hAnsi="Consolas" w:cs="굴림"/>
-          <w:color w:val="000000"/>
-          <w:kern w:val="0"/>
-          <w:sz w:val="18"/>
-          <w:szCs w:val="18"/>
-        </w:rPr>
-      </w:pPr>
-      <w:r>
-        <w:rPr>
-          <w:rFonts w:ascii="Consolas" w:eastAsia="굴림" w:hAnsi="Consolas" w:cs="굴림"/>
-          <w:color w:val="000000"/>
-          <w:kern w:val="0"/>
-          <w:sz w:val="18"/>
-          <w:szCs w:val="18"/>
-        </w:rPr>
-        <w:t xml:space="preserve">  </w:t>
-      </w:r>
-      <w:r>
-        <w:rPr>
-          <w:rFonts w:ascii="Consolas" w:eastAsia="굴림" w:hAnsi="Consolas" w:cs="굴림"/>
-          <w:color w:val="800000"/>
-          <w:kern w:val="0"/>
-          <w:sz w:val="18"/>
-          <w:szCs w:val="18"/>
-        </w:rPr>
-        <w:t>&lt;title&gt;&lt;/title&gt;</w:t>
-      </w:r>
-    </w:p>
-    <w:p>
-      <w:pPr>
-        <w:widowControl/>
-        <w:shd w:val="clear" w:color="auto" w:fill="FFFFFF"/>
-        <w:wordWrap/>
-        <w:autoSpaceDE/>
-        <w:autoSpaceDN/>
-        <w:spacing w:after="0" w:line="285" w:lineRule="atLeast"/>
-        <w:jc w:val="left"/>
-        <w:rPr>
-          <w:rFonts w:ascii="Consolas" w:eastAsia="굴림" w:hAnsi="Consolas" w:cs="굴림"/>
-          <w:color w:val="000000"/>
-          <w:kern w:val="0"/>
-          <w:sz w:val="18"/>
-          <w:szCs w:val="18"/>
-        </w:rPr>
-      </w:pPr>
-      <w:r>
-        <w:rPr>
-          <w:rFonts w:ascii="Consolas" w:eastAsia="굴림" w:hAnsi="Consolas" w:cs="굴림"/>
-          <w:color w:val="000000"/>
-          <w:kern w:val="0"/>
-          <w:sz w:val="18"/>
-          <w:szCs w:val="18"/>
-        </w:rPr>
-        <w:t xml:space="preserve">  </w:t>
-      </w:r>
-      <w:r>
-        <w:rPr>
-          <w:rFonts w:ascii="Consolas" w:eastAsia="굴림" w:hAnsi="Consolas" w:cs="굴림"/>
-          <w:color w:val="800000"/>
-          <w:kern w:val="0"/>
-          <w:sz w:val="18"/>
-          <w:szCs w:val="18"/>
-        </w:rPr>
-        <w:t>&lt;style&gt;</w:t>
-      </w:r>
-    </w:p>
-    <w:p>
-      <w:pPr>
-        <w:widowControl/>
-        <w:shd w:val="clear" w:color="auto" w:fill="FFFFFF"/>
-        <w:wordWrap/>
-        <w:autoSpaceDE/>
-        <w:autoSpaceDN/>
-        <w:spacing w:after="0" w:line="285" w:lineRule="atLeast"/>
-        <w:jc w:val="left"/>
-        <w:rPr>
-          <w:rFonts w:ascii="Consolas" w:eastAsia="굴림" w:hAnsi="Consolas" w:cs="굴림"/>
-          <w:color w:val="000000"/>
-          <w:kern w:val="0"/>
-          <w:sz w:val="18"/>
-          <w:szCs w:val="18"/>
-        </w:rPr>
-      </w:pPr>
-      <w:r>
-        <w:rPr>
-          <w:rFonts w:ascii="Consolas" w:eastAsia="굴림" w:hAnsi="Consolas" w:cs="굴림"/>
-          <w:color w:val="000000"/>
-          <w:kern w:val="0"/>
-          <w:sz w:val="18"/>
-          <w:szCs w:val="18"/>
-        </w:rPr>
-        <w:t xml:space="preserve">    </w:t>
-      </w:r>
-      <w:proofErr w:type="spellStart"/>
-      <w:proofErr w:type="gramStart"/>
-      <w:r>
-        <w:rPr>
-          <w:rFonts w:ascii="Consolas" w:eastAsia="굴림" w:hAnsi="Consolas" w:cs="굴림"/>
-          <w:color w:val="800000"/>
-          <w:kern w:val="0"/>
-          <w:sz w:val="18"/>
-          <w:szCs w:val="18"/>
-        </w:rPr>
-        <w:t>ul</w:t>
-      </w:r>
-      <w:proofErr w:type="spellEnd"/>
-      <w:r>
-        <w:rPr>
-          <w:rFonts w:ascii="Consolas" w:eastAsia="굴림" w:hAnsi="Consolas" w:cs="굴림"/>
-          <w:color w:val="000000"/>
-          <w:kern w:val="0"/>
-          <w:sz w:val="18"/>
-          <w:szCs w:val="18"/>
-        </w:rPr>
-        <w:t>{</w:t>
-      </w:r>
-      <w:proofErr w:type="gramEnd"/>
-      <w:r>
-        <w:rPr>
-          <w:rFonts w:ascii="Consolas" w:eastAsia="굴림" w:hAnsi="Consolas" w:cs="굴림"/>
-          <w:color w:val="E50000"/>
-          <w:kern w:val="0"/>
-          <w:sz w:val="18"/>
-          <w:szCs w:val="18"/>
-        </w:rPr>
-        <w:t>overflow</w:t>
-      </w:r>
-      <w:r>
-        <w:rPr>
-          <w:rFonts w:ascii="Consolas" w:eastAsia="굴림" w:hAnsi="Consolas" w:cs="굴림"/>
-          <w:color w:val="000000"/>
-          <w:kern w:val="0"/>
-          <w:sz w:val="18"/>
-          <w:szCs w:val="18"/>
-        </w:rPr>
-        <w:t xml:space="preserve">: </w:t>
-      </w:r>
-      <w:r>
-        <w:rPr>
-          <w:rFonts w:ascii="Consolas" w:eastAsia="굴림" w:hAnsi="Consolas" w:cs="굴림"/>
-          <w:color w:val="0451A5"/>
-          <w:kern w:val="0"/>
-          <w:sz w:val="18"/>
-          <w:szCs w:val="18"/>
-        </w:rPr>
-        <w:t>hidden</w:t>
-      </w:r>
-      <w:r>
-        <w:rPr>
-          <w:rFonts w:ascii="Consolas" w:eastAsia="굴림" w:hAnsi="Consolas" w:cs="굴림"/>
-          <w:color w:val="000000"/>
-          <w:kern w:val="0"/>
-          <w:sz w:val="18"/>
-          <w:szCs w:val="18"/>
-        </w:rPr>
-        <w:t>;}</w:t>
-      </w:r>
-    </w:p>
-    <w:p>
-      <w:pPr>
-        <w:widowControl/>
-        <w:shd w:val="clear" w:color="auto" w:fill="FFFFFF"/>
-        <w:wordWrap/>
-        <w:autoSpaceDE/>
-        <w:autoSpaceDN/>
-        <w:spacing w:after="0" w:line="285" w:lineRule="atLeast"/>
-        <w:jc w:val="left"/>
-        <w:rPr>
-          <w:rFonts w:ascii="Consolas" w:eastAsia="굴림" w:hAnsi="Consolas" w:cs="굴림"/>
-          <w:color w:val="000000"/>
-          <w:kern w:val="0"/>
-          <w:sz w:val="18"/>
-          <w:szCs w:val="18"/>
-        </w:rPr>
-      </w:pPr>
-      <w:r>
-        <w:rPr>
-          <w:rFonts w:ascii="Consolas" w:eastAsia="굴림" w:hAnsi="Consolas" w:cs="굴림"/>
-          <w:color w:val="000000"/>
-          <w:kern w:val="0"/>
-          <w:sz w:val="18"/>
-          <w:szCs w:val="18"/>
-        </w:rPr>
-        <w:t xml:space="preserve">    </w:t>
-      </w:r>
-      <w:proofErr w:type="gramStart"/>
-      <w:r>
-        <w:rPr>
-          <w:rFonts w:ascii="Consolas" w:eastAsia="굴림" w:hAnsi="Consolas" w:cs="굴림"/>
-          <w:color w:val="800000"/>
-          <w:kern w:val="0"/>
-          <w:sz w:val="18"/>
-          <w:szCs w:val="18"/>
-        </w:rPr>
-        <w:t>li</w:t>
-      </w:r>
-      <w:r>
-        <w:rPr>
-          <w:rFonts w:ascii="Consolas" w:eastAsia="굴림" w:hAnsi="Consolas" w:cs="굴림"/>
-          <w:color w:val="000000"/>
-          <w:kern w:val="0"/>
-          <w:sz w:val="18"/>
-          <w:szCs w:val="18"/>
-        </w:rPr>
-        <w:t>{</w:t>
-      </w:r>
-      <w:proofErr w:type="gramEnd"/>
-      <w:r>
-        <w:rPr>
-          <w:rFonts w:ascii="Consolas" w:eastAsia="굴림" w:hAnsi="Consolas" w:cs="굴림"/>
-          <w:color w:val="E50000"/>
-          <w:kern w:val="0"/>
-          <w:sz w:val="18"/>
-          <w:szCs w:val="18"/>
-        </w:rPr>
-        <w:t>float</w:t>
-      </w:r>
-      <w:r>
-        <w:rPr>
-          <w:rFonts w:ascii="Consolas" w:eastAsia="굴림" w:hAnsi="Consolas" w:cs="굴림"/>
-          <w:color w:val="000000"/>
-          <w:kern w:val="0"/>
-          <w:sz w:val="18"/>
-          <w:szCs w:val="18"/>
-        </w:rPr>
-        <w:t xml:space="preserve">: </w:t>
-      </w:r>
-      <w:r>
-        <w:rPr>
-          <w:rFonts w:ascii="Consolas" w:eastAsia="굴림" w:hAnsi="Consolas" w:cs="굴림"/>
-          <w:color w:val="0451A5"/>
-          <w:kern w:val="0"/>
-          <w:sz w:val="18"/>
-          <w:szCs w:val="18"/>
-        </w:rPr>
-        <w:t>left</w:t>
-      </w:r>
-      <w:r>
-        <w:rPr>
-          <w:rFonts w:ascii="Consolas" w:eastAsia="굴림" w:hAnsi="Consolas" w:cs="굴림"/>
-          <w:color w:val="000000"/>
-          <w:kern w:val="0"/>
-          <w:sz w:val="18"/>
-          <w:szCs w:val="18"/>
-        </w:rPr>
-        <w:t xml:space="preserve">; </w:t>
-      </w:r>
-      <w:r>
-        <w:rPr>
-          <w:rFonts w:ascii="Consolas" w:eastAsia="굴림" w:hAnsi="Consolas" w:cs="굴림"/>
-          <w:color w:val="E50000"/>
-          <w:kern w:val="0"/>
-          <w:sz w:val="18"/>
-          <w:szCs w:val="18"/>
-        </w:rPr>
-        <w:t>list-style</w:t>
-      </w:r>
-      <w:r>
-        <w:rPr>
-          <w:rFonts w:ascii="Consolas" w:eastAsia="굴림" w:hAnsi="Consolas" w:cs="굴림"/>
-          <w:color w:val="000000"/>
-          <w:kern w:val="0"/>
-          <w:sz w:val="18"/>
-          <w:szCs w:val="18"/>
-        </w:rPr>
-        <w:t xml:space="preserve">: </w:t>
-      </w:r>
-      <w:r>
-        <w:rPr>
-          <w:rFonts w:ascii="Consolas" w:eastAsia="굴림" w:hAnsi="Consolas" w:cs="굴림"/>
-          <w:color w:val="0451A5"/>
-          <w:kern w:val="0"/>
-          <w:sz w:val="18"/>
-          <w:szCs w:val="18"/>
-        </w:rPr>
-        <w:t>none</w:t>
-      </w:r>
-      <w:r>
-        <w:rPr>
-          <w:rFonts w:ascii="Consolas" w:eastAsia="굴림" w:hAnsi="Consolas" w:cs="굴림"/>
-          <w:color w:val="000000"/>
-          <w:kern w:val="0"/>
-          <w:sz w:val="18"/>
-          <w:szCs w:val="18"/>
-        </w:rPr>
-        <w:t xml:space="preserve">; </w:t>
-      </w:r>
-      <w:r>
-        <w:rPr>
-          <w:rFonts w:ascii="Consolas" w:eastAsia="굴림" w:hAnsi="Consolas" w:cs="굴림"/>
-          <w:color w:val="E50000"/>
-          <w:kern w:val="0"/>
-          <w:sz w:val="18"/>
-          <w:szCs w:val="18"/>
-        </w:rPr>
-        <w:t>margin</w:t>
-      </w:r>
-      <w:r>
-        <w:rPr>
-          <w:rFonts w:ascii="Consolas" w:eastAsia="굴림" w:hAnsi="Consolas" w:cs="굴림"/>
-          <w:color w:val="000000"/>
-          <w:kern w:val="0"/>
-          <w:sz w:val="18"/>
-          <w:szCs w:val="18"/>
-        </w:rPr>
-        <w:t xml:space="preserve">: </w:t>
-      </w:r>
-      <w:r>
-        <w:rPr>
-          <w:rFonts w:ascii="Consolas" w:eastAsia="굴림" w:hAnsi="Consolas" w:cs="굴림"/>
-          <w:color w:val="098658"/>
-          <w:kern w:val="0"/>
-          <w:sz w:val="18"/>
-          <w:szCs w:val="18"/>
-        </w:rPr>
-        <w:t>3px</w:t>
-      </w:r>
-      <w:r>
-        <w:rPr>
-          <w:rFonts w:ascii="Consolas" w:eastAsia="굴림" w:hAnsi="Consolas" w:cs="굴림"/>
-          <w:color w:val="000000"/>
-          <w:kern w:val="0"/>
-          <w:sz w:val="18"/>
-          <w:szCs w:val="18"/>
-        </w:rPr>
-        <w:t>;}</w:t>
-      </w:r>
-    </w:p>
-    <w:p>
-      <w:pPr>
-        <w:widowControl/>
-        <w:shd w:val="clear" w:color="auto" w:fill="FFFFFF"/>
-        <w:wordWrap/>
-        <w:autoSpaceDE/>
-        <w:autoSpaceDN/>
-        <w:spacing w:after="0" w:line="285" w:lineRule="atLeast"/>
-        <w:jc w:val="left"/>
-        <w:rPr>
-          <w:rFonts w:ascii="Consolas" w:eastAsia="굴림" w:hAnsi="Consolas" w:cs="굴림"/>
-          <w:color w:val="000000"/>
-          <w:kern w:val="0"/>
-          <w:sz w:val="18"/>
-          <w:szCs w:val="18"/>
-        </w:rPr>
-      </w:pPr>
-      <w:r>
-        <w:rPr>
-          <w:rFonts w:ascii="Consolas" w:eastAsia="굴림" w:hAnsi="Consolas" w:cs="굴림"/>
-          <w:color w:val="000000"/>
-          <w:kern w:val="0"/>
-          <w:sz w:val="18"/>
-          <w:szCs w:val="18"/>
-        </w:rPr>
-        <w:t xml:space="preserve">  </w:t>
-      </w:r>
-      <w:r>
-        <w:rPr>
-          <w:rFonts w:ascii="Consolas" w:eastAsia="굴림" w:hAnsi="Consolas" w:cs="굴림"/>
-          <w:color w:val="800000"/>
-          <w:kern w:val="0"/>
-          <w:sz w:val="18"/>
-          <w:szCs w:val="18"/>
-        </w:rPr>
-        <w:t>&lt;/style&gt;</w:t>
-      </w:r>
-    </w:p>
-    <w:p>
-      <w:pPr>
-        <w:widowControl/>
-        <w:shd w:val="clear" w:color="auto" w:fill="FFFFFF"/>
-        <w:wordWrap/>
-        <w:autoSpaceDE/>
-        <w:autoSpaceDN/>
-        <w:spacing w:after="0" w:line="285" w:lineRule="atLeast"/>
-        <w:jc w:val="left"/>
-        <w:rPr>
-          <w:rFonts w:ascii="Consolas" w:eastAsia="굴림" w:hAnsi="Consolas" w:cs="굴림"/>
-          <w:color w:val="000000"/>
-          <w:kern w:val="0"/>
-          <w:sz w:val="18"/>
-          <w:szCs w:val="18"/>
-        </w:rPr>
-      </w:pPr>
-      <w:r>
-        <w:rPr>
-          <w:rFonts w:ascii="Consolas" w:eastAsia="굴림" w:hAnsi="Consolas" w:cs="굴림"/>
-          <w:color w:val="000000"/>
-          <w:kern w:val="0"/>
-          <w:sz w:val="18"/>
-          <w:szCs w:val="18"/>
-        </w:rPr>
-        <w:t xml:space="preserve">  </w:t>
-      </w:r>
-      <w:r>
-        <w:rPr>
-          <w:rFonts w:ascii="Consolas" w:eastAsia="굴림" w:hAnsi="Consolas" w:cs="굴림"/>
-          <w:color w:val="800000"/>
-          <w:kern w:val="0"/>
-          <w:sz w:val="18"/>
-          <w:szCs w:val="18"/>
-        </w:rPr>
-        <w:t>&lt;script&gt;</w:t>
-      </w:r>
-    </w:p>
-    <w:p>
-      <w:pPr>
-        <w:widowControl/>
-        <w:shd w:val="clear" w:color="auto" w:fill="FFFFFF"/>
-        <w:wordWrap/>
-        <w:autoSpaceDE/>
-        <w:autoSpaceDN/>
-        <w:spacing w:after="0" w:line="285" w:lineRule="atLeast"/>
-        <w:jc w:val="left"/>
-        <w:rPr>
-          <w:rFonts w:ascii="Consolas" w:eastAsia="굴림" w:hAnsi="Consolas" w:cs="굴림"/>
-          <w:color w:val="000000"/>
-          <w:kern w:val="0"/>
-          <w:sz w:val="18"/>
-          <w:szCs w:val="18"/>
-        </w:rPr>
-      </w:pPr>
-      <w:r>
-        <w:rPr>
-          <w:rFonts w:ascii="Consolas" w:eastAsia="굴림" w:hAnsi="Consolas" w:cs="굴림"/>
-          <w:color w:val="000000"/>
-          <w:kern w:val="0"/>
-          <w:sz w:val="18"/>
-          <w:szCs w:val="18"/>
-        </w:rPr>
-        <w:t xml:space="preserve">    </w:t>
-      </w:r>
-      <w:proofErr w:type="spellStart"/>
-      <w:r>
-        <w:rPr>
-          <w:rFonts w:ascii="Consolas" w:eastAsia="굴림" w:hAnsi="Consolas" w:cs="굴림"/>
-          <w:color w:val="0000FF"/>
-          <w:kern w:val="0"/>
-          <w:sz w:val="18"/>
-          <w:szCs w:val="18"/>
-        </w:rPr>
-        <w:t>var</w:t>
-      </w:r>
-      <w:proofErr w:type="spellEnd"/>
-      <w:r>
-        <w:rPr>
-          <w:rFonts w:ascii="Consolas" w:eastAsia="굴림" w:hAnsi="Consolas" w:cs="굴림"/>
-          <w:color w:val="000000"/>
-          <w:kern w:val="0"/>
-          <w:sz w:val="18"/>
-          <w:szCs w:val="18"/>
-        </w:rPr>
-        <w:t xml:space="preserve"> </w:t>
-      </w:r>
-      <w:proofErr w:type="spellStart"/>
-      <w:r>
-        <w:rPr>
-          <w:rFonts w:ascii="Consolas" w:eastAsia="굴림" w:hAnsi="Consolas" w:cs="굴림"/>
-          <w:color w:val="001080"/>
-          <w:kern w:val="0"/>
-          <w:sz w:val="18"/>
-          <w:szCs w:val="18"/>
-        </w:rPr>
-        <w:t>overImg</w:t>
-      </w:r>
-      <w:proofErr w:type="spellEnd"/>
-      <w:r>
-        <w:rPr>
-          <w:rFonts w:ascii="Consolas" w:eastAsia="굴림" w:hAnsi="Consolas" w:cs="굴림"/>
-          <w:color w:val="000000"/>
-          <w:kern w:val="0"/>
-          <w:sz w:val="18"/>
-          <w:szCs w:val="18"/>
-        </w:rPr>
-        <w:t xml:space="preserve"> = [</w:t>
-      </w:r>
-      <w:r>
-        <w:rPr>
-          <w:rFonts w:ascii="Consolas" w:eastAsia="굴림" w:hAnsi="Consolas" w:cs="굴림"/>
-          <w:color w:val="A31515"/>
-          <w:kern w:val="0"/>
-          <w:sz w:val="18"/>
-          <w:szCs w:val="18"/>
-        </w:rPr>
-        <w:t>'</w:t>
-      </w:r>
-      <w:r>
-        <w:rPr>
-          <w:rFonts w:ascii="Consolas" w:eastAsia="굴림" w:hAnsi="Consolas" w:cs="굴림"/>
-          <w:color w:val="A31515"/>
-          <w:kern w:val="0"/>
-          <w:sz w:val="18"/>
-          <w:szCs w:val="18"/>
-        </w:rPr>
-        <w:t>ch09_</w:t>
-      </w:r>
-      <w:r>
-        <w:rPr>
-          <w:rFonts w:ascii="Consolas" w:eastAsia="굴림" w:hAnsi="Consolas" w:cs="굴림"/>
-          <w:color w:val="A31515"/>
-          <w:kern w:val="0"/>
-          <w:sz w:val="18"/>
-          <w:szCs w:val="18"/>
-        </w:rPr>
-        <w:t>img/0over.jpg'</w:t>
-      </w:r>
-      <w:r>
-        <w:rPr>
-          <w:rFonts w:ascii="Consolas" w:eastAsia="굴림" w:hAnsi="Consolas" w:cs="굴림"/>
-          <w:color w:val="000000"/>
-          <w:kern w:val="0"/>
-          <w:sz w:val="18"/>
-          <w:szCs w:val="18"/>
-        </w:rPr>
-        <w:t xml:space="preserve">, </w:t>
-      </w:r>
-      <w:r>
-        <w:rPr>
-          <w:rFonts w:ascii="Consolas" w:eastAsia="굴림" w:hAnsi="Consolas" w:cs="굴림"/>
-          <w:color w:val="A31515"/>
-          <w:kern w:val="0"/>
-          <w:sz w:val="18"/>
-          <w:szCs w:val="18"/>
-        </w:rPr>
-        <w:t>'</w:t>
-      </w:r>
-      <w:r>
-        <w:rPr>
-          <w:rFonts w:ascii="Consolas" w:eastAsia="굴림" w:hAnsi="Consolas" w:cs="굴림"/>
-          <w:color w:val="A31515"/>
-          <w:kern w:val="0"/>
-          <w:sz w:val="18"/>
-          <w:szCs w:val="18"/>
-        </w:rPr>
-        <w:t xml:space="preserve"> </w:t>
-      </w:r>
-      <w:r>
-        <w:rPr>
-          <w:rFonts w:ascii="Consolas" w:eastAsia="굴림" w:hAnsi="Consolas" w:cs="굴림"/>
-          <w:color w:val="A31515"/>
-          <w:kern w:val="0"/>
-          <w:sz w:val="18"/>
-          <w:szCs w:val="18"/>
-        </w:rPr>
-        <w:t>ch09_</w:t>
-      </w:r>
-      <w:r>
-        <w:rPr>
-          <w:rFonts w:ascii="Consolas" w:eastAsia="굴림" w:hAnsi="Consolas" w:cs="굴림"/>
-          <w:color w:val="A31515"/>
-          <w:kern w:val="0"/>
-          <w:sz w:val="18"/>
-          <w:szCs w:val="18"/>
-        </w:rPr>
-        <w:t>img/1over.jpg'</w:t>
-      </w:r>
-      <w:r>
-        <w:rPr>
-          <w:rFonts w:ascii="Consolas" w:eastAsia="굴림" w:hAnsi="Consolas" w:cs="굴림"/>
-          <w:color w:val="000000"/>
-          <w:kern w:val="0"/>
-          <w:sz w:val="18"/>
-          <w:szCs w:val="18"/>
-        </w:rPr>
-        <w:t xml:space="preserve">, </w:t>
-      </w:r>
-      <w:r>
-        <w:rPr>
-          <w:rFonts w:ascii="Consolas" w:eastAsia="굴림" w:hAnsi="Consolas" w:cs="굴림"/>
-          <w:color w:val="A31515"/>
-          <w:kern w:val="0"/>
-          <w:sz w:val="18"/>
-          <w:szCs w:val="18"/>
-        </w:rPr>
-        <w:t>'</w:t>
-      </w:r>
-      <w:r>
-        <w:rPr>
-          <w:rFonts w:ascii="Consolas" w:eastAsia="굴림" w:hAnsi="Consolas" w:cs="굴림"/>
-          <w:color w:val="A31515"/>
-          <w:kern w:val="0"/>
-          <w:sz w:val="18"/>
-          <w:szCs w:val="18"/>
-        </w:rPr>
-        <w:t xml:space="preserve"> </w:t>
-      </w:r>
-      <w:r>
-        <w:rPr>
-          <w:rFonts w:ascii="Consolas" w:eastAsia="굴림" w:hAnsi="Consolas" w:cs="굴림"/>
-          <w:color w:val="A31515"/>
-          <w:kern w:val="0"/>
-          <w:sz w:val="18"/>
-          <w:szCs w:val="18"/>
-        </w:rPr>
-        <w:t>ch09_</w:t>
-      </w:r>
-      <w:r>
-        <w:rPr>
-          <w:rFonts w:ascii="Consolas" w:eastAsia="굴림" w:hAnsi="Consolas" w:cs="굴림"/>
-          <w:color w:val="A31515"/>
-          <w:kern w:val="0"/>
-          <w:sz w:val="18"/>
-          <w:szCs w:val="18"/>
-        </w:rPr>
-        <w:t>img/2over.jpg'</w:t>
-      </w:r>
-      <w:r>
-        <w:rPr>
-          <w:rFonts w:ascii="Consolas" w:eastAsia="굴림" w:hAnsi="Consolas" w:cs="굴림"/>
-          <w:color w:val="000000"/>
-          <w:kern w:val="0"/>
-          <w:sz w:val="18"/>
-          <w:szCs w:val="18"/>
-        </w:rPr>
-        <w:t xml:space="preserve">, </w:t>
-      </w:r>
-      <w:r>
-        <w:rPr>
-          <w:rFonts w:ascii="Consolas" w:eastAsia="굴림" w:hAnsi="Consolas" w:cs="굴림"/>
-          <w:color w:val="A31515"/>
-          <w:kern w:val="0"/>
-          <w:sz w:val="18"/>
-          <w:szCs w:val="18"/>
-        </w:rPr>
-        <w:t>'</w:t>
-      </w:r>
-      <w:r>
-        <w:rPr>
-          <w:rFonts w:ascii="Consolas" w:eastAsia="굴림" w:hAnsi="Consolas" w:cs="굴림"/>
-          <w:color w:val="A31515"/>
-          <w:kern w:val="0"/>
-          <w:sz w:val="18"/>
-          <w:szCs w:val="18"/>
-        </w:rPr>
-        <w:t xml:space="preserve"> </w:t>
-      </w:r>
-      <w:r>
-        <w:rPr>
-          <w:rFonts w:ascii="Consolas" w:eastAsia="굴림" w:hAnsi="Consolas" w:cs="굴림"/>
-          <w:color w:val="A31515"/>
-          <w:kern w:val="0"/>
-          <w:sz w:val="18"/>
-          <w:szCs w:val="18"/>
-        </w:rPr>
-        <w:t>ch09_</w:t>
-      </w:r>
-      <w:r>
-        <w:rPr>
-          <w:rFonts w:ascii="Consolas" w:eastAsia="굴림" w:hAnsi="Consolas" w:cs="굴림"/>
-          <w:color w:val="A31515"/>
-          <w:kern w:val="0"/>
-          <w:sz w:val="18"/>
-          <w:szCs w:val="18"/>
-        </w:rPr>
-        <w:t>img/3over.jpg'</w:t>
-      </w:r>
-      <w:r>
-        <w:rPr>
-          <w:rFonts w:ascii="Consolas" w:eastAsia="굴림" w:hAnsi="Consolas" w:cs="굴림"/>
-          <w:color w:val="000000"/>
-          <w:kern w:val="0"/>
-          <w:sz w:val="18"/>
-          <w:szCs w:val="18"/>
-        </w:rPr>
-        <w:t>];</w:t>
-      </w:r>
-    </w:p>
-    <w:p>
-      <w:pPr>
-        <w:widowControl/>
-        <w:shd w:val="clear" w:color="auto" w:fill="FFFFFF"/>
-        <w:wordWrap/>
-        <w:autoSpaceDE/>
-        <w:autoSpaceDN/>
-        <w:spacing w:after="0" w:line="285" w:lineRule="atLeast"/>
-        <w:jc w:val="left"/>
-        <w:rPr>
-          <w:rFonts w:ascii="Consolas" w:eastAsia="굴림" w:hAnsi="Consolas" w:cs="굴림"/>
-          <w:color w:val="000000"/>
-          <w:kern w:val="0"/>
-          <w:sz w:val="18"/>
-          <w:szCs w:val="18"/>
-        </w:rPr>
-      </w:pPr>
-      <w:r>
-        <w:rPr>
-          <w:rFonts w:ascii="Consolas" w:eastAsia="굴림" w:hAnsi="Consolas" w:cs="굴림"/>
-          <w:color w:val="000000"/>
-          <w:kern w:val="0"/>
-          <w:sz w:val="18"/>
-          <w:szCs w:val="18"/>
-        </w:rPr>
-        <w:lastRenderedPageBreak/>
-        <w:t xml:space="preserve">    </w:t>
-      </w:r>
-      <w:proofErr w:type="spellStart"/>
-      <w:r>
-        <w:rPr>
-          <w:rFonts w:ascii="Consolas" w:eastAsia="굴림" w:hAnsi="Consolas" w:cs="굴림"/>
-          <w:color w:val="0000FF"/>
-          <w:kern w:val="0"/>
-          <w:sz w:val="18"/>
-          <w:szCs w:val="18"/>
-        </w:rPr>
-        <w:t>var</w:t>
-      </w:r>
-      <w:proofErr w:type="spellEnd"/>
-      <w:r>
-        <w:rPr>
-          <w:rFonts w:ascii="Consolas" w:eastAsia="굴림" w:hAnsi="Consolas" w:cs="굴림"/>
-          <w:color w:val="000000"/>
-          <w:kern w:val="0"/>
-          <w:sz w:val="18"/>
-          <w:szCs w:val="18"/>
-        </w:rPr>
-        <w:t xml:space="preserve"> </w:t>
-      </w:r>
-      <w:proofErr w:type="spellStart"/>
-      <w:r>
-        <w:rPr>
-          <w:rFonts w:ascii="Consolas" w:eastAsia="굴림" w:hAnsi="Consolas" w:cs="굴림"/>
-          <w:color w:val="001080"/>
-          <w:kern w:val="0"/>
-          <w:sz w:val="18"/>
-          <w:szCs w:val="18"/>
-        </w:rPr>
-        <w:t>outImg</w:t>
-      </w:r>
-      <w:proofErr w:type="spellEnd"/>
-      <w:r>
-        <w:rPr>
-          <w:rFonts w:ascii="Consolas" w:eastAsia="굴림" w:hAnsi="Consolas" w:cs="굴림"/>
-          <w:color w:val="000000"/>
-          <w:kern w:val="0"/>
-          <w:sz w:val="18"/>
-          <w:szCs w:val="18"/>
-        </w:rPr>
-        <w:t xml:space="preserve"> = [</w:t>
-      </w:r>
-      <w:r>
-        <w:rPr>
-          <w:rFonts w:ascii="Consolas" w:eastAsia="굴림" w:hAnsi="Consolas" w:cs="굴림"/>
-          <w:color w:val="A31515"/>
-          <w:kern w:val="0"/>
-          <w:sz w:val="18"/>
-          <w:szCs w:val="18"/>
-        </w:rPr>
-        <w:t>'</w:t>
-      </w:r>
-      <w:r>
-        <w:rPr>
-          <w:rFonts w:ascii="Consolas" w:eastAsia="굴림" w:hAnsi="Consolas" w:cs="굴림"/>
-          <w:color w:val="A31515"/>
-          <w:kern w:val="0"/>
-          <w:sz w:val="18"/>
-          <w:szCs w:val="18"/>
-        </w:rPr>
-        <w:t xml:space="preserve"> </w:t>
-      </w:r>
-      <w:r>
-        <w:rPr>
-          <w:rFonts w:ascii="Consolas" w:eastAsia="굴림" w:hAnsi="Consolas" w:cs="굴림"/>
-          <w:color w:val="A31515"/>
-          <w:kern w:val="0"/>
-          <w:sz w:val="18"/>
-          <w:szCs w:val="18"/>
-        </w:rPr>
-        <w:t>ch09_</w:t>
-      </w:r>
-      <w:r>
-        <w:rPr>
-          <w:rFonts w:ascii="Consolas" w:eastAsia="굴림" w:hAnsi="Consolas" w:cs="굴림"/>
-          <w:color w:val="A31515"/>
-          <w:kern w:val="0"/>
-          <w:sz w:val="18"/>
-          <w:szCs w:val="18"/>
-        </w:rPr>
-        <w:t>img/0out.jpg'</w:t>
-      </w:r>
-      <w:r>
-        <w:rPr>
-          <w:rFonts w:ascii="Consolas" w:eastAsia="굴림" w:hAnsi="Consolas" w:cs="굴림"/>
-          <w:color w:val="000000"/>
-          <w:kern w:val="0"/>
-          <w:sz w:val="18"/>
-          <w:szCs w:val="18"/>
-        </w:rPr>
-        <w:t xml:space="preserve">, </w:t>
-      </w:r>
-      <w:r>
-        <w:rPr>
-          <w:rFonts w:ascii="Consolas" w:eastAsia="굴림" w:hAnsi="Consolas" w:cs="굴림"/>
-          <w:color w:val="A31515"/>
-          <w:kern w:val="0"/>
-          <w:sz w:val="18"/>
-          <w:szCs w:val="18"/>
-        </w:rPr>
-        <w:t>'</w:t>
-      </w:r>
-      <w:r>
-        <w:rPr>
-          <w:rFonts w:ascii="Consolas" w:eastAsia="굴림" w:hAnsi="Consolas" w:cs="굴림"/>
-          <w:color w:val="A31515"/>
-          <w:kern w:val="0"/>
-          <w:sz w:val="18"/>
-          <w:szCs w:val="18"/>
-        </w:rPr>
-        <w:t xml:space="preserve"> </w:t>
-      </w:r>
-      <w:r>
-        <w:rPr>
-          <w:rFonts w:ascii="Consolas" w:eastAsia="굴림" w:hAnsi="Consolas" w:cs="굴림"/>
-          <w:color w:val="A31515"/>
-          <w:kern w:val="0"/>
-          <w:sz w:val="18"/>
-          <w:szCs w:val="18"/>
-        </w:rPr>
-        <w:t>ch09_</w:t>
-      </w:r>
-      <w:r>
-        <w:rPr>
-          <w:rFonts w:ascii="Consolas" w:eastAsia="굴림" w:hAnsi="Consolas" w:cs="굴림"/>
-          <w:color w:val="A31515"/>
-          <w:kern w:val="0"/>
-          <w:sz w:val="18"/>
-          <w:szCs w:val="18"/>
-        </w:rPr>
-        <w:t>img/1out.jpg'</w:t>
-      </w:r>
-      <w:r>
-        <w:rPr>
-          <w:rFonts w:ascii="Consolas" w:eastAsia="굴림" w:hAnsi="Consolas" w:cs="굴림"/>
-          <w:color w:val="000000"/>
-          <w:kern w:val="0"/>
-          <w:sz w:val="18"/>
-          <w:szCs w:val="18"/>
-        </w:rPr>
-        <w:t xml:space="preserve">, </w:t>
-      </w:r>
-      <w:r>
-        <w:rPr>
-          <w:rFonts w:ascii="Consolas" w:eastAsia="굴림" w:hAnsi="Consolas" w:cs="굴림"/>
-          <w:color w:val="A31515"/>
-          <w:kern w:val="0"/>
-          <w:sz w:val="18"/>
-          <w:szCs w:val="18"/>
-        </w:rPr>
-        <w:t>'</w:t>
-      </w:r>
-      <w:r>
-        <w:rPr>
-          <w:rFonts w:ascii="Consolas" w:eastAsia="굴림" w:hAnsi="Consolas" w:cs="굴림"/>
-          <w:color w:val="A31515"/>
-          <w:kern w:val="0"/>
-          <w:sz w:val="18"/>
-          <w:szCs w:val="18"/>
-        </w:rPr>
-        <w:t xml:space="preserve"> </w:t>
-      </w:r>
-      <w:r>
-        <w:rPr>
-          <w:rFonts w:ascii="Consolas" w:eastAsia="굴림" w:hAnsi="Consolas" w:cs="굴림"/>
-          <w:color w:val="A31515"/>
-          <w:kern w:val="0"/>
-          <w:sz w:val="18"/>
-          <w:szCs w:val="18"/>
-        </w:rPr>
-        <w:t>ch09_</w:t>
-      </w:r>
-      <w:r>
-        <w:rPr>
-          <w:rFonts w:ascii="Consolas" w:eastAsia="굴림" w:hAnsi="Consolas" w:cs="굴림"/>
-          <w:color w:val="A31515"/>
-          <w:kern w:val="0"/>
-          <w:sz w:val="18"/>
-          <w:szCs w:val="18"/>
-        </w:rPr>
-        <w:t>img/2out.jpg'</w:t>
-      </w:r>
-      <w:r>
-        <w:rPr>
-          <w:rFonts w:ascii="Consolas" w:eastAsia="굴림" w:hAnsi="Consolas" w:cs="굴림"/>
-          <w:color w:val="000000"/>
-          <w:kern w:val="0"/>
-          <w:sz w:val="18"/>
-          <w:szCs w:val="18"/>
-        </w:rPr>
-        <w:t xml:space="preserve">, </w:t>
-      </w:r>
-      <w:r>
-        <w:rPr>
-          <w:rFonts w:ascii="Consolas" w:eastAsia="굴림" w:hAnsi="Consolas" w:cs="굴림"/>
-          <w:color w:val="A31515"/>
-          <w:kern w:val="0"/>
-          <w:sz w:val="18"/>
-          <w:szCs w:val="18"/>
-        </w:rPr>
-        <w:t>'</w:t>
-      </w:r>
-      <w:r>
-        <w:rPr>
-          <w:rFonts w:ascii="Consolas" w:eastAsia="굴림" w:hAnsi="Consolas" w:cs="굴림"/>
-          <w:color w:val="A31515"/>
-          <w:kern w:val="0"/>
-          <w:sz w:val="18"/>
-          <w:szCs w:val="18"/>
-        </w:rPr>
-        <w:t xml:space="preserve"> </w:t>
-      </w:r>
-      <w:r>
-        <w:rPr>
-          <w:rFonts w:ascii="Consolas" w:eastAsia="굴림" w:hAnsi="Consolas" w:cs="굴림"/>
-          <w:color w:val="A31515"/>
-          <w:kern w:val="0"/>
-          <w:sz w:val="18"/>
-          <w:szCs w:val="18"/>
-        </w:rPr>
-        <w:t>ch09_</w:t>
-      </w:r>
-      <w:r>
-        <w:rPr>
-          <w:rFonts w:ascii="Consolas" w:eastAsia="굴림" w:hAnsi="Consolas" w:cs="굴림"/>
-          <w:color w:val="A31515"/>
-          <w:kern w:val="0"/>
-          <w:sz w:val="18"/>
-          <w:szCs w:val="18"/>
-        </w:rPr>
-        <w:t>img/3out.jpg'</w:t>
-      </w:r>
-      <w:r>
-        <w:rPr>
-          <w:rFonts w:ascii="Consolas" w:eastAsia="굴림" w:hAnsi="Consolas" w:cs="굴림"/>
-          <w:color w:val="000000"/>
-          <w:kern w:val="0"/>
-          <w:sz w:val="18"/>
-          <w:szCs w:val="18"/>
-        </w:rPr>
-        <w:t>];</w:t>
-      </w:r>
-    </w:p>
-    <w:p>
-      <w:pPr>
-        <w:widowControl/>
-        <w:shd w:val="clear" w:color="auto" w:fill="FFFFFF"/>
-        <w:wordWrap/>
-        <w:autoSpaceDE/>
-        <w:autoSpaceDN/>
-        <w:spacing w:after="0" w:line="285" w:lineRule="atLeast"/>
-        <w:jc w:val="left"/>
-        <w:rPr>
-          <w:rFonts w:ascii="Consolas" w:eastAsia="굴림" w:hAnsi="Consolas" w:cs="굴림"/>
-          <w:color w:val="000000"/>
-          <w:kern w:val="0"/>
-          <w:sz w:val="18"/>
-          <w:szCs w:val="18"/>
-        </w:rPr>
-      </w:pPr>
-      <w:r>
-        <w:rPr>
-          <w:rFonts w:ascii="Consolas" w:eastAsia="굴림" w:hAnsi="Consolas" w:cs="굴림"/>
-          <w:color w:val="000000"/>
-          <w:kern w:val="0"/>
-          <w:sz w:val="18"/>
-          <w:szCs w:val="18"/>
-        </w:rPr>
-        <w:t xml:space="preserve">  </w:t>
-      </w:r>
-      <w:r>
-        <w:rPr>
-          <w:rFonts w:ascii="Consolas" w:eastAsia="굴림" w:hAnsi="Consolas" w:cs="굴림"/>
-          <w:color w:val="800000"/>
-          <w:kern w:val="0"/>
-          <w:sz w:val="18"/>
-          <w:szCs w:val="18"/>
-        </w:rPr>
-        <w:t>&lt;/script&gt;</w:t>
-      </w:r>
-    </w:p>
-    <w:p>
-      <w:pPr>
-        <w:widowControl/>
-        <w:shd w:val="clear" w:color="auto" w:fill="FFFFFF"/>
-        <w:wordWrap/>
-        <w:autoSpaceDE/>
-        <w:autoSpaceDN/>
-        <w:spacing w:after="0" w:line="285" w:lineRule="atLeast"/>
-        <w:jc w:val="left"/>
-        <w:rPr>
-          <w:rFonts w:ascii="Consolas" w:eastAsia="굴림" w:hAnsi="Consolas" w:cs="굴림"/>
-          <w:color w:val="000000"/>
-          <w:kern w:val="0"/>
-          <w:sz w:val="18"/>
-          <w:szCs w:val="18"/>
-        </w:rPr>
-      </w:pPr>
-      <w:r>
-        <w:rPr>
-          <w:rFonts w:ascii="Consolas" w:eastAsia="굴림" w:hAnsi="Consolas" w:cs="굴림"/>
-          <w:color w:val="800000"/>
-          <w:kern w:val="0"/>
-          <w:sz w:val="18"/>
-          <w:szCs w:val="18"/>
-        </w:rPr>
-        <w:t>&lt;/head&gt;</w:t>
-      </w:r>
-    </w:p>
-    <w:p>
-      <w:pPr>
-        <w:widowControl/>
-        <w:shd w:val="clear" w:color="auto" w:fill="FFFFFF"/>
-        <w:wordWrap/>
-        <w:autoSpaceDE/>
-        <w:autoSpaceDN/>
-        <w:spacing w:after="0" w:line="285" w:lineRule="atLeast"/>
-        <w:jc w:val="left"/>
-        <w:rPr>
-          <w:rFonts w:ascii="Consolas" w:eastAsia="굴림" w:hAnsi="Consolas" w:cs="굴림"/>
-          <w:color w:val="000000"/>
-          <w:kern w:val="0"/>
-          <w:sz w:val="18"/>
-          <w:szCs w:val="18"/>
-        </w:rPr>
-      </w:pPr>
-      <w:r>
-        <w:rPr>
-          <w:rFonts w:ascii="Consolas" w:eastAsia="굴림" w:hAnsi="Consolas" w:cs="굴림"/>
-          <w:color w:val="800000"/>
-          <w:kern w:val="0"/>
-          <w:sz w:val="18"/>
-          <w:szCs w:val="18"/>
-        </w:rPr>
-        <w:t>&lt;body&gt;</w:t>
-      </w:r>
-    </w:p>
-    <w:p>
-      <w:pPr>
-        <w:widowControl/>
-        <w:shd w:val="clear" w:color="auto" w:fill="FFFFFF"/>
-        <w:wordWrap/>
-        <w:autoSpaceDE/>
-        <w:autoSpaceDN/>
-        <w:spacing w:after="0" w:line="285" w:lineRule="atLeast"/>
-        <w:jc w:val="left"/>
-        <w:rPr>
-          <w:rFonts w:ascii="Consolas" w:eastAsia="굴림" w:hAnsi="Consolas" w:cs="굴림"/>
-          <w:color w:val="000000"/>
-          <w:kern w:val="0"/>
-          <w:sz w:val="18"/>
-          <w:szCs w:val="18"/>
-        </w:rPr>
-      </w:pPr>
-      <w:r>
-        <w:rPr>
-          <w:rFonts w:ascii="Consolas" w:eastAsia="굴림" w:hAnsi="Consolas" w:cs="굴림"/>
-          <w:color w:val="000000"/>
-          <w:kern w:val="0"/>
-          <w:sz w:val="18"/>
-          <w:szCs w:val="18"/>
-        </w:rPr>
-        <w:t xml:space="preserve">  </w:t>
-      </w:r>
-      <w:r>
-        <w:rPr>
-          <w:rFonts w:ascii="Consolas" w:eastAsia="굴림" w:hAnsi="Consolas" w:cs="굴림"/>
-          <w:color w:val="800000"/>
-          <w:kern w:val="0"/>
-          <w:sz w:val="18"/>
-          <w:szCs w:val="18"/>
-        </w:rPr>
-        <w:t>&lt;</w:t>
-      </w:r>
-      <w:proofErr w:type="spellStart"/>
-      <w:r>
-        <w:rPr>
-          <w:rFonts w:ascii="Consolas" w:eastAsia="굴림" w:hAnsi="Consolas" w:cs="굴림"/>
-          <w:color w:val="800000"/>
-          <w:kern w:val="0"/>
-          <w:sz w:val="18"/>
-          <w:szCs w:val="18"/>
-        </w:rPr>
-        <w:t>ul</w:t>
-      </w:r>
-      <w:proofErr w:type="spellEnd"/>
-      <w:r>
-        <w:rPr>
-          <w:rFonts w:ascii="Consolas" w:eastAsia="굴림" w:hAnsi="Consolas" w:cs="굴림"/>
-          <w:color w:val="800000"/>
-          <w:kern w:val="0"/>
-          <w:sz w:val="18"/>
-          <w:szCs w:val="18"/>
-        </w:rPr>
-        <w:t>&gt;</w:t>
-      </w:r>
-    </w:p>
-    <w:p>
-      <w:pPr>
-        <w:widowControl/>
-        <w:shd w:val="clear" w:color="auto" w:fill="FFFFFF"/>
-        <w:wordWrap/>
-        <w:autoSpaceDE/>
-        <w:autoSpaceDN/>
-        <w:spacing w:after="0" w:line="285" w:lineRule="atLeast"/>
-        <w:jc w:val="left"/>
-        <w:rPr>
-          <w:rFonts w:ascii="Consolas" w:eastAsia="굴림" w:hAnsi="Consolas" w:cs="굴림"/>
-          <w:color w:val="000000"/>
-          <w:kern w:val="0"/>
-          <w:sz w:val="18"/>
-          <w:szCs w:val="18"/>
-        </w:rPr>
-      </w:pPr>
-      <w:r>
-        <w:rPr>
-          <w:rFonts w:ascii="Consolas" w:eastAsia="굴림" w:hAnsi="Consolas" w:cs="굴림"/>
-          <w:color w:val="000000"/>
-          <w:kern w:val="0"/>
-          <w:sz w:val="18"/>
-          <w:szCs w:val="18"/>
-        </w:rPr>
-        <w:t xml:space="preserve">    </w:t>
-      </w:r>
-      <w:r>
-        <w:rPr>
-          <w:rFonts w:ascii="Consolas" w:eastAsia="굴림" w:hAnsi="Consolas" w:cs="굴림"/>
-          <w:color w:val="800000"/>
-          <w:kern w:val="0"/>
-          <w:sz w:val="18"/>
-          <w:szCs w:val="18"/>
-        </w:rPr>
-        <w:t>&lt;li&gt;&lt;a</w:t>
-      </w:r>
-      <w:r>
-        <w:rPr>
-          <w:rFonts w:ascii="Consolas" w:eastAsia="굴림" w:hAnsi="Consolas" w:cs="굴림"/>
-          <w:color w:val="000000"/>
-          <w:kern w:val="0"/>
-          <w:sz w:val="18"/>
-          <w:szCs w:val="18"/>
-        </w:rPr>
-        <w:t xml:space="preserve"> </w:t>
-      </w:r>
-      <w:proofErr w:type="spellStart"/>
-      <w:r>
-        <w:rPr>
-          <w:rFonts w:ascii="Consolas" w:eastAsia="굴림" w:hAnsi="Consolas" w:cs="굴림"/>
-          <w:color w:val="E50000"/>
-          <w:kern w:val="0"/>
-          <w:sz w:val="18"/>
-          <w:szCs w:val="18"/>
-        </w:rPr>
-        <w:t>href</w:t>
-      </w:r>
-      <w:proofErr w:type="spellEnd"/>
-      <w:r>
-        <w:rPr>
-          <w:rFonts w:ascii="Consolas" w:eastAsia="굴림" w:hAnsi="Consolas" w:cs="굴림"/>
-          <w:color w:val="000000"/>
-          <w:kern w:val="0"/>
-          <w:sz w:val="18"/>
-          <w:szCs w:val="18"/>
-        </w:rPr>
-        <w:t>=</w:t>
-      </w:r>
-      <w:r>
-        <w:rPr>
-          <w:rFonts w:ascii="Consolas" w:eastAsia="굴림" w:hAnsi="Consolas" w:cs="굴림"/>
-          <w:color w:val="0000FF"/>
-          <w:kern w:val="0"/>
-          <w:sz w:val="18"/>
-          <w:szCs w:val="18"/>
-        </w:rPr>
-        <w:t>"#"</w:t>
-      </w:r>
-      <w:r>
-        <w:rPr>
-          <w:rFonts w:ascii="Consolas" w:eastAsia="굴림" w:hAnsi="Consolas" w:cs="굴림"/>
-          <w:color w:val="800000"/>
-          <w:kern w:val="0"/>
-          <w:sz w:val="18"/>
-          <w:szCs w:val="18"/>
-        </w:rPr>
-        <w:t>&gt;&lt;</w:t>
-      </w:r>
-      <w:proofErr w:type="spellStart"/>
-      <w:r>
-        <w:rPr>
-          <w:rFonts w:ascii="Consolas" w:eastAsia="굴림" w:hAnsi="Consolas" w:cs="굴림"/>
-          <w:color w:val="800000"/>
-          <w:kern w:val="0"/>
-          <w:sz w:val="18"/>
-          <w:szCs w:val="18"/>
-        </w:rPr>
-        <w:t>img</w:t>
-      </w:r>
-      <w:proofErr w:type="spellEnd"/>
-      <w:r>
-        <w:rPr>
-          <w:rFonts w:ascii="Consolas" w:eastAsia="굴림" w:hAnsi="Consolas" w:cs="굴림"/>
-          <w:color w:val="000000"/>
-          <w:kern w:val="0"/>
-          <w:sz w:val="18"/>
-          <w:szCs w:val="18"/>
-        </w:rPr>
-        <w:t xml:space="preserve"> </w:t>
-      </w:r>
-      <w:proofErr w:type="spellStart"/>
-      <w:r>
-        <w:rPr>
-          <w:rFonts w:ascii="Consolas" w:eastAsia="굴림" w:hAnsi="Consolas" w:cs="굴림"/>
-          <w:color w:val="E50000"/>
-          <w:kern w:val="0"/>
-          <w:sz w:val="18"/>
-          <w:szCs w:val="18"/>
-        </w:rPr>
-        <w:t>src</w:t>
-      </w:r>
-      <w:proofErr w:type="spellEnd"/>
-      <w:r>
-        <w:rPr>
-          <w:rFonts w:ascii="Consolas" w:eastAsia="굴림" w:hAnsi="Consolas" w:cs="굴림"/>
-          <w:color w:val="000000"/>
-          <w:kern w:val="0"/>
-          <w:sz w:val="18"/>
-          <w:szCs w:val="18"/>
-        </w:rPr>
-        <w:t>=</w:t>
-      </w:r>
-      <w:r>
-        <w:rPr>
-          <w:rFonts w:ascii="Consolas" w:eastAsia="굴림" w:hAnsi="Consolas" w:cs="굴림"/>
-          <w:color w:val="0000FF"/>
-          <w:kern w:val="0"/>
-          <w:sz w:val="18"/>
-          <w:szCs w:val="18"/>
-        </w:rPr>
-        <w:t>"</w:t>
-      </w:r>
-      <w:proofErr w:type="spellStart"/>
-      <w:r>
-        <w:rPr>
-          <w:rFonts w:ascii="Consolas" w:eastAsia="굴림" w:hAnsi="Consolas" w:cs="굴림"/>
-          <w:color w:val="0000FF"/>
-          <w:kern w:val="0"/>
-          <w:sz w:val="18"/>
-          <w:szCs w:val="18"/>
-        </w:rPr>
-        <w:t>img</w:t>
-      </w:r>
-      <w:proofErr w:type="spellEnd"/>
-      <w:r>
-        <w:rPr>
-          <w:rFonts w:ascii="Consolas" w:eastAsia="굴림" w:hAnsi="Consolas" w:cs="굴림"/>
-          <w:color w:val="0000FF"/>
-          <w:kern w:val="0"/>
-          <w:sz w:val="18"/>
-          <w:szCs w:val="18"/>
-        </w:rPr>
-        <w:t>/0out.jpg"</w:t>
-      </w:r>
-      <w:r>
-        <w:rPr>
-          <w:rFonts w:ascii="Consolas" w:eastAsia="굴림" w:hAnsi="Consolas" w:cs="굴림"/>
-          <w:color w:val="000000"/>
-          <w:kern w:val="0"/>
-          <w:sz w:val="18"/>
-          <w:szCs w:val="18"/>
-        </w:rPr>
-        <w:t xml:space="preserve"> </w:t>
-      </w:r>
-      <w:r>
-        <w:rPr>
-          <w:rFonts w:ascii="Consolas" w:eastAsia="굴림" w:hAnsi="Consolas" w:cs="굴림"/>
-          <w:color w:val="800000"/>
-          <w:kern w:val="0"/>
-          <w:sz w:val="18"/>
-          <w:szCs w:val="18"/>
-        </w:rPr>
-        <w:t>/&gt;&lt;/a&gt;&lt;/li&gt;</w:t>
-      </w:r>
-    </w:p>
-    <w:p>
-      <w:pPr>
-        <w:widowControl/>
-        <w:shd w:val="clear" w:color="auto" w:fill="FFFFFF"/>
-        <w:wordWrap/>
-        <w:autoSpaceDE/>
-        <w:autoSpaceDN/>
-        <w:spacing w:after="0" w:line="285" w:lineRule="atLeast"/>
-        <w:jc w:val="left"/>
-        <w:rPr>
-          <w:rFonts w:ascii="Consolas" w:eastAsia="굴림" w:hAnsi="Consolas" w:cs="굴림"/>
-          <w:color w:val="000000"/>
-          <w:kern w:val="0"/>
-          <w:sz w:val="18"/>
-          <w:szCs w:val="18"/>
-        </w:rPr>
-      </w:pPr>
-      <w:r>
-        <w:rPr>
-          <w:rFonts w:ascii="Consolas" w:eastAsia="굴림" w:hAnsi="Consolas" w:cs="굴림"/>
-          <w:color w:val="000000"/>
-          <w:kern w:val="0"/>
-          <w:sz w:val="18"/>
-          <w:szCs w:val="18"/>
-        </w:rPr>
-        <w:t xml:space="preserve">    </w:t>
-      </w:r>
-      <w:r>
-        <w:rPr>
-          <w:rFonts w:ascii="Consolas" w:eastAsia="굴림" w:hAnsi="Consolas" w:cs="굴림"/>
-          <w:color w:val="800000"/>
-          <w:kern w:val="0"/>
-          <w:sz w:val="18"/>
-          <w:szCs w:val="18"/>
-        </w:rPr>
-        <w:t>&lt;li&gt;&lt;a</w:t>
-      </w:r>
-      <w:r>
-        <w:rPr>
-          <w:rFonts w:ascii="Consolas" w:eastAsia="굴림" w:hAnsi="Consolas" w:cs="굴림"/>
-          <w:color w:val="000000"/>
-          <w:kern w:val="0"/>
-          <w:sz w:val="18"/>
-          <w:szCs w:val="18"/>
-        </w:rPr>
-        <w:t xml:space="preserve"> </w:t>
-      </w:r>
-      <w:proofErr w:type="spellStart"/>
-      <w:r>
-        <w:rPr>
-          <w:rFonts w:ascii="Consolas" w:eastAsia="굴림" w:hAnsi="Consolas" w:cs="굴림"/>
-          <w:color w:val="E50000"/>
-          <w:kern w:val="0"/>
-          <w:sz w:val="18"/>
-          <w:szCs w:val="18"/>
-        </w:rPr>
-        <w:t>href</w:t>
-      </w:r>
-      <w:proofErr w:type="spellEnd"/>
-      <w:r>
-        <w:rPr>
-          <w:rFonts w:ascii="Consolas" w:eastAsia="굴림" w:hAnsi="Consolas" w:cs="굴림"/>
-          <w:color w:val="000000"/>
-          <w:kern w:val="0"/>
-          <w:sz w:val="18"/>
-          <w:szCs w:val="18"/>
-        </w:rPr>
-        <w:t>=</w:t>
-      </w:r>
-      <w:r>
-        <w:rPr>
-          <w:rFonts w:ascii="Consolas" w:eastAsia="굴림" w:hAnsi="Consolas" w:cs="굴림"/>
-          <w:color w:val="0000FF"/>
-          <w:kern w:val="0"/>
-          <w:sz w:val="18"/>
-          <w:szCs w:val="18"/>
-        </w:rPr>
-        <w:t>"#"</w:t>
-      </w:r>
-      <w:r>
-        <w:rPr>
-          <w:rFonts w:ascii="Consolas" w:eastAsia="굴림" w:hAnsi="Consolas" w:cs="굴림"/>
-          <w:color w:val="800000"/>
-          <w:kern w:val="0"/>
-          <w:sz w:val="18"/>
-          <w:szCs w:val="18"/>
-        </w:rPr>
-        <w:t>&gt;&lt;</w:t>
-      </w:r>
-      <w:proofErr w:type="spellStart"/>
-      <w:r>
-        <w:rPr>
-          <w:rFonts w:ascii="Consolas" w:eastAsia="굴림" w:hAnsi="Consolas" w:cs="굴림"/>
-          <w:color w:val="800000"/>
-          <w:kern w:val="0"/>
-          <w:sz w:val="18"/>
-          <w:szCs w:val="18"/>
-        </w:rPr>
-        <w:t>img</w:t>
-      </w:r>
-      <w:proofErr w:type="spellEnd"/>
-      <w:r>
-        <w:rPr>
-          <w:rFonts w:ascii="Consolas" w:eastAsia="굴림" w:hAnsi="Consolas" w:cs="굴림"/>
-          <w:color w:val="000000"/>
-          <w:kern w:val="0"/>
-          <w:sz w:val="18"/>
-          <w:szCs w:val="18"/>
-        </w:rPr>
-        <w:t xml:space="preserve"> </w:t>
-      </w:r>
-      <w:proofErr w:type="spellStart"/>
-      <w:r>
-        <w:rPr>
-          <w:rFonts w:ascii="Consolas" w:eastAsia="굴림" w:hAnsi="Consolas" w:cs="굴림"/>
-          <w:color w:val="E50000"/>
-          <w:kern w:val="0"/>
-          <w:sz w:val="18"/>
-          <w:szCs w:val="18"/>
-        </w:rPr>
-        <w:t>src</w:t>
-      </w:r>
-      <w:proofErr w:type="spellEnd"/>
-      <w:r>
-        <w:rPr>
-          <w:rFonts w:ascii="Consolas" w:eastAsia="굴림" w:hAnsi="Consolas" w:cs="굴림"/>
-          <w:color w:val="000000"/>
-          <w:kern w:val="0"/>
-          <w:sz w:val="18"/>
-          <w:szCs w:val="18"/>
-        </w:rPr>
-        <w:t>=</w:t>
-      </w:r>
-      <w:r>
-        <w:rPr>
-          <w:rFonts w:ascii="Consolas" w:eastAsia="굴림" w:hAnsi="Consolas" w:cs="굴림"/>
-          <w:color w:val="0000FF"/>
-          <w:kern w:val="0"/>
-          <w:sz w:val="18"/>
-          <w:szCs w:val="18"/>
-        </w:rPr>
-        <w:t>"</w:t>
-      </w:r>
-      <w:proofErr w:type="spellStart"/>
-      <w:r>
-        <w:rPr>
-          <w:rFonts w:ascii="Consolas" w:eastAsia="굴림" w:hAnsi="Consolas" w:cs="굴림"/>
-          <w:color w:val="0000FF"/>
-          <w:kern w:val="0"/>
-          <w:sz w:val="18"/>
-          <w:szCs w:val="18"/>
-        </w:rPr>
-        <w:t>img</w:t>
-      </w:r>
-      <w:proofErr w:type="spellEnd"/>
-      <w:r>
-        <w:rPr>
-          <w:rFonts w:ascii="Consolas" w:eastAsia="굴림" w:hAnsi="Consolas" w:cs="굴림"/>
-          <w:color w:val="0000FF"/>
-          <w:kern w:val="0"/>
-          <w:sz w:val="18"/>
-          <w:szCs w:val="18"/>
-        </w:rPr>
-        <w:t>/1out.jpg"</w:t>
-      </w:r>
-      <w:r>
-        <w:rPr>
-          <w:rFonts w:ascii="Consolas" w:eastAsia="굴림" w:hAnsi="Consolas" w:cs="굴림"/>
-          <w:color w:val="000000"/>
-          <w:kern w:val="0"/>
-          <w:sz w:val="18"/>
-          <w:szCs w:val="18"/>
-        </w:rPr>
-        <w:t xml:space="preserve"> </w:t>
-      </w:r>
-      <w:r>
-        <w:rPr>
-          <w:rFonts w:ascii="Consolas" w:eastAsia="굴림" w:hAnsi="Consolas" w:cs="굴림"/>
-          <w:color w:val="800000"/>
-          <w:kern w:val="0"/>
-          <w:sz w:val="18"/>
-          <w:szCs w:val="18"/>
-        </w:rPr>
-        <w:t>/&gt;&lt;/a&gt;&lt;/li&gt;</w:t>
-      </w:r>
-    </w:p>
-    <w:p>
-      <w:pPr>
-        <w:widowControl/>
-        <w:shd w:val="clear" w:color="auto" w:fill="FFFFFF"/>
-        <w:wordWrap/>
-        <w:autoSpaceDE/>
-        <w:autoSpaceDN/>
-        <w:spacing w:after="0" w:line="285" w:lineRule="atLeast"/>
-        <w:jc w:val="left"/>
-        <w:rPr>
-          <w:rFonts w:ascii="Consolas" w:eastAsia="굴림" w:hAnsi="Consolas" w:cs="굴림"/>
-          <w:color w:val="000000"/>
-          <w:kern w:val="0"/>
-          <w:sz w:val="18"/>
-          <w:szCs w:val="18"/>
-        </w:rPr>
-      </w:pPr>
-      <w:r>
-        <w:rPr>
-          <w:rFonts w:ascii="Consolas" w:eastAsia="굴림" w:hAnsi="Consolas" w:cs="굴림"/>
-          <w:color w:val="000000"/>
-          <w:kern w:val="0"/>
-          <w:sz w:val="18"/>
-          <w:szCs w:val="18"/>
-        </w:rPr>
-        <w:t xml:space="preserve">    </w:t>
-      </w:r>
-      <w:r>
-        <w:rPr>
-          <w:rFonts w:ascii="Consolas" w:eastAsia="굴림" w:hAnsi="Consolas" w:cs="굴림"/>
-          <w:color w:val="800000"/>
-          <w:kern w:val="0"/>
-          <w:sz w:val="18"/>
-          <w:szCs w:val="18"/>
-        </w:rPr>
-        <w:t>&lt;li&gt;&lt;a</w:t>
-      </w:r>
-      <w:r>
-        <w:rPr>
-          <w:rFonts w:ascii="Consolas" w:eastAsia="굴림" w:hAnsi="Consolas" w:cs="굴림"/>
-          <w:color w:val="000000"/>
-          <w:kern w:val="0"/>
-          <w:sz w:val="18"/>
-          <w:szCs w:val="18"/>
-        </w:rPr>
-        <w:t xml:space="preserve"> </w:t>
-      </w:r>
-      <w:proofErr w:type="spellStart"/>
-      <w:r>
-        <w:rPr>
-          <w:rFonts w:ascii="Consolas" w:eastAsia="굴림" w:hAnsi="Consolas" w:cs="굴림"/>
-          <w:color w:val="E50000"/>
-          <w:kern w:val="0"/>
-          <w:sz w:val="18"/>
-          <w:szCs w:val="18"/>
-        </w:rPr>
-        <w:t>href</w:t>
-      </w:r>
-      <w:proofErr w:type="spellEnd"/>
-      <w:r>
-        <w:rPr>
-          <w:rFonts w:ascii="Consolas" w:eastAsia="굴림" w:hAnsi="Consolas" w:cs="굴림"/>
-          <w:color w:val="000000"/>
-          <w:kern w:val="0"/>
-          <w:sz w:val="18"/>
-          <w:szCs w:val="18"/>
-        </w:rPr>
-        <w:t>=</w:t>
-      </w:r>
-      <w:r>
-        <w:rPr>
-          <w:rFonts w:ascii="Consolas" w:eastAsia="굴림" w:hAnsi="Consolas" w:cs="굴림"/>
-          <w:color w:val="0000FF"/>
-          <w:kern w:val="0"/>
-          <w:sz w:val="18"/>
-          <w:szCs w:val="18"/>
-        </w:rPr>
-        <w:t>"#"</w:t>
-      </w:r>
-      <w:r>
-        <w:rPr>
-          <w:rFonts w:ascii="Consolas" w:eastAsia="굴림" w:hAnsi="Consolas" w:cs="굴림"/>
-          <w:color w:val="800000"/>
-          <w:kern w:val="0"/>
-          <w:sz w:val="18"/>
-          <w:szCs w:val="18"/>
-        </w:rPr>
-        <w:t>&gt;&lt;</w:t>
-      </w:r>
-      <w:proofErr w:type="spellStart"/>
-      <w:r>
-        <w:rPr>
-          <w:rFonts w:ascii="Consolas" w:eastAsia="굴림" w:hAnsi="Consolas" w:cs="굴림"/>
-          <w:color w:val="800000"/>
-          <w:kern w:val="0"/>
-          <w:sz w:val="18"/>
-          <w:szCs w:val="18"/>
-        </w:rPr>
-        <w:t>img</w:t>
-      </w:r>
-      <w:proofErr w:type="spellEnd"/>
-      <w:r>
-        <w:rPr>
-          <w:rFonts w:ascii="Consolas" w:eastAsia="굴림" w:hAnsi="Consolas" w:cs="굴림"/>
-          <w:color w:val="000000"/>
-          <w:kern w:val="0"/>
-          <w:sz w:val="18"/>
-          <w:szCs w:val="18"/>
-        </w:rPr>
-        <w:t xml:space="preserve"> </w:t>
-      </w:r>
-      <w:proofErr w:type="spellStart"/>
-      <w:r>
-        <w:rPr>
-          <w:rFonts w:ascii="Consolas" w:eastAsia="굴림" w:hAnsi="Consolas" w:cs="굴림"/>
-          <w:color w:val="E50000"/>
-          <w:kern w:val="0"/>
-          <w:sz w:val="18"/>
-          <w:szCs w:val="18"/>
-        </w:rPr>
-        <w:t>src</w:t>
-      </w:r>
-      <w:proofErr w:type="spellEnd"/>
-      <w:r>
-        <w:rPr>
-          <w:rFonts w:ascii="Consolas" w:eastAsia="굴림" w:hAnsi="Consolas" w:cs="굴림"/>
-          <w:color w:val="000000"/>
-          <w:kern w:val="0"/>
-          <w:sz w:val="18"/>
-          <w:szCs w:val="18"/>
-        </w:rPr>
-        <w:t>=</w:t>
-      </w:r>
-      <w:r>
-        <w:rPr>
-          <w:rFonts w:ascii="Consolas" w:eastAsia="굴림" w:hAnsi="Consolas" w:cs="굴림"/>
-          <w:color w:val="0000FF"/>
-          <w:kern w:val="0"/>
-          <w:sz w:val="18"/>
-          <w:szCs w:val="18"/>
-        </w:rPr>
-        <w:t>"</w:t>
-      </w:r>
-      <w:proofErr w:type="spellStart"/>
-      <w:r>
-        <w:rPr>
-          <w:rFonts w:ascii="Consolas" w:eastAsia="굴림" w:hAnsi="Consolas" w:cs="굴림"/>
-          <w:color w:val="0000FF"/>
-          <w:kern w:val="0"/>
-          <w:sz w:val="18"/>
-          <w:szCs w:val="18"/>
-        </w:rPr>
-        <w:t>img</w:t>
-      </w:r>
-      <w:proofErr w:type="spellEnd"/>
-      <w:r>
-        <w:rPr>
-          <w:rFonts w:ascii="Consolas" w:eastAsia="굴림" w:hAnsi="Consolas" w:cs="굴림"/>
-          <w:color w:val="0000FF"/>
-          <w:kern w:val="0"/>
-          <w:sz w:val="18"/>
-          <w:szCs w:val="18"/>
-        </w:rPr>
-        <w:t>/2out.jpg"</w:t>
-      </w:r>
-      <w:r>
-        <w:rPr>
-          <w:rFonts w:ascii="Consolas" w:eastAsia="굴림" w:hAnsi="Consolas" w:cs="굴림"/>
-          <w:color w:val="000000"/>
-          <w:kern w:val="0"/>
-          <w:sz w:val="18"/>
-          <w:szCs w:val="18"/>
-        </w:rPr>
-        <w:t xml:space="preserve"> </w:t>
-      </w:r>
-      <w:r>
-        <w:rPr>
-          <w:rFonts w:ascii="Consolas" w:eastAsia="굴림" w:hAnsi="Consolas" w:cs="굴림"/>
-          <w:color w:val="800000"/>
-          <w:kern w:val="0"/>
-          <w:sz w:val="18"/>
-          <w:szCs w:val="18"/>
-        </w:rPr>
-        <w:t>/&gt;&lt;/a&gt;&lt;/li&gt;</w:t>
-      </w:r>
-    </w:p>
-    <w:p>
-      <w:pPr>
-        <w:widowControl/>
-        <w:shd w:val="clear" w:color="auto" w:fill="FFFFFF"/>
-        <w:wordWrap/>
-        <w:autoSpaceDE/>
-        <w:autoSpaceDN/>
-        <w:spacing w:after="0" w:line="285" w:lineRule="atLeast"/>
-        <w:jc w:val="left"/>
-        <w:rPr>
-          <w:rFonts w:ascii="Consolas" w:eastAsia="굴림" w:hAnsi="Consolas" w:cs="굴림"/>
-          <w:color w:val="000000"/>
-          <w:kern w:val="0"/>
-          <w:sz w:val="18"/>
-          <w:szCs w:val="18"/>
-        </w:rPr>
-      </w:pPr>
-      <w:r>
-        <w:rPr>
-          <w:rFonts w:ascii="Consolas" w:eastAsia="굴림" w:hAnsi="Consolas" w:cs="굴림"/>
-          <w:color w:val="000000"/>
-          <w:kern w:val="0"/>
-          <w:sz w:val="18"/>
-          <w:szCs w:val="18"/>
-        </w:rPr>
-        <w:t xml:space="preserve">    </w:t>
-      </w:r>
-      <w:r>
-        <w:rPr>
-          <w:rFonts w:ascii="Consolas" w:eastAsia="굴림" w:hAnsi="Consolas" w:cs="굴림"/>
-          <w:color w:val="800000"/>
-          <w:kern w:val="0"/>
-          <w:sz w:val="18"/>
-          <w:szCs w:val="18"/>
-        </w:rPr>
-        <w:t>&lt;li&gt;&lt;a</w:t>
-      </w:r>
-      <w:r>
-        <w:rPr>
-          <w:rFonts w:ascii="Consolas" w:eastAsia="굴림" w:hAnsi="Consolas" w:cs="굴림"/>
-          <w:color w:val="000000"/>
-          <w:kern w:val="0"/>
-          <w:sz w:val="18"/>
-          <w:szCs w:val="18"/>
-        </w:rPr>
-        <w:t xml:space="preserve"> </w:t>
-      </w:r>
-      <w:proofErr w:type="spellStart"/>
-      <w:r>
-        <w:rPr>
-          <w:rFonts w:ascii="Consolas" w:eastAsia="굴림" w:hAnsi="Consolas" w:cs="굴림"/>
-          <w:color w:val="E50000"/>
-          <w:kern w:val="0"/>
-          <w:sz w:val="18"/>
-          <w:szCs w:val="18"/>
-        </w:rPr>
-        <w:t>href</w:t>
-      </w:r>
-      <w:proofErr w:type="spellEnd"/>
-      <w:r>
-        <w:rPr>
-          <w:rFonts w:ascii="Consolas" w:eastAsia="굴림" w:hAnsi="Consolas" w:cs="굴림"/>
-          <w:color w:val="000000"/>
-          <w:kern w:val="0"/>
-          <w:sz w:val="18"/>
-          <w:szCs w:val="18"/>
-        </w:rPr>
-        <w:t>=</w:t>
-      </w:r>
-      <w:r>
-        <w:rPr>
-          <w:rFonts w:ascii="Consolas" w:eastAsia="굴림" w:hAnsi="Consolas" w:cs="굴림"/>
-          <w:color w:val="0000FF"/>
-          <w:kern w:val="0"/>
-          <w:sz w:val="18"/>
-          <w:szCs w:val="18"/>
-        </w:rPr>
-        <w:t>"#"</w:t>
-      </w:r>
-      <w:r>
-        <w:rPr>
-          <w:rFonts w:ascii="Consolas" w:eastAsia="굴림" w:hAnsi="Consolas" w:cs="굴림"/>
-          <w:color w:val="800000"/>
-          <w:kern w:val="0"/>
-          <w:sz w:val="18"/>
-          <w:szCs w:val="18"/>
-        </w:rPr>
-        <w:t>&gt;&lt;</w:t>
-      </w:r>
-      <w:proofErr w:type="spellStart"/>
-      <w:r>
-        <w:rPr>
-          <w:rFonts w:ascii="Consolas" w:eastAsia="굴림" w:hAnsi="Consolas" w:cs="굴림"/>
-          <w:color w:val="800000"/>
-          <w:kern w:val="0"/>
-          <w:sz w:val="18"/>
-          <w:szCs w:val="18"/>
-        </w:rPr>
-        <w:t>img</w:t>
-      </w:r>
-      <w:proofErr w:type="spellEnd"/>
-      <w:r>
-        <w:rPr>
-          <w:rFonts w:ascii="Consolas" w:eastAsia="굴림" w:hAnsi="Consolas" w:cs="굴림"/>
-          <w:color w:val="000000"/>
-          <w:kern w:val="0"/>
-          <w:sz w:val="18"/>
-          <w:szCs w:val="18"/>
-        </w:rPr>
-        <w:t xml:space="preserve"> </w:t>
-      </w:r>
-      <w:proofErr w:type="spellStart"/>
-      <w:r>
-        <w:rPr>
-          <w:rFonts w:ascii="Consolas" w:eastAsia="굴림" w:hAnsi="Consolas" w:cs="굴림"/>
-          <w:color w:val="E50000"/>
-          <w:kern w:val="0"/>
-          <w:sz w:val="18"/>
-          <w:szCs w:val="18"/>
-        </w:rPr>
-        <w:t>src</w:t>
-      </w:r>
-      <w:proofErr w:type="spellEnd"/>
-      <w:r>
-        <w:rPr>
-          <w:rFonts w:ascii="Consolas" w:eastAsia="굴림" w:hAnsi="Consolas" w:cs="굴림"/>
-          <w:color w:val="000000"/>
-          <w:kern w:val="0"/>
-          <w:sz w:val="18"/>
-          <w:szCs w:val="18"/>
-        </w:rPr>
-        <w:t>=</w:t>
-      </w:r>
-      <w:r>
-        <w:rPr>
-          <w:rFonts w:ascii="Consolas" w:eastAsia="굴림" w:hAnsi="Consolas" w:cs="굴림"/>
-          <w:color w:val="0000FF"/>
-          <w:kern w:val="0"/>
-          <w:sz w:val="18"/>
-          <w:szCs w:val="18"/>
-        </w:rPr>
-        <w:t>"</w:t>
-      </w:r>
-      <w:proofErr w:type="spellStart"/>
-      <w:r>
-        <w:rPr>
-          <w:rFonts w:ascii="Consolas" w:eastAsia="굴림" w:hAnsi="Consolas" w:cs="굴림"/>
-          <w:color w:val="0000FF"/>
-          <w:kern w:val="0"/>
-          <w:sz w:val="18"/>
-          <w:szCs w:val="18"/>
-        </w:rPr>
-        <w:t>img</w:t>
-      </w:r>
-      <w:proofErr w:type="spellEnd"/>
-      <w:r>
-        <w:rPr>
-          <w:rFonts w:ascii="Consolas" w:eastAsia="굴림" w:hAnsi="Consolas" w:cs="굴림"/>
-          <w:color w:val="0000FF"/>
-          <w:kern w:val="0"/>
-          <w:sz w:val="18"/>
-          <w:szCs w:val="18"/>
-        </w:rPr>
-        <w:t>/3out.jpg"</w:t>
-      </w:r>
-      <w:r>
-        <w:rPr>
-          <w:rFonts w:ascii="Consolas" w:eastAsia="굴림" w:hAnsi="Consolas" w:cs="굴림"/>
-          <w:color w:val="000000"/>
-          <w:kern w:val="0"/>
-          <w:sz w:val="18"/>
-          <w:szCs w:val="18"/>
-        </w:rPr>
-        <w:t xml:space="preserve"> </w:t>
-      </w:r>
-      <w:r>
-        <w:rPr>
-          <w:rFonts w:ascii="Consolas" w:eastAsia="굴림" w:hAnsi="Consolas" w:cs="굴림"/>
-          <w:color w:val="800000"/>
-          <w:kern w:val="0"/>
-          <w:sz w:val="18"/>
-          <w:szCs w:val="18"/>
-        </w:rPr>
-        <w:t>/&gt;&lt;/a&gt;&lt;/li&gt;</w:t>
-      </w:r>
-    </w:p>
-    <w:p>
-      <w:pPr>
-        <w:widowControl/>
-        <w:shd w:val="clear" w:color="auto" w:fill="FFFFFF"/>
-        <w:wordWrap/>
-        <w:autoSpaceDE/>
-        <w:autoSpaceDN/>
-        <w:spacing w:after="0" w:line="285" w:lineRule="atLeast"/>
-        <w:jc w:val="left"/>
-        <w:rPr>
-          <w:rFonts w:ascii="Consolas" w:eastAsia="굴림" w:hAnsi="Consolas" w:cs="굴림"/>
-          <w:color w:val="000000"/>
-          <w:kern w:val="0"/>
-          <w:sz w:val="18"/>
-          <w:szCs w:val="18"/>
-        </w:rPr>
-      </w:pPr>
-      <w:r>
-        <w:rPr>
-          <w:rFonts w:ascii="Consolas" w:eastAsia="굴림" w:hAnsi="Consolas" w:cs="굴림"/>
-          <w:color w:val="000000"/>
-          <w:kern w:val="0"/>
-          <w:sz w:val="18"/>
-          <w:szCs w:val="18"/>
-        </w:rPr>
-        <w:t xml:space="preserve">  </w:t>
-      </w:r>
-      <w:r>
-        <w:rPr>
-          <w:rFonts w:ascii="Consolas" w:eastAsia="굴림" w:hAnsi="Consolas" w:cs="굴림"/>
-          <w:color w:val="800000"/>
-          <w:kern w:val="0"/>
-          <w:sz w:val="18"/>
-          <w:szCs w:val="18"/>
-        </w:rPr>
-        <w:t>&lt;/</w:t>
-      </w:r>
-      <w:proofErr w:type="spellStart"/>
-      <w:r>
-        <w:rPr>
-          <w:rFonts w:ascii="Consolas" w:eastAsia="굴림" w:hAnsi="Consolas" w:cs="굴림"/>
-          <w:color w:val="800000"/>
-          <w:kern w:val="0"/>
-          <w:sz w:val="18"/>
-          <w:szCs w:val="18"/>
-        </w:rPr>
-        <w:t>ul</w:t>
-      </w:r>
-      <w:proofErr w:type="spellEnd"/>
-      <w:r>
-        <w:rPr>
-          <w:rFonts w:ascii="Consolas" w:eastAsia="굴림" w:hAnsi="Consolas" w:cs="굴림"/>
-          <w:color w:val="800000"/>
-          <w:kern w:val="0"/>
-          <w:sz w:val="18"/>
-          <w:szCs w:val="18"/>
-        </w:rPr>
-        <w:t>&gt;</w:t>
-      </w:r>
-    </w:p>
-    <w:p>
-      <w:pPr>
-        <w:widowControl/>
-        <w:shd w:val="clear" w:color="auto" w:fill="FFFFFF"/>
-        <w:wordWrap/>
-        <w:autoSpaceDE/>
-        <w:autoSpaceDN/>
-        <w:spacing w:after="0" w:line="285" w:lineRule="atLeast"/>
-        <w:jc w:val="left"/>
-        <w:rPr>
-          <w:rFonts w:ascii="Consolas" w:eastAsia="굴림" w:hAnsi="Consolas" w:cs="굴림"/>
-          <w:color w:val="000000"/>
-          <w:kern w:val="0"/>
-          <w:sz w:val="18"/>
-          <w:szCs w:val="18"/>
-        </w:rPr>
-      </w:pPr>
-      <w:r>
-        <w:rPr>
-          <w:rFonts w:ascii="Consolas" w:eastAsia="굴림" w:hAnsi="Consolas" w:cs="굴림"/>
-          <w:color w:val="800000"/>
-          <w:kern w:val="0"/>
-          <w:sz w:val="18"/>
-          <w:szCs w:val="18"/>
-        </w:rPr>
-        <w:t>&lt;/body&gt;</w:t>
-      </w:r>
-    </w:p>
-    <w:p>
-      <w:pPr>
-        <w:widowControl/>
-        <w:shd w:val="clear" w:color="auto" w:fill="FFFFFF"/>
-        <w:wordWrap/>
-        <w:autoSpaceDE/>
-        <w:autoSpaceDN/>
-        <w:spacing w:after="0" w:line="285" w:lineRule="atLeast"/>
-        <w:jc w:val="left"/>
-        <w:rPr>
-          <w:rFonts w:ascii="Consolas" w:eastAsia="굴림" w:hAnsi="Consolas" w:cs="굴림"/>
-          <w:color w:val="000000"/>
-          <w:kern w:val="0"/>
-          <w:sz w:val="18"/>
-          <w:szCs w:val="18"/>
-        </w:rPr>
-      </w:pPr>
-      <w:r>
-        <w:rPr>
-          <w:rFonts w:ascii="Consolas" w:eastAsia="굴림" w:hAnsi="Consolas" w:cs="굴림"/>
-          <w:color w:val="800000"/>
-          <w:kern w:val="0"/>
-          <w:sz w:val="18"/>
-          <w:szCs w:val="18"/>
-        </w:rPr>
-        <w:t>&lt;/html&gt;</w:t>
-      </w:r>
-    </w:p>
-    <w:p>
-      <w:pPr>
-        <w:spacing w:after="0"/>
-        <w:ind w:leftChars="300" w:left="600"/>
-        <w:rPr>
-          <w:sz w:val="19"/>
-          <w:szCs w:val="19"/>
-        </w:rPr>
-      </w:pPr>
-    </w:p>
-    <w:p>
-      <w:pPr>
-        <w:widowControl/>
-        <w:wordWrap/>
-        <w:autoSpaceDE/>
-        <w:autoSpaceDN/>
         <w:rPr>
           <w:sz w:val="19"/>
           <w:szCs w:val="19"/>
@@ -17984,13 +13268,6 @@
           <w:szCs w:val="19"/>
         </w:rPr>
         <w:t>Quiz</w:t>
-      </w:r>
-      <w:r>
-        <w:rPr>
-          <w:sz w:val="19"/>
-          <w:szCs w:val="19"/>
-        </w:rPr>
-        <w:t>2</w:t>
       </w:r>
       <w:bookmarkStart w:id="0" w:name="_GoBack"/>
       <w:bookmarkEnd w:id="0"/>
@@ -18033,7 +13310,6 @@
         </w:rPr>
         <w:t xml:space="preserve"> </w:t>
       </w:r>
-      <w:proofErr w:type="spellStart"/>
       <w:r>
         <w:rPr>
           <w:rFonts w:hint="eastAsia"/>
@@ -18042,32 +13318,29 @@
         </w:rPr>
         <w:t>마우스다운</w:t>
       </w:r>
-      <w:proofErr w:type="spellEnd"/>
       <w:r>
         <w:rPr>
           <w:rFonts w:hint="eastAsia"/>
           <w:sz w:val="19"/>
           <w:szCs w:val="19"/>
         </w:rPr>
-        <w:t>(</w:t>
-      </w:r>
-      <w:proofErr w:type="spellStart"/>
+        <w:t>(onmousedown)</w:t>
+      </w:r>
       <w:r>
         <w:rPr>
           <w:rFonts w:hint="eastAsia"/>
           <w:sz w:val="19"/>
           <w:szCs w:val="19"/>
         </w:rPr>
-        <w:t>onmousedown</w:t>
-      </w:r>
-      <w:proofErr w:type="spellEnd"/>
+        <w:t>되면</w:t>
+      </w:r>
       <w:r>
         <w:rPr>
           <w:rFonts w:hint="eastAsia"/>
           <w:sz w:val="19"/>
           <w:szCs w:val="19"/>
         </w:rPr>
-        <w:t>)</w:t>
+        <w:t xml:space="preserve"> 우측과 같이 </w:t>
       </w:r>
       <w:r>
         <w:rPr>
@@ -18075,7 +13348,7 @@
           <w:sz w:val="19"/>
           <w:szCs w:val="19"/>
         </w:rPr>
-        <w:t>되면</w:t>
+        <w:t>되</w:t>
       </w:r>
       <w:r>
         <w:rPr>
@@ -18083,7 +13356,14 @@
           <w:sz w:val="19"/>
           <w:szCs w:val="19"/>
         </w:rPr>
-        <w:t xml:space="preserve"> 우측과 같이 </w:t>
+        <w:t>고,</w:t>
+      </w:r>
+      <w:r>
+        <w:rPr>
+          <w:sz w:val="19"/>
+          <w:szCs w:val="19"/>
+        </w:rPr>
+        <w:t xml:space="preserve"> </w:t>
       </w:r>
       <w:r>
         <w:rPr>
@@ -18091,7 +13371,7 @@
           <w:sz w:val="19"/>
           <w:szCs w:val="19"/>
         </w:rPr>
-        <w:t>되</w:t>
+        <w:t>마우스up</w:t>
       </w:r>
       <w:r>
         <w:rPr>
@@ -18099,14 +13379,7 @@
           <w:sz w:val="19"/>
           <w:szCs w:val="19"/>
         </w:rPr>
-        <w:t>고,</w:t>
-      </w:r>
-      <w:r>
-        <w:rPr>
-          <w:sz w:val="19"/>
-          <w:szCs w:val="19"/>
-        </w:rPr>
-        <w:t xml:space="preserve"> </w:t>
+        <w:t>(onmoustup)</w:t>
       </w:r>
       <w:r>
         <w:rPr>
@@ -18114,7 +13387,7 @@
           <w:sz w:val="19"/>
           <w:szCs w:val="19"/>
         </w:rPr>
-        <w:t>마우스up</w:t>
+        <w:t>되면 다시 원상복귀되는</w:t>
       </w:r>
       <w:r>
         <w:rPr>
@@ -18122,59 +13395,7 @@
           <w:sz w:val="19"/>
           <w:szCs w:val="19"/>
         </w:rPr>
-        <w:t>(</w:t>
-      </w:r>
-      <w:proofErr w:type="spellStart"/>
-      <w:r>
-        <w:rPr>
-          <w:rFonts w:hint="eastAsia"/>
-          <w:sz w:val="19"/>
-          <w:szCs w:val="19"/>
-        </w:rPr>
-        <w:t>onmoustup</w:t>
-      </w:r>
-      <w:proofErr w:type="spellEnd"/>
-      <w:r>
-        <w:rPr>
-          <w:rFonts w:hint="eastAsia"/>
-          <w:sz w:val="19"/>
-          <w:szCs w:val="19"/>
-        </w:rPr>
-        <w:t>)</w:t>
-      </w:r>
-      <w:r>
-        <w:rPr>
-          <w:rFonts w:hint="eastAsia"/>
-          <w:sz w:val="19"/>
-          <w:szCs w:val="19"/>
-        </w:rPr>
-        <w:t>되면 다시 원상복귀되는</w:t>
-      </w:r>
-      <w:r>
-        <w:rPr>
-          <w:rFonts w:hint="eastAsia"/>
-          <w:sz w:val="19"/>
-          <w:szCs w:val="19"/>
-        </w:rPr>
-        <w:t xml:space="preserve"> 페이지를 </w:t>
-      </w:r>
-      <w:proofErr w:type="spellStart"/>
-      <w:r>
-        <w:rPr>
-          <w:rFonts w:hint="eastAsia"/>
-          <w:sz w:val="19"/>
-          <w:szCs w:val="19"/>
-        </w:rPr>
-        <w:t>완성하시오</w:t>
-      </w:r>
-      <w:proofErr w:type="spellEnd"/>
-      <w:r>
-        <w:rPr>
-          <w:rFonts w:hint="eastAsia"/>
-          <w:sz w:val="19"/>
-          <w:szCs w:val="19"/>
-        </w:rPr>
-        <w:t>.</w:t>
+        <w:t xml:space="preserve"> 페이지를 완성하시오.</w:t>
       </w:r>
     </w:p>
     <w:p>
@@ -18210,7 +13431,7 @@
                     <pic:cNvPicPr/>
                   </pic:nvPicPr>
                   <pic:blipFill>
-                    <a:blip r:embed="rId10">
+                    <a:blip r:embed="rId8">
                       <a:extLst>
                         <a:ext uri="{28A0092B-C50C-407E-A947-70E740481C1C}">
                           <a14:useLocalDpi xmlns:a14="http://schemas.microsoft.com/office/drawing/2010/main" val="0"/>
@@ -18268,7 +13489,7 @@
                     <pic:cNvPicPr/>
                   </pic:nvPicPr>
                   <pic:blipFill>
-                    <a:blip r:embed="rId11">
+                    <a:blip r:embed="rId9">
                       <a:extLst>
                         <a:ext uri="{28A0092B-C50C-407E-A947-70E740481C1C}">
                           <a14:useLocalDpi xmlns:a14="http://schemas.microsoft.com/office/drawing/2010/main" val="0"/>
@@ -18358,20 +13579,8 @@
           <w:sz w:val="18"/>
           <w:szCs w:val="18"/>
         </w:rPr>
-        <w:t>&lt;</w:t>
-      </w:r>
-      <w:proofErr w:type="spellStart"/>
-      <w:r>
-        <w:rPr>
-          <w:rFonts w:ascii="Consolas" w:eastAsia="굴림" w:hAnsi="Consolas" w:cs="굴림"/>
-          <w:color w:val="800000"/>
-          <w:kern w:val="0"/>
-          <w:sz w:val="18"/>
-          <w:szCs w:val="18"/>
-        </w:rPr>
-        <w:t>img</w:t>
-      </w:r>
-      <w:proofErr w:type="spellEnd"/>
+        <w:t>&lt;img</w:t>
+      </w:r>
       <w:r>
         <w:rPr>
           <w:rFonts w:ascii="Consolas" w:eastAsia="굴림" w:hAnsi="Consolas" w:cs="굴림"/>
@@ -18382,7 +13591,6 @@
         </w:rPr>
         <w:t xml:space="preserve"> </w:t>
       </w:r>
-      <w:proofErr w:type="spellStart"/>
       <w:r>
         <w:rPr>
           <w:rFonts w:ascii="Consolas" w:eastAsia="굴림" w:hAnsi="Consolas" w:cs="굴림"/>
@@ -18393,7 +13601,6 @@
         </w:rPr>
         <w:t>src</w:t>
       </w:r>
-      <w:proofErr w:type="spellEnd"/>
       <w:r>
         <w:rPr>
           <w:rFonts w:ascii="Consolas" w:eastAsia="굴림" w:hAnsi="Consolas" w:cs="굴림"/>
@@ -18412,29 +13619,7 @@
           <w:sz w:val="18"/>
           <w:szCs w:val="18"/>
         </w:rPr>
-        <w:t>"</w:t>
-      </w:r>
-      <w:proofErr w:type="spellStart"/>
-      <w:r>
-        <w:rPr>
-          <w:rFonts w:ascii="Consolas" w:eastAsia="굴림" w:hAnsi="Consolas" w:cs="굴림"/>
-          <w:color w:val="0000FF"/>
-          <w:kern w:val="0"/>
-          <w:sz w:val="18"/>
-          <w:szCs w:val="18"/>
-        </w:rPr>
-        <w:t>img</w:t>
-      </w:r>
-      <w:proofErr w:type="spellEnd"/>
-      <w:r>
-        <w:rPr>
-          <w:rFonts w:ascii="Consolas" w:eastAsia="굴림" w:hAnsi="Consolas" w:cs="굴림"/>
-          <w:color w:val="0000FF"/>
-          <w:kern w:val="0"/>
-          <w:sz w:val="18"/>
-          <w:szCs w:val="18"/>
-        </w:rPr>
-        <w:t>/but1.gif"</w:t>
+        <w:t>"img/but1.gif"</w:t>
       </w:r>
       <w:r>
         <w:rPr>
@@ -18536,7 +13721,7 @@
       </w:pPr>
     </w:p>
     <w:sectPr>
-      <w:footerReference w:type="default" r:id="rId12"/>
+      <w:footerReference w:type="default" r:id="rId10"/>
       <w:pgSz w:w="11906" w:h="16838"/>
       <w:pgMar w:top="720" w:right="720" w:bottom="720" w:left="720" w:header="851" w:footer="0" w:gutter="0"/>
       <w:cols w:space="425"/>
@@ -18547,7 +13732,7 @@
 </file>
 
 <file path=word/endnotes.xml><?xml version="1.0" encoding="utf-8"?>
-<w:endnotes xmlns:wpc="http://schemas.microsoft.com/office/word/2010/wordprocessingCanvas" xmlns:cx="http://schemas.microsoft.com/office/drawing/2014/chartex" xmlns:mc="http://schemas.openxmlformats.org/markup-compatibility/2006" xmlns:o="urn:schemas-microsoft-com:office:office" xmlns:r="http://schemas.openxmlformats.org/officeDocument/2006/relationships" xmlns:m="http://schemas.openxmlformats.org/officeDocument/2006/math" xmlns:v="urn:schemas-microsoft-com:vml" xmlns:wp14="http://schemas.microsoft.com/office/word/2010/wordprocessingDrawing" xmlns:wp="http://schemas.openxmlformats.org/drawingml/2006/wordprocessingDrawing" xmlns:w10="urn:schemas-microsoft-com:office:word" xmlns:w="http://schemas.openxmlformats.org/wordprocessingml/2006/main" xmlns:w14="http://schemas.microsoft.com/office/word/2010/wordml" xmlns:w15="http://schemas.microsoft.com/office/word/2012/wordml" xmlns:w16se="http://schemas.microsoft.com/office/word/2015/wordml/symex" xmlns:wpg="http://schemas.microsoft.com/office/word/2010/wordprocessingGroup" xmlns:wpi="http://schemas.microsoft.com/office/word/2010/wordprocessingInk" xmlns:wne="http://schemas.microsoft.com/office/word/2006/wordml" xmlns:wps="http://schemas.microsoft.com/office/word/2010/wordprocessingShape" mc:Ignorable="w14 w15 w16se wp14">
+<w:endnotes xmlns:wpc="http://schemas.microsoft.com/office/word/2010/wordprocessingCanvas" xmlns:cx="http://schemas.microsoft.com/office/drawing/2014/chartex" xmlns:cx1="http://schemas.microsoft.com/office/drawing/2015/9/8/chartex" xmlns:cx2="http://schemas.microsoft.com/office/drawing/2015/10/21/chartex" xmlns:cx3="http://schemas.microsoft.com/office/drawing/2016/5/9/chartex" xmlns:cx4="http://schemas.microsoft.com/office/drawing/2016/5/10/chartex" xmlns:cx5="http://schemas.microsoft.com/office/drawing/2016/5/11/chartex" xmlns:cx6="http://schemas.microsoft.com/office/drawing/2016/5/12/chartex" xmlns:cx7="http://schemas.microsoft.com/office/drawing/2016/5/13/chartex" xmlns:cx8="http://schemas.microsoft.com/office/drawing/2016/5/14/chartex" xmlns:mc="http://schemas.openxmlformats.org/markup-compatibility/2006" xmlns:aink="http://schemas.microsoft.com/office/drawing/2016/ink" xmlns:am3d="http://schemas.microsoft.com/office/drawing/2017/model3d" xmlns:o="urn:schemas-microsoft-com:office:office" xmlns:r="http://schemas.openxmlformats.org/officeDocument/2006/relationships" xmlns:m="http://schemas.openxmlformats.org/officeDocument/2006/math" xmlns:v="urn:schemas-microsoft-com:vml" xmlns:wp14="http://schemas.microsoft.com/office/word/2010/wordprocessingDrawing" xmlns:wp="http://schemas.openxmlformats.org/drawingml/2006/wordprocessingDrawing" xmlns:w10="urn:schemas-microsoft-com:office:word" xmlns:w="http://schemas.openxmlformats.org/wordprocessingml/2006/main" xmlns:w14="http://schemas.microsoft.com/office/word/2010/wordml" xmlns:w15="http://schemas.microsoft.com/office/word/2012/wordml" xmlns:w16cid="http://schemas.microsoft.com/office/word/2016/wordml/cid" xmlns:w16se="http://schemas.microsoft.com/office/word/2015/wordml/symex" xmlns:wpg="http://schemas.microsoft.com/office/word/2010/wordprocessingGroup" xmlns:wpi="http://schemas.microsoft.com/office/word/2010/wordprocessingInk" xmlns:wne="http://schemas.microsoft.com/office/word/2006/wordml" xmlns:wps="http://schemas.microsoft.com/office/word/2010/wordprocessingShape" mc:Ignorable="w14 w15 w16se w16cid wp14">
   <w:endnote w:type="separator" w:id="-1">
     <w:p>
       <w:pPr>
@@ -18572,7 +13757,7 @@
 </file>
 
 <file path=word/footer1.xml><?xml version="1.0" encoding="utf-8"?>
-<w:ftr xmlns:wpc="http://schemas.microsoft.com/office/word/2010/wordprocessingCanvas" xmlns:cx="http://schemas.microsoft.com/office/drawing/2014/chartex" xmlns:mc="http://schemas.openxmlformats.org/markup-compatibility/2006" xmlns:o="urn:schemas-microsoft-com:office:office" xmlns:r="http://schemas.openxmlformats.org/officeDocument/2006/relationships" xmlns:m="http://schemas.openxmlformats.org/officeDocument/2006/math" xmlns:v="urn:schemas-microsoft-com:vml" xmlns:wp14="http://schemas.microsoft.com/office/word/2010/wordprocessingDrawing" xmlns:wp="http://schemas.openxmlformats.org/drawingml/2006/wordprocessingDrawing" xmlns:w10="urn:schemas-microsoft-com:office:word" xmlns:w="http://schemas.openxmlformats.org/wordprocessingml/2006/main" xmlns:w14="http://schemas.microsoft.com/office/word/2010/wordml" xmlns:w15="http://schemas.microsoft.com/office/word/2012/wordml" xmlns:w16se="http://schemas.microsoft.com/office/word/2015/wordml/symex" xmlns:wpg="http://schemas.microsoft.com/office/word/2010/wordprocessingGroup" xmlns:wpi="http://schemas.microsoft.com/office/word/2010/wordprocessingInk" xmlns:wne="http://schemas.microsoft.com/office/word/2006/wordml" xmlns:wps="http://schemas.microsoft.com/office/word/2010/wordprocessingShape" mc:Ignorable="w14 w15 w16se wp14">
+<w:ftr xmlns:wpc="http://schemas.microsoft.com/office/word/2010/wordprocessingCanvas" xmlns:cx="http://schemas.microsoft.com/office/drawing/2014/chartex" xmlns:cx1="http://schemas.microsoft.com/office/drawing/2015/9/8/chartex" xmlns:cx2="http://schemas.microsoft.com/office/drawing/2015/10/21/chartex" xmlns:cx3="http://schemas.microsoft.com/office/drawing/2016/5/9/chartex" xmlns:cx4="http://schemas.microsoft.com/office/drawing/2016/5/10/chartex" xmlns:cx5="http://schemas.microsoft.com/office/drawing/2016/5/11/chartex" xmlns:cx6="http://schemas.microsoft.com/office/drawing/2016/5/12/chartex" xmlns:cx7="http://schemas.microsoft.com/office/drawing/2016/5/13/chartex" xmlns:cx8="http://schemas.microsoft.com/office/drawing/2016/5/14/chartex" xmlns:mc="http://schemas.openxmlformats.org/markup-compatibility/2006" xmlns:aink="http://schemas.microsoft.com/office/drawing/2016/ink" xmlns:am3d="http://schemas.microsoft.com/office/drawing/2017/model3d" xmlns:o="urn:schemas-microsoft-com:office:office" xmlns:r="http://schemas.openxmlformats.org/officeDocument/2006/relationships" xmlns:m="http://schemas.openxmlformats.org/officeDocument/2006/math" xmlns:v="urn:schemas-microsoft-com:vml" xmlns:wp14="http://schemas.microsoft.com/office/word/2010/wordprocessingDrawing" xmlns:wp="http://schemas.openxmlformats.org/drawingml/2006/wordprocessingDrawing" xmlns:w10="urn:schemas-microsoft-com:office:word" xmlns:w="http://schemas.openxmlformats.org/wordprocessingml/2006/main" xmlns:w14="http://schemas.microsoft.com/office/word/2010/wordml" xmlns:w15="http://schemas.microsoft.com/office/word/2012/wordml" xmlns:w16cid="http://schemas.microsoft.com/office/word/2016/wordml/cid" xmlns:w16se="http://schemas.microsoft.com/office/word/2015/wordml/symex" xmlns:wpg="http://schemas.microsoft.com/office/word/2010/wordprocessingGroup" xmlns:wpi="http://schemas.microsoft.com/office/word/2010/wordprocessingInk" xmlns:wne="http://schemas.microsoft.com/office/word/2006/wordml" xmlns:wps="http://schemas.microsoft.com/office/word/2010/wordprocessingShape" mc:Ignorable="w14 w15 w16se w16cid wp14">
   <w:sdt>
     <w:sdtPr>
       <w:id w:val="1307052138"/>
@@ -18619,7 +13804,7 @@
 </file>
 
 <file path=word/footnotes.xml><?xml version="1.0" encoding="utf-8"?>
-<w:footnotes xmlns:wpc="http://schemas.microsoft.com/office/word/2010/wordprocessingCanvas" xmlns:cx="http://schemas.microsoft.com/office/drawing/2014/chartex" xmlns:mc="http://schemas.openxmlformats.org/markup-compatibility/2006" xmlns:o="urn:schemas-microsoft-com:office:office" xmlns:r="http://schemas.openxmlformats.org/officeDocument/2006/relationships" xmlns:m="http://schemas.openxmlformats.org/officeDocument/2006/math" xmlns:v="urn:schemas-microsoft-com:vml" xmlns:wp14="http://schemas.microsoft.com/office/word/2010/wordprocessingDrawing" xmlns:wp="http://schemas.openxmlformats.org/drawingml/2006/wordprocessingDrawing" xmlns:w10="urn:schemas-microsoft-com:office:word" xmlns:w="http://schemas.openxmlformats.org/wordprocessingml/2006/main" xmlns:w14="http://schemas.microsoft.com/office/word/2010/wordml" xmlns:w15="http://schemas.microsoft.com/office/word/2012/wordml" xmlns:w16se="http://schemas.microsoft.com/office/word/2015/wordml/symex" xmlns:wpg="http://schemas.microsoft.com/office/word/2010/wordprocessingGroup" xmlns:wpi="http://schemas.microsoft.com/office/word/2010/wordprocessingInk" xmlns:wne="http://schemas.microsoft.com/office/word/2006/wordml" xmlns:wps="http://schemas.microsoft.com/office/word/2010/wordprocessingShape" mc:Ignorable="w14 w15 w16se wp14">
+<w:footnotes xmlns:wpc="http://schemas.microsoft.com/office/word/2010/wordprocessingCanvas" xmlns:cx="http://schemas.microsoft.com/office/drawing/2014/chartex" xmlns:cx1="http://schemas.microsoft.com/office/drawing/2015/9/8/chartex" xmlns:cx2="http://schemas.microsoft.com/office/drawing/2015/10/21/chartex" xmlns:cx3="http://schemas.microsoft.com/office/drawing/2016/5/9/chartex" xmlns:cx4="http://schemas.microsoft.com/office/drawing/2016/5/10/chartex" xmlns:cx5="http://schemas.microsoft.com/office/drawing/2016/5/11/chartex" xmlns:cx6="http://schemas.microsoft.com/office/drawing/2016/5/12/chartex" xmlns:cx7="http://schemas.microsoft.com/office/drawing/2016/5/13/chartex" xmlns:cx8="http://schemas.microsoft.com/office/drawing/2016/5/14/chartex" xmlns:mc="http://schemas.openxmlformats.org/markup-compatibility/2006" xmlns:aink="http://schemas.microsoft.com/office/drawing/2016/ink" xmlns:am3d="http://schemas.microsoft.com/office/drawing/2017/model3d" xmlns:o="urn:schemas-microsoft-com:office:office" xmlns:r="http://schemas.openxmlformats.org/officeDocument/2006/relationships" xmlns:m="http://schemas.openxmlformats.org/officeDocument/2006/math" xmlns:v="urn:schemas-microsoft-com:vml" xmlns:wp14="http://schemas.microsoft.com/office/word/2010/wordprocessingDrawing" xmlns:wp="http://schemas.openxmlformats.org/drawingml/2006/wordprocessingDrawing" xmlns:w10="urn:schemas-microsoft-com:office:word" xmlns:w="http://schemas.openxmlformats.org/wordprocessingml/2006/main" xmlns:w14="http://schemas.microsoft.com/office/word/2010/wordml" xmlns:w15="http://schemas.microsoft.com/office/word/2012/wordml" xmlns:w16cid="http://schemas.microsoft.com/office/word/2016/wordml/cid" xmlns:w16se="http://schemas.microsoft.com/office/word/2015/wordml/symex" xmlns:wpg="http://schemas.microsoft.com/office/word/2010/wordprocessingGroup" xmlns:wpi="http://schemas.microsoft.com/office/word/2010/wordprocessingInk" xmlns:wne="http://schemas.microsoft.com/office/word/2006/wordml" xmlns:wps="http://schemas.microsoft.com/office/word/2010/wordprocessingShape" mc:Ignorable="w14 w15 w16se w16cid wp14">
   <w:footnote w:type="separator" w:id="-1">
     <w:p>
       <w:pPr>
@@ -18644,7 +13829,7 @@
 </file>
 
 <file path=word/numbering.xml><?xml version="1.0" encoding="utf-8"?>
-<w:numbering xmlns:wpc="http://schemas.microsoft.com/office/word/2010/wordprocessingCanvas" xmlns:cx="http://schemas.microsoft.com/office/drawing/2014/chartex" xmlns:mc="http://schemas.openxmlformats.org/markup-compatibility/2006" xmlns:o="urn:schemas-microsoft-com:office:office" xmlns:r="http://schemas.openxmlformats.org/officeDocument/2006/relationships" xmlns:m="http://schemas.openxmlformats.org/officeDocument/2006/math" xmlns:v="urn:schemas-microsoft-com:vml" xmlns:wp14="http://schemas.microsoft.com/office/word/2010/wordprocessingDrawing" xmlns:wp="http://schemas.openxmlformats.org/drawingml/2006/wordprocessingDrawing" xmlns:w10="urn:schemas-microsoft-com:office:word" xmlns:w="http://schemas.openxmlformats.org/wordprocessingml/2006/main" xmlns:w14="http://schemas.microsoft.com/office/word/2010/wordml" xmlns:w15="http://schemas.microsoft.com/office/word/2012/wordml" xmlns:w16se="http://schemas.microsoft.com/office/word/2015/wordml/symex" xmlns:wpg="http://schemas.microsoft.com/office/word/2010/wordprocessingGroup" xmlns:wpi="http://schemas.microsoft.com/office/word/2010/wordprocessingInk" xmlns:wne="http://schemas.microsoft.com/office/word/2006/wordml" xmlns:wps="http://schemas.microsoft.com/office/word/2010/wordprocessingShape" mc:Ignorable="w14 w15 w16se wp14">
+<w:numbering xmlns:wpc="http://schemas.microsoft.com/office/word/2010/wordprocessingCanvas" xmlns:cx="http://schemas.microsoft.com/office/drawing/2014/chartex" xmlns:cx1="http://schemas.microsoft.com/office/drawing/2015/9/8/chartex" xmlns:cx2="http://schemas.microsoft.com/office/drawing/2015/10/21/chartex" xmlns:cx3="http://schemas.microsoft.com/office/drawing/2016/5/9/chartex" xmlns:cx4="http://schemas.microsoft.com/office/drawing/2016/5/10/chartex" xmlns:cx5="http://schemas.microsoft.com/office/drawing/2016/5/11/chartex" xmlns:cx6="http://schemas.microsoft.com/office/drawing/2016/5/12/chartex" xmlns:cx7="http://schemas.microsoft.com/office/drawing/2016/5/13/chartex" xmlns:cx8="http://schemas.microsoft.com/office/drawing/2016/5/14/chartex" xmlns:mc="http://schemas.openxmlformats.org/markup-compatibility/2006" xmlns:aink="http://schemas.microsoft.com/office/drawing/2016/ink" xmlns:am3d="http://schemas.microsoft.com/office/drawing/2017/model3d" xmlns:o="urn:schemas-microsoft-com:office:office" xmlns:r="http://schemas.openxmlformats.org/officeDocument/2006/relationships" xmlns:m="http://schemas.openxmlformats.org/officeDocument/2006/math" xmlns:v="urn:schemas-microsoft-com:vml" xmlns:wp14="http://schemas.microsoft.com/office/word/2010/wordprocessingDrawing" xmlns:wp="http://schemas.openxmlformats.org/drawingml/2006/wordprocessingDrawing" xmlns:w10="urn:schemas-microsoft-com:office:word" xmlns:w="http://schemas.openxmlformats.org/wordprocessingml/2006/main" xmlns:w14="http://schemas.microsoft.com/office/word/2010/wordml" xmlns:w15="http://schemas.microsoft.com/office/word/2012/wordml" xmlns:w16cid="http://schemas.microsoft.com/office/word/2016/wordml/cid" xmlns:w16se="http://schemas.microsoft.com/office/word/2015/wordml/symex" xmlns:wpg="http://schemas.microsoft.com/office/word/2010/wordprocessingGroup" xmlns:wpi="http://schemas.microsoft.com/office/word/2010/wordprocessingInk" xmlns:wne="http://schemas.microsoft.com/office/word/2006/wordml" xmlns:wps="http://schemas.microsoft.com/office/word/2010/wordprocessingShape" mc:Ignorable="w14 w15 w16se w16cid wp14">
   <w:abstractNum w:abstractNumId="0" w15:restartNumberingAfterBreak="0">
     <w:nsid w:val="041412AF"/>
     <w:multiLevelType w:val="hybridMultilevel"/>
@@ -19900,7 +15085,7 @@
 </file>
 
 <file path=word/styles.xml><?xml version="1.0" encoding="utf-8"?>
-<w:styles xmlns:mc="http://schemas.openxmlformats.org/markup-compatibility/2006" xmlns:r="http://schemas.openxmlformats.org/officeDocument/2006/relationships" xmlns:w="http://schemas.openxmlformats.org/wordprocessingml/2006/main" xmlns:w14="http://schemas.microsoft.com/office/word/2010/wordml" xmlns:w15="http://schemas.microsoft.com/office/word/2012/wordml" xmlns:w16se="http://schemas.microsoft.com/office/word/2015/wordml/symex" mc:Ignorable="w14 w15 w16se">
+<w:styles xmlns:mc="http://schemas.openxmlformats.org/markup-compatibility/2006" xmlns:r="http://schemas.openxmlformats.org/officeDocument/2006/relationships" xmlns:w="http://schemas.openxmlformats.org/wordprocessingml/2006/main" xmlns:w14="http://schemas.microsoft.com/office/word/2010/wordml" xmlns:w15="http://schemas.microsoft.com/office/word/2012/wordml" xmlns:w16cid="http://schemas.microsoft.com/office/word/2016/wordml/cid" xmlns:w16se="http://schemas.microsoft.com/office/word/2015/wordml/symex" mc:Ignorable="w14 w15 w16se w16cid">
   <w:docDefaults>
     <w:rPrDefault>
       <w:rPr>
@@ -19917,7 +15102,7 @@
       </w:pPr>
     </w:pPrDefault>
   </w:docDefaults>
-  <w:latentStyles w:defLockedState="0" w:defUIPriority="99" w:defSemiHidden="0" w:defUnhideWhenUsed="0" w:defQFormat="0" w:count="371">
+  <w:latentStyles w:defLockedState="0" w:defUIPriority="99" w:defSemiHidden="0" w:defUnhideWhenUsed="0" w:defQFormat="0" w:count="375">
     <w:lsdException w:name="Normal" w:uiPriority="0" w:qFormat="1"/>
     <w:lsdException w:name="heading 1" w:uiPriority="9" w:qFormat="1"/>
     <w:lsdException w:name="heading 2" w:semiHidden="1" w:uiPriority="9" w:unhideWhenUsed="1" w:qFormat="1"/>
@@ -20023,7 +15208,6 @@
     <w:lsdException w:name="HTML Sample" w:semiHidden="1" w:unhideWhenUsed="1"/>
     <w:lsdException w:name="HTML Typewriter" w:semiHidden="1" w:unhideWhenUsed="1"/>
     <w:lsdException w:name="HTML Variable" w:semiHidden="1" w:unhideWhenUsed="1"/>
-    <w:lsdException w:name="Normal Table" w:semiHidden="1" w:unhideWhenUsed="1"/>
     <w:lsdException w:name="annotation subject" w:semiHidden="1" w:unhideWhenUsed="1"/>
     <w:lsdException w:name="No List" w:semiHidden="1" w:unhideWhenUsed="1"/>
     <w:lsdException w:name="Outline List 1" w:semiHidden="1" w:unhideWhenUsed="1"/>
@@ -20067,10 +15251,8 @@
     <w:lsdException w:name="Table Elegant" w:semiHidden="1" w:unhideWhenUsed="1"/>
     <w:lsdException w:name="Table Professional" w:semiHidden="1" w:unhideWhenUsed="1"/>
     <w:lsdException w:name="Table Subtle 1" w:semiHidden="1" w:unhideWhenUsed="1"/>
-    <w:lsdException w:name="Table Subtle 2" w:semiHidden="1" w:unhideWhenUsed="1"/>
     <w:lsdException w:name="Table Web 1" w:semiHidden="1" w:unhideWhenUsed="1"/>
     <w:lsdException w:name="Table Web 2" w:semiHidden="1" w:unhideWhenUsed="1"/>
-    <w:lsdException w:name="Table Web 3" w:semiHidden="1" w:unhideWhenUsed="1"/>
     <w:lsdException w:name="Balloon Text" w:semiHidden="1" w:unhideWhenUsed="1"/>
     <w:lsdException w:name="Table Grid" w:uiPriority="59"/>
     <w:lsdException w:name="Table Theme" w:semiHidden="1" w:unhideWhenUsed="1"/>
@@ -20289,6 +15471,10 @@
     <w:lsdException w:name="List Table 5 Dark Accent 6" w:uiPriority="50"/>
     <w:lsdException w:name="List Table 6 Colorful Accent 6" w:uiPriority="51"/>
     <w:lsdException w:name="List Table 7 Colorful Accent 6" w:uiPriority="52"/>
+    <w:lsdException w:name="Mention" w:semiHidden="1" w:unhideWhenUsed="1"/>
+    <w:lsdException w:name="Smart Hyperlink" w:semiHidden="1" w:unhideWhenUsed="1"/>
+    <w:lsdException w:name="Hashtag" w:semiHidden="1" w:unhideWhenUsed="1"/>
+    <w:lsdException w:name="Unresolved Mention" w:semiHidden="1" w:unhideWhenUsed="1"/>
   </w:latentStyles>
   <w:style w:type="paragraph" w:default="1" w:styleId="a">
     <w:name w:val="Normal"/>
@@ -20727,7 +15913,7 @@
 </file>
 
 <file path=customXml/itemProps1.xml><?xml version="1.0" encoding="utf-8"?>
-<ds:datastoreItem xmlns:ds="http://schemas.openxmlformats.org/officeDocument/2006/customXml" ds:itemID="{F79FD79E-98ED-4898-A8A0-0F9EDCDB3A8C}">
+<ds:datastoreItem xmlns:ds="http://schemas.openxmlformats.org/officeDocument/2006/customXml" ds:itemID="{3F8044C1-96E6-4869-A549-ACEAD72EB201}">
   <ds:schemaRefs>
     <ds:schemaRef ds:uri="http://schemas.openxmlformats.org/officeDocument/2006/bibliography"/>
   </ds:schemaRefs>
